--- a/exam/E1_REPORT.docx
+++ b/exam/E1_REPORT.docx
@@ -4,14 +4,13 @@
   <w:body>
     <w:p>
       <w:pPr>
-        <w:pStyle w:val="Heading1"/>
+        <w:pStyle w:val="Title"/>
       </w:pPr>
       <w:r>
         <w:t>E1 — Rilevamento in-distribution di embedding LSB su pesi reali di CNN</w:t>
       </w:r>
     </w:p>
     <w:p>
-      <w:r/>
       <w:r>
         <w:rPr>
           <w:b/>
@@ -25,10 +24,46 @@
         <w:rPr>
           <w:b/>
         </w:rPr>
-        <w:t>Data di chiusura sperimentale:</w:t>
+        <w:t>Chiarimento:</w:t>
+      </w:r>
+      <w:r>
+        <w:t xml:space="preserve"> «due architetture» qui indica le </w:t>
+      </w:r>
+      <w:r>
+        <w:rPr>
+          <w:b/>
+        </w:rPr>
+        <w:t>piattaforme di calcolo</w:t>
+      </w:r>
+      <w:r>
+        <w:t xml:space="preserve"> (Ubuntu/CPU x86_64 virtualizzata e macOS/ARM64 M4), </w:t>
+      </w:r>
+      <w:r>
+        <w:rPr>
+          <w:b/>
+        </w:rPr>
+        <w:t>non due architetture differenti di reti CNN</w:t>
+      </w:r>
+      <w:r>
+        <w:t xml:space="preserve">. Il dataset e il protocollo E1 rimangono gli stessi. </w:t>
+      </w:r>
+      <w:r>
+        <w:rPr>
+          <w:b/>
+        </w:rPr>
+        <w:t>Chiusura su Ubuntu:</w:t>
       </w:r>
       <w:r>
         <w:t xml:space="preserve"> 19 ottobre 2026. </w:t>
+      </w:r>
+      <w:r>
+        <w:rPr>
+          <w:b/>
+        </w:rPr>
+        <w:t>Replica cross-platform ricevuta:</w:t>
+      </w:r>
+      <w:r>
+        <w:t xml:space="preserve"> 20 ottobre 2026. </w:t>
       </w:r>
       <w:r>
         <w:rPr>
@@ -37,36 +72,64 @@
         <w:t>Stato:</w:t>
       </w:r>
       <w:r>
-        <w:t xml:space="preserve"> E1 concluso; E2 ed E3 ancora da completare. </w:t>
+        <w:t xml:space="preserve"> E1 completato e replicato su due piattaforme; E2 ed E3 ancora da eseguire. </w:t>
       </w:r>
       <w:r>
         <w:rPr>
           <w:b/>
         </w:rPr>
-        <w:t>Risultati finali versionati:</w:t>
+        <w:t>Risultati Ubuntu versionati:</w:t>
       </w:r>
       <w:r>
         <w:t xml:space="preserve"> commit </w:t>
       </w:r>
       <w:r>
         <w:rPr>
-          <w:rFonts w:ascii="Liberation Mono" w:hAnsi="Liberation Mono"/>
-          <w:sz w:val="16"/>
+          <w:color w:val="0E569B"/>
         </w:rPr>
-        <w:t>d35f8f2</w:t>
-      </w:r>
-      <w:r>
-        <w:t xml:space="preserve"> (https://github.com/riccardodannibale/PROGETTO-MACHINE-LEARNING-SECURITY/commit/d35f8f2), branch </w:t>
+        <w:t>`d35f8f2`</w:t>
+      </w:r>
+      <w:r>
+        <w:t xml:space="preserve">, branch </w:t>
       </w:r>
       <w:r>
         <w:rPr>
-          <w:rFonts w:ascii="Liberation Mono" w:hAnsi="Liberation Mono"/>
+          <w:rFonts w:ascii="Consolas" w:hAnsi="Consolas"/>
           <w:sz w:val="16"/>
         </w:rPr>
         <w:t>ricky</w:t>
       </w:r>
       <w:r>
         <w:t xml:space="preserve">. </w:t>
+      </w:r>
+      <w:r>
+        <w:rPr>
+          <w:b/>
+        </w:rPr>
+        <w:t>Replica Fabrizio:</w:t>
+      </w:r>
+      <w:r>
+        <w:t xml:space="preserve"> file </w:t>
+      </w:r>
+      <w:r>
+        <w:rPr>
+          <w:rFonts w:ascii="Consolas" w:hAnsi="Consolas"/>
+          <w:sz w:val="16"/>
+        </w:rPr>
+        <w:t>results/replicas/e1_mac_m4/</w:t>
+      </w:r>
+      <w:r>
+        <w:t xml:space="preserve">; HEAD Mac dichiarato </w:t>
+      </w:r>
+      <w:r>
+        <w:rPr>
+          <w:rFonts w:ascii="Consolas" w:hAnsi="Consolas"/>
+          <w:sz w:val="16"/>
+        </w:rPr>
+        <w:t>59f556c</w:t>
+      </w:r>
+      <w:r>
+        <w:t xml:space="preserve"> (diff del codice da verificare). </w:t>
       </w:r>
       <w:r>
         <w:rPr>
@@ -75,14 +138,22 @@
         <w:t>Metodologia:</w:t>
       </w:r>
       <w:r>
-        <w:t xml:space="preserve"> protocollo *few-shot* adattato da Model X-Ray; non replica numerica esatta delle tabelle pubblicate dagli autori.</w:t>
+        <w:t xml:space="preserve"> protocollo </w:t>
+      </w:r>
+      <w:r>
+        <w:rPr>
+          <w:i/>
+        </w:rPr>
+        <w:t>few-shot</w:t>
+      </w:r>
+      <w:r>
+        <w:t xml:space="preserve"> adattato da Model X-Ray; non replica numerica esatta delle tabelle pubblicate dagli autori.</w:t>
       </w:r>
     </w:p>
     <w:p>
       <w:pPr>
         <w:pStyle w:val="Quote"/>
       </w:pPr>
-      <w:r/>
       <w:r>
         <w:rPr>
           <w:b/>
@@ -90,7 +161,16 @@
         <w:t>Risultato sintetico.</w:t>
       </w:r>
       <w:r>
-        <w:t xml:space="preserve"> Sul test interno con checkpoint sorgente distinti, il detector *centroid* raggiunge, a </w:t>
+        <w:t xml:space="preserve"> Sul test interno con checkpoint sorgente distinti, il detector </w:t>
+      </w:r>
+      <w:r>
+        <w:rPr>
+          <w:i/>
+        </w:rPr>
+        <w:t>centroid</w:t>
+      </w:r>
+      <w:r>
+        <w:t xml:space="preserve"> raggiunge, a </w:t>
       </w:r>
       <w:r>
         <w:rPr>
@@ -105,19 +185,45 @@
         <w:rPr>
           <w:b/>
         </w:rPr>
-        <w:t>0,9019</w:t>
-      </w:r>
-      <w:r>
-        <w:t xml:space="preserve"> su 10 ripetizioni e accuracy </w:t>
+        <w:t>0,901863 su Ubuntu x86_64</w:t>
+      </w:r>
+      <w:r>
+        <w:t xml:space="preserve"> e </w:t>
       </w:r>
       <w:r>
         <w:rPr>
           <w:b/>
         </w:rPr>
-        <w:t>82,13%</w:t>
-      </w:r>
-      <w:r>
-        <w:t xml:space="preserve"> con soglia scelta esclusivamente sulla validation. Per X=1,8,16 l'AUROC è prossima a 0,5. Questo risultato non costituisce una dimostrazione di generalizzazione OOD né di attacco steganografico funzionalmente indisturbato.</w:t>
+        <w:t>0,904378 su Mac M4 ARM64</w:t>
+      </w:r>
+      <w:r>
+        <w:t xml:space="preserve">, entrambe su 10 ripetizioni. Accuracy con soglia scelta esclusivamente sulla validation: </w:t>
+      </w:r>
+      <w:r>
+        <w:rPr>
+          <w:b/>
+        </w:rPr>
+        <w:t>82,125% su Ubuntu</w:t>
+      </w:r>
+      <w:r>
+        <w:t xml:space="preserve"> e </w:t>
+      </w:r>
+      <w:r>
+        <w:rPr>
+          <w:b/>
+        </w:rPr>
+        <w:t>82,300% su Mac</w:t>
+      </w:r>
+      <w:r>
+        <w:t>. Per X=1,8,16 l'AUROC è prossima a 0,5. Questo risultato non costituisce una dimostrazione di generalizzazione OOD né di attacco steganografico funzionalmente indisturbato.</w:t>
+      </w:r>
+    </w:p>
+    <w:p>
+      <w:pPr>
+        <w:pStyle w:val="Heading1"/>
+      </w:pPr>
+      <w:r>
+        <w:t>1. Background, contesto e research question</w:t>
       </w:r>
     </w:p>
     <w:p>
@@ -125,14 +231,6 @@
         <w:pStyle w:val="Heading2"/>
       </w:pPr>
       <w:r>
-        <w:t>1. Background, contesto e research question</w:t>
-      </w:r>
-    </w:p>
-    <w:p>
-      <w:pPr>
-        <w:pStyle w:val="Heading3"/>
-      </w:pPr>
-      <w:r>
         <w:t>1.1 Problema di sicurezza</w:t>
       </w:r>
     </w:p>
@@ -147,7 +245,16 @@
         <w:t>integrità numerica dei parametri</w:t>
       </w:r>
       <w:r>
-        <w:t>: contenuto estraneo può essere incorporato nei bit di rappresentazione dei pesi. Gli embedding *X-LSB* sostituiscono X bit meno significativi della mantissa di valori float32. L'intensità controlla la quantità di informazione alterata, ma un embedding più intenso può aumentare anche la perturbazione dei parametri e rendere l'attacco più facilmente rilevabile.</w:t>
+        <w:t xml:space="preserve">: contenuto estraneo può essere incorporato nei bit di rappresentazione dei pesi. Gli embedding </w:t>
+      </w:r>
+      <w:r>
+        <w:rPr>
+          <w:i/>
+        </w:rPr>
+        <w:t>X-LSB</w:t>
+      </w:r>
+      <w:r>
+        <w:t xml:space="preserve"> sostituiscono X bit meno significativi della mantissa di valori float32. L'intensità controlla la quantità di informazione alterata, ma un embedding più intenso può aumentare anche la perturbazione dei parametri e rendere l'attacco più facilmente rilevabile.</w:t>
       </w:r>
     </w:p>
     <w:p>
@@ -166,7 +273,7 @@
     </w:p>
     <w:p>
       <w:pPr>
-        <w:pStyle w:val="Heading3"/>
+        <w:pStyle w:val="Heading2"/>
       </w:pPr>
       <w:r>
         <w:t>1.2 Obiettivo del progetto complessivo</w:t>
@@ -188,39 +295,32 @@
     </w:p>
     <w:tbl>
       <w:tblPr>
-        <w:tblStyle w:val="TableGrid"/>
+        <w:tblStyle w:val="LightShading-Accent1"/>
         <w:tblW w:type="auto" w:w="0"/>
         <w:jc w:val="center"/>
-        <w:tblLayout w:type="fixed"/>
+        <w:tblLayout w:type="autofit"/>
         <w:tblLook w:firstColumn="1" w:firstRow="1" w:lastColumn="0" w:lastRow="0" w:noHBand="0" w:noVBand="1" w:val="04A0"/>
       </w:tblPr>
       <w:tblGrid>
-        <w:gridCol w:w="883"/>
-        <w:gridCol w:w="2059"/>
-        <w:gridCol w:w="2255"/>
-        <w:gridCol w:w="2550"/>
-        <w:gridCol w:w="2059"/>
+        <w:gridCol w:w="1933"/>
+        <w:gridCol w:w="1933"/>
+        <w:gridCol w:w="1933"/>
+        <w:gridCol w:w="1933"/>
+        <w:gridCol w:w="1933"/>
       </w:tblGrid>
       <w:tr>
-        <w:trPr>
-          <w:tblHeader w:val="true"/>
-          <w:cantSplit/>
-        </w:trPr>
         <w:tc>
           <w:tcPr>
-            <w:tcW w:type="dxa" w:w="883"/>
+            <w:tcW w:type="dxa" w:w="1933"/>
             <w:vAlign w:val="center"/>
-            <w:shd w:fill="E6F0F4"/>
           </w:tcPr>
           <w:p>
             <w:pPr>
-              <w:spacing w:before="20" w:after="20" w:line="252" w:lineRule="auto"/>
+              <w:spacing w:after="40"/>
             </w:pPr>
             <w:r>
               <w:rPr>
-                <w:b/>
-                <w:color w:val="14364C"/>
-                <w:sz w:val="15"/>
+                <w:sz w:val="16"/>
               </w:rPr>
               <w:t>ID</w:t>
             </w:r>
@@ -228,19 +328,16 @@
         </w:tc>
         <w:tc>
           <w:tcPr>
-            <w:tcW w:type="dxa" w:w="2059"/>
+            <w:tcW w:type="dxa" w:w="1933"/>
             <w:vAlign w:val="center"/>
-            <w:shd w:fill="E6F0F4"/>
           </w:tcPr>
           <w:p>
             <w:pPr>
-              <w:spacing w:before="20" w:after="20" w:line="252" w:lineRule="auto"/>
+              <w:spacing w:after="40"/>
             </w:pPr>
             <w:r>
               <w:rPr>
-                <w:b/>
-                <w:color w:val="14364C"/>
-                <w:sz w:val="15"/>
+                <w:sz w:val="16"/>
               </w:rPr>
               <w:t>Scopo</w:t>
             </w:r>
@@ -248,19 +345,16 @@
         </w:tc>
         <w:tc>
           <w:tcPr>
-            <w:tcW w:type="dxa" w:w="2255"/>
+            <w:tcW w:type="dxa" w:w="1933"/>
             <w:vAlign w:val="center"/>
-            <w:shd w:fill="E6F0F4"/>
           </w:tcPr>
           <w:p>
             <w:pPr>
-              <w:spacing w:before="20" w:after="20" w:line="252" w:lineRule="auto"/>
+              <w:spacing w:after="40"/>
             </w:pPr>
             <w:r>
               <w:rPr>
-                <w:b/>
-                <w:color w:val="14364C"/>
-                <w:sz w:val="15"/>
+                <w:sz w:val="16"/>
               </w:rPr>
               <w:t>Train</w:t>
             </w:r>
@@ -268,19 +362,16 @@
         </w:tc>
         <w:tc>
           <w:tcPr>
-            <w:tcW w:type="dxa" w:w="2550"/>
+            <w:tcW w:type="dxa" w:w="1933"/>
             <w:vAlign w:val="center"/>
-            <w:shd w:fill="E6F0F4"/>
           </w:tcPr>
           <w:p>
             <w:pPr>
-              <w:spacing w:before="20" w:after="20" w:line="252" w:lineRule="auto"/>
+              <w:spacing w:after="40"/>
             </w:pPr>
             <w:r>
               <w:rPr>
-                <w:b/>
-                <w:color w:val="14364C"/>
-                <w:sz w:val="15"/>
+                <w:sz w:val="16"/>
               </w:rPr>
               <w:t>Valutazione</w:t>
             </w:r>
@@ -288,19 +379,16 @@
         </w:tc>
         <w:tc>
           <w:tcPr>
-            <w:tcW w:type="dxa" w:w="2059"/>
+            <w:tcW w:type="dxa" w:w="1933"/>
             <w:vAlign w:val="center"/>
-            <w:shd w:fill="E6F0F4"/>
           </w:tcPr>
           <w:p>
             <w:pPr>
-              <w:spacing w:before="20" w:after="20" w:line="252" w:lineRule="auto"/>
+              <w:spacing w:after="40"/>
             </w:pPr>
             <w:r>
               <w:rPr>
-                <w:b/>
-                <w:color w:val="14364C"/>
-                <w:sz w:val="15"/>
+                <w:sz w:val="16"/>
               </w:rPr>
               <w:t>Stato</w:t>
             </w:r>
@@ -308,49 +396,36 @@
         </w:tc>
       </w:tr>
       <w:tr>
-        <w:trPr>
-          <w:cantSplit/>
-        </w:trPr>
         <w:tc>
           <w:tcPr>
-            <w:tcW w:type="dxa" w:w="883"/>
+            <w:tcW w:type="dxa" w:w="1933"/>
             <w:vAlign w:val="center"/>
           </w:tcPr>
           <w:p>
             <w:pPr>
-              <w:spacing w:before="20" w:after="20" w:line="252" w:lineRule="auto"/>
+              <w:spacing w:after="40"/>
             </w:pPr>
             <w:r>
               <w:rPr>
-                <w:sz w:val="15"/>
-              </w:rPr>
-            </w:r>
-            <w:r>
-              <w:rPr>
                 <w:b/>
-                <w:sz w:val="15"/>
+                <w:sz w:val="16"/>
               </w:rPr>
               <w:t>E1 — ID</w:t>
-            </w:r>
-            <w:r>
-              <w:rPr>
-                <w:sz w:val="15"/>
-              </w:rPr>
             </w:r>
           </w:p>
         </w:tc>
         <w:tc>
           <w:tcPr>
-            <w:tcW w:type="dxa" w:w="2059"/>
+            <w:tcW w:type="dxa" w:w="1933"/>
             <w:vAlign w:val="center"/>
           </w:tcPr>
           <w:p>
             <w:pPr>
-              <w:spacing w:before="20" w:after="20" w:line="252" w:lineRule="auto"/>
+              <w:spacing w:after="40"/>
             </w:pPr>
             <w:r>
               <w:rPr>
-                <w:sz w:val="15"/>
+                <w:sz w:val="16"/>
               </w:rPr>
               <w:t>Stabilire baseline robusta su attacco noto.</w:t>
             </w:r>
@@ -358,16 +433,16 @@
         </w:tc>
         <w:tc>
           <w:tcPr>
-            <w:tcW w:type="dxa" w:w="2255"/>
+            <w:tcW w:type="dxa" w:w="1933"/>
             <w:vAlign w:val="center"/>
           </w:tcPr>
           <w:p>
             <w:pPr>
-              <w:spacing w:before="20" w:after="20" w:line="252" w:lineRule="auto"/>
+              <w:spacing w:after="40"/>
             </w:pPr>
             <w:r>
               <w:rPr>
-                <w:sz w:val="15"/>
+                <w:sz w:val="16"/>
               </w:rPr>
               <w:t>LSB su CNN del dataset selezionato.</w:t>
             </w:r>
@@ -375,16 +450,16 @@
         </w:tc>
         <w:tc>
           <w:tcPr>
-            <w:tcW w:type="dxa" w:w="2550"/>
+            <w:tcW w:type="dxa" w:w="1933"/>
             <w:vAlign w:val="center"/>
           </w:tcPr>
           <w:p>
             <w:pPr>
-              <w:spacing w:before="20" w:after="20" w:line="252" w:lineRule="auto"/>
+              <w:spacing w:after="40"/>
             </w:pPr>
             <w:r>
               <w:rPr>
-                <w:sz w:val="15"/>
+                <w:sz w:val="16"/>
               </w:rPr>
               <w:t>LSB su checkpoint mai usati nell'addestramento, stesso zoo.</w:t>
             </w:r>
@@ -392,28 +467,23 @@
         </w:tc>
         <w:tc>
           <w:tcPr>
-            <w:tcW w:type="dxa" w:w="2059"/>
+            <w:tcW w:type="dxa" w:w="1933"/>
             <w:vAlign w:val="center"/>
           </w:tcPr>
           <w:p>
             <w:pPr>
-              <w:spacing w:before="20" w:after="20" w:line="252" w:lineRule="auto"/>
+              <w:spacing w:after="40"/>
             </w:pPr>
             <w:r>
               <w:rPr>
-                <w:sz w:val="15"/>
-              </w:rPr>
-            </w:r>
-            <w:r>
-              <w:rPr>
                 <w:b/>
-                <w:sz w:val="15"/>
+                <w:sz w:val="16"/>
               </w:rPr>
               <w:t>Concluso</w:t>
             </w:r>
             <w:r>
               <w:rPr>
-                <w:sz w:val="15"/>
+                <w:sz w:val="16"/>
               </w:rPr>
               <w:t>, 40 validation + 40 test, v2.</w:t>
             </w:r>
@@ -421,49 +491,36 @@
         </w:tc>
       </w:tr>
       <w:tr>
-        <w:trPr>
-          <w:cantSplit/>
-        </w:trPr>
         <w:tc>
           <w:tcPr>
-            <w:tcW w:type="dxa" w:w="883"/>
+            <w:tcW w:type="dxa" w:w="1933"/>
             <w:vAlign w:val="center"/>
           </w:tcPr>
           <w:p>
             <w:pPr>
-              <w:spacing w:before="20" w:after="20" w:line="252" w:lineRule="auto"/>
+              <w:spacing w:after="40"/>
             </w:pPr>
             <w:r>
               <w:rPr>
-                <w:sz w:val="15"/>
-              </w:rPr>
-            </w:r>
-            <w:r>
-              <w:rPr>
                 <w:b/>
-                <w:sz w:val="15"/>
+                <w:sz w:val="16"/>
               </w:rPr>
               <w:t>E2 — OOD attack shift</w:t>
-            </w:r>
-            <w:r>
-              <w:rPr>
-                <w:sz w:val="15"/>
-              </w:rPr>
             </w:r>
           </w:p>
         </w:tc>
         <w:tc>
           <w:tcPr>
-            <w:tcW w:type="dxa" w:w="2059"/>
+            <w:tcW w:type="dxa" w:w="1933"/>
             <w:vAlign w:val="center"/>
           </w:tcPr>
           <w:p>
             <w:pPr>
-              <w:spacing w:before="20" w:after="20" w:line="252" w:lineRule="auto"/>
+              <w:spacing w:after="40"/>
             </w:pPr>
             <w:r>
               <w:rPr>
-                <w:sz w:val="15"/>
+                <w:sz w:val="16"/>
               </w:rPr>
               <w:t>Misurare generalizzazione a una famiglia di embedding non vista.</w:t>
             </w:r>
@@ -471,16 +528,16 @@
         </w:tc>
         <w:tc>
           <w:tcPr>
-            <w:tcW w:type="dxa" w:w="2255"/>
+            <w:tcW w:type="dxa" w:w="1933"/>
             <w:vAlign w:val="center"/>
           </w:tcPr>
           <w:p>
             <w:pPr>
-              <w:spacing w:before="20" w:after="20" w:line="252" w:lineRule="auto"/>
+              <w:spacing w:after="40"/>
             </w:pPr>
             <w:r>
               <w:rPr>
-                <w:sz w:val="15"/>
+                <w:sz w:val="16"/>
               </w:rPr>
               <w:t>LSB, come E1.</w:t>
             </w:r>
@@ -488,16 +545,16 @@
         </w:tc>
         <w:tc>
           <w:tcPr>
-            <w:tcW w:type="dxa" w:w="2550"/>
+            <w:tcW w:type="dxa" w:w="1933"/>
             <w:vAlign w:val="center"/>
           </w:tcPr>
           <w:p>
             <w:pPr>
-              <w:spacing w:before="20" w:after="20" w:line="252" w:lineRule="auto"/>
+              <w:spacing w:after="40"/>
             </w:pPr>
             <w:r>
               <w:rPr>
-                <w:sz w:val="15"/>
+                <w:sz w:val="16"/>
               </w:rPr>
               <w:t>Nuova famiglia di embedding; evitare cambi di architettura e attack family simultanei.</w:t>
             </w:r>
@@ -505,28 +562,23 @@
         </w:tc>
         <w:tc>
           <w:tcPr>
-            <w:tcW w:type="dxa" w:w="2059"/>
+            <w:tcW w:type="dxa" w:w="1933"/>
             <w:vAlign w:val="center"/>
           </w:tcPr>
           <w:p>
             <w:pPr>
-              <w:spacing w:before="20" w:after="20" w:line="252" w:lineRule="auto"/>
+              <w:spacing w:after="40"/>
             </w:pPr>
             <w:r>
               <w:rPr>
-                <w:sz w:val="15"/>
-              </w:rPr>
-            </w:r>
-            <w:r>
-              <w:rPr>
                 <w:b/>
-                <w:sz w:val="15"/>
+                <w:sz w:val="16"/>
               </w:rPr>
               <w:t>Pianificato</w:t>
             </w:r>
             <w:r>
               <w:rPr>
-                <w:sz w:val="15"/>
+                <w:sz w:val="16"/>
               </w:rPr>
               <w:t>, dati non ancora disponibili.</w:t>
             </w:r>
@@ -534,49 +586,36 @@
         </w:tc>
       </w:tr>
       <w:tr>
-        <w:trPr>
-          <w:cantSplit/>
-        </w:trPr>
         <w:tc>
           <w:tcPr>
-            <w:tcW w:type="dxa" w:w="883"/>
+            <w:tcW w:type="dxa" w:w="1933"/>
             <w:vAlign w:val="center"/>
           </w:tcPr>
           <w:p>
             <w:pPr>
-              <w:spacing w:before="20" w:after="20" w:line="252" w:lineRule="auto"/>
+              <w:spacing w:after="40"/>
             </w:pPr>
             <w:r>
               <w:rPr>
-                <w:sz w:val="15"/>
-              </w:rPr>
-            </w:r>
-            <w:r>
-              <w:rPr>
                 <w:b/>
-                <w:sz w:val="15"/>
+                <w:sz w:val="16"/>
               </w:rPr>
               <w:t>E3 — controlli</w:t>
-            </w:r>
-            <w:r>
-              <w:rPr>
-                <w:sz w:val="15"/>
-              </w:rPr>
             </w:r>
           </w:p>
         </w:tc>
         <w:tc>
           <w:tcPr>
-            <w:tcW w:type="dxa" w:w="2059"/>
+            <w:tcW w:type="dxa" w:w="1933"/>
             <w:vAlign w:val="center"/>
           </w:tcPr>
           <w:p>
             <w:pPr>
-              <w:spacing w:before="20" w:after="20" w:line="252" w:lineRule="auto"/>
+              <w:spacing w:after="40"/>
             </w:pPr>
             <w:r>
               <w:rPr>
-                <w:sz w:val="15"/>
+                <w:sz w:val="16"/>
               </w:rPr>
               <w:t>Cercare scorciatoie e leakage.</w:t>
             </w:r>
@@ -584,16 +623,16 @@
         </w:tc>
         <w:tc>
           <w:tcPr>
-            <w:tcW w:type="dxa" w:w="2255"/>
+            <w:tcW w:type="dxa" w:w="1933"/>
             <w:vAlign w:val="center"/>
           </w:tcPr>
           <w:p>
             <w:pPr>
-              <w:spacing w:before="20" w:after="20" w:line="252" w:lineRule="auto"/>
+              <w:spacing w:after="40"/>
             </w:pPr>
             <w:r>
               <w:rPr>
-                <w:sz w:val="15"/>
+                <w:sz w:val="16"/>
               </w:rPr>
               <w:t>Protocollo matched.</w:t>
             </w:r>
@@ -601,16 +640,16 @@
         </w:tc>
         <w:tc>
           <w:tcPr>
-            <w:tcW w:type="dxa" w:w="2550"/>
+            <w:tcW w:type="dxa" w:w="1933"/>
             <w:vAlign w:val="center"/>
           </w:tcPr>
           <w:p>
             <w:pPr>
-              <w:spacing w:before="20" w:after="20" w:line="252" w:lineRule="auto"/>
+              <w:spacing w:after="40"/>
             </w:pPr>
             <w:r>
               <w:rPr>
-                <w:sz w:val="15"/>
+                <w:sz w:val="16"/>
               </w:rPr>
               <w:t>Bilanciamento, provenance, serializzazione/metadati, altri fattori confondenti.</w:t>
             </w:r>
@@ -618,28 +657,23 @@
         </w:tc>
         <w:tc>
           <w:tcPr>
-            <w:tcW w:type="dxa" w:w="2059"/>
+            <w:tcW w:type="dxa" w:w="1933"/>
             <w:vAlign w:val="center"/>
           </w:tcPr>
           <w:p>
             <w:pPr>
-              <w:spacing w:before="20" w:after="20" w:line="252" w:lineRule="auto"/>
+              <w:spacing w:after="40"/>
             </w:pPr>
             <w:r>
               <w:rPr>
-                <w:sz w:val="15"/>
-              </w:rPr>
-            </w:r>
-            <w:r>
-              <w:rPr>
                 <w:b/>
-                <w:sz w:val="15"/>
+                <w:sz w:val="16"/>
               </w:rPr>
               <w:t>Pianificato</w:t>
             </w:r>
             <w:r>
               <w:rPr>
-                <w:sz w:val="15"/>
+                <w:sz w:val="16"/>
               </w:rPr>
               <w:t>, con alcune garanzie di base già in E1.</w:t>
             </w:r>
@@ -659,7 +693,7 @@
     </w:p>
     <w:p>
       <w:pPr>
-        <w:pStyle w:val="Heading3"/>
+        <w:pStyle w:val="Heading2"/>
       </w:pPr>
       <w:r>
         <w:t>1.3 Obiettivo specifico E1 e ipotesi</w:t>
@@ -704,6 +738,14 @@
       </w:r>
       <w:r>
         <w:t>, con 1-NN e metriche a soglia come secondarie.</w:t>
+      </w:r>
+    </w:p>
+    <w:p>
+      <w:pPr>
+        <w:pStyle w:val="Heading1"/>
+      </w:pPr>
+      <w:r>
+        <w:t>2. Dataset, provenienza e preparazione</w:t>
       </w:r>
     </w:p>
     <w:p>
@@ -711,14 +753,6 @@
         <w:pStyle w:val="Heading2"/>
       </w:pPr>
       <w:r>
-        <w:t>2. Dataset, provenienza e preparazione</w:t>
-      </w:r>
-    </w:p>
-    <w:p>
-      <w:pPr>
-        <w:pStyle w:val="Heading3"/>
-      </w:pPr>
-      <w:r>
         <w:t>2.1 Origine delle CNN</w:t>
       </w:r>
     </w:p>
@@ -733,11 +767,20 @@
         <w:t>1.000 checkpoint autentici di CNN</w:t>
       </w:r>
       <w:r>
-        <w:t xml:space="preserve"> provenienti dallo zoo GHRP/STL10, scaricato dalla raccolta Zenodo 6631784 (https://zenodo.org/records/6631784). Una prima verifica ha evidenziato che </w:t>
+        <w:t xml:space="preserve"> provenienti dallo zoo GHRP/STL10, scaricato dalla raccolta </w:t>
       </w:r>
       <w:r>
         <w:rPr>
-          <w:rFonts w:ascii="Liberation Mono" w:hAnsi="Liberation Mono"/>
+          <w:color w:val="0E569B"/>
+        </w:rPr>
+        <w:t>Zenodo 6631784</w:t>
+      </w:r>
+      <w:r>
+        <w:t xml:space="preserve">. Una prima verifica ha evidenziato che </w:t>
+      </w:r>
+      <w:r>
+        <w:rPr>
+          <w:rFonts w:ascii="Consolas" w:hAnsi="Consolas"/>
           <w:sz w:val="16"/>
         </w:rPr>
         <w:t>dataset.pt</w:t>
@@ -747,7 +790,7 @@
       </w:r>
       <w:r>
         <w:rPr>
-          <w:rFonts w:ascii="Liberation Mono" w:hAnsi="Liberation Mono"/>
+          <w:rFonts w:ascii="Consolas" w:hAnsi="Consolas"/>
           <w:sz w:val="16"/>
         </w:rPr>
         <w:t>scripts/extract_d1_real_weights.py</w:t>
@@ -757,7 +800,7 @@
       </w:r>
       <w:r>
         <w:rPr>
-          <w:rFonts w:ascii="Liberation Mono" w:hAnsi="Liberation Mono"/>
+          <w:rFonts w:ascii="Consolas" w:hAnsi="Consolas"/>
           <w:sz w:val="16"/>
         </w:rPr>
         <w:t>weights.npy</w:t>
@@ -785,7 +828,7 @@
       </w:r>
       <w:r>
         <w:rPr>
-          <w:rFonts w:ascii="Liberation Mono" w:hAnsi="Liberation Mono"/>
+          <w:rFonts w:ascii="Consolas" w:hAnsi="Consolas"/>
           <w:sz w:val="16"/>
         </w:rPr>
         <w:t>checkpoint_manifest.csv</w:t>
@@ -795,7 +838,7 @@
       </w:r>
       <w:r>
         <w:rPr>
-          <w:rFonts w:ascii="Liberation Mono" w:hAnsi="Liberation Mono"/>
+          <w:rFonts w:ascii="Consolas" w:hAnsi="Consolas"/>
           <w:sz w:val="16"/>
         </w:rPr>
         <w:t>extraction_summary.json</w:t>
@@ -820,7 +863,7 @@
     </w:p>
     <w:p>
       <w:pPr>
-        <w:pStyle w:val="Heading3"/>
+        <w:pStyle w:val="Heading2"/>
       </w:pPr>
       <w:r>
         <w:t>2.2 Split e unità statistica</w:t>
@@ -832,7 +875,7 @@
       </w:r>
       <w:r>
         <w:rPr>
-          <w:rFonts w:ascii="Liberation Mono" w:hAnsi="Liberation Mono"/>
+          <w:rFonts w:ascii="Consolas" w:hAnsi="Consolas"/>
           <w:sz w:val="16"/>
         </w:rPr>
         <w:t>manifests/e1_uniform_v1/{splits.csv,protocol.json}</w:t>
@@ -852,35 +895,28 @@
     </w:p>
     <w:tbl>
       <w:tblPr>
-        <w:tblStyle w:val="TableGrid"/>
+        <w:tblStyle w:val="LightShading-Accent1"/>
         <w:tblW w:type="auto" w:w="0"/>
         <w:jc w:val="center"/>
-        <w:tblLayout w:type="fixed"/>
+        <w:tblLayout w:type="autofit"/>
         <w:tblLook w:firstColumn="1" w:firstRow="1" w:lastColumn="0" w:lastRow="0" w:noHBand="0" w:noVBand="1" w:val="04A0"/>
       </w:tblPr>
       <w:tblGrid>
-        <w:gridCol w:w="4805"/>
-        <w:gridCol w:w="5001"/>
+        <w:gridCol w:w="4831"/>
+        <w:gridCol w:w="4831"/>
       </w:tblGrid>
       <w:tr>
-        <w:trPr>
-          <w:tblHeader w:val="true"/>
-          <w:cantSplit/>
-        </w:trPr>
         <w:tc>
           <w:tcPr>
-            <w:tcW w:type="dxa" w:w="4805"/>
+            <w:tcW w:type="dxa" w:w="4831"/>
             <w:vAlign w:val="center"/>
-            <w:shd w:fill="E6F0F4"/>
           </w:tcPr>
           <w:p>
             <w:pPr>
-              <w:spacing w:before="20" w:after="20" w:line="252" w:lineRule="auto"/>
+              <w:spacing w:after="40"/>
             </w:pPr>
             <w:r>
               <w:rPr>
-                <w:b/>
-                <w:color w:val="14364C"/>
                 <w:sz w:val="16"/>
               </w:rPr>
               <w:t>Elemento</w:t>
@@ -889,18 +925,15 @@
         </w:tc>
         <w:tc>
           <w:tcPr>
-            <w:tcW w:type="dxa" w:w="5001"/>
+            <w:tcW w:type="dxa" w:w="4831"/>
             <w:vAlign w:val="center"/>
-            <w:shd w:fill="E6F0F4"/>
           </w:tcPr>
           <w:p>
             <w:pPr>
-              <w:spacing w:before="20" w:after="20" w:line="252" w:lineRule="auto"/>
+              <w:spacing w:after="40"/>
             </w:pPr>
             <w:r>
               <w:rPr>
-                <w:b/>
-                <w:color w:val="14364C"/>
                 <w:sz w:val="16"/>
               </w:rPr>
               <w:t>Quantità</w:t>
@@ -909,17 +942,14 @@
         </w:tc>
       </w:tr>
       <w:tr>
-        <w:trPr>
-          <w:cantSplit/>
-        </w:trPr>
         <w:tc>
           <w:tcPr>
-            <w:tcW w:type="dxa" w:w="4805"/>
+            <w:tcW w:type="dxa" w:w="4831"/>
             <w:vAlign w:val="center"/>
           </w:tcPr>
           <w:p>
             <w:pPr>
-              <w:spacing w:before="20" w:after="20" w:line="252" w:lineRule="auto"/>
+              <w:spacing w:after="40"/>
             </w:pPr>
             <w:r>
               <w:rPr>
@@ -931,12 +961,12 @@
         </w:tc>
         <w:tc>
           <w:tcPr>
-            <w:tcW w:type="dxa" w:w="5001"/>
+            <w:tcW w:type="dxa" w:w="4831"/>
             <w:vAlign w:val="center"/>
           </w:tcPr>
           <w:p>
             <w:pPr>
-              <w:spacing w:before="20" w:after="20" w:line="252" w:lineRule="auto"/>
+              <w:spacing w:after="40"/>
             </w:pPr>
             <w:r>
               <w:rPr>
@@ -948,17 +978,14 @@
         </w:tc>
       </w:tr>
       <w:tr>
-        <w:trPr>
-          <w:cantSplit/>
-        </w:trPr>
         <w:tc>
           <w:tcPr>
-            <w:tcW w:type="dxa" w:w="4805"/>
+            <w:tcW w:type="dxa" w:w="4831"/>
             <w:vAlign w:val="center"/>
           </w:tcPr>
           <w:p>
             <w:pPr>
-              <w:spacing w:before="20" w:after="20" w:line="252" w:lineRule="auto"/>
+              <w:spacing w:after="40"/>
             </w:pPr>
             <w:r>
               <w:rPr>
@@ -970,12 +997,12 @@
         </w:tc>
         <w:tc>
           <w:tcPr>
-            <w:tcW w:type="dxa" w:w="5001"/>
+            <w:tcW w:type="dxa" w:w="4831"/>
             <w:vAlign w:val="center"/>
           </w:tcPr>
           <w:p>
             <w:pPr>
-              <w:spacing w:before="20" w:after="20" w:line="252" w:lineRule="auto"/>
+              <w:spacing w:after="40"/>
             </w:pPr>
             <w:r>
               <w:rPr>
@@ -987,17 +1014,14 @@
         </w:tc>
       </w:tr>
       <w:tr>
-        <w:trPr>
-          <w:cantSplit/>
-        </w:trPr>
         <w:tc>
           <w:tcPr>
-            <w:tcW w:type="dxa" w:w="4805"/>
+            <w:tcW w:type="dxa" w:w="4831"/>
             <w:vAlign w:val="center"/>
           </w:tcPr>
           <w:p>
             <w:pPr>
-              <w:spacing w:before="20" w:after="20" w:line="252" w:lineRule="auto"/>
+              <w:spacing w:after="40"/>
             </w:pPr>
             <w:r>
               <w:rPr>
@@ -1009,18 +1033,13 @@
         </w:tc>
         <w:tc>
           <w:tcPr>
-            <w:tcW w:type="dxa" w:w="5001"/>
+            <w:tcW w:type="dxa" w:w="4831"/>
             <w:vAlign w:val="center"/>
           </w:tcPr>
           <w:p>
             <w:pPr>
-              <w:spacing w:before="20" w:after="20" w:line="252" w:lineRule="auto"/>
+              <w:spacing w:after="40"/>
             </w:pPr>
-            <w:r>
-              <w:rPr>
-                <w:sz w:val="16"/>
-              </w:rPr>
-            </w:r>
             <w:r>
               <w:rPr>
                 <w:b/>
@@ -1028,26 +1047,18 @@
               </w:rPr>
               <w:t>3</w:t>
             </w:r>
-            <w:r>
-              <w:rPr>
-                <w:sz w:val="16"/>
-              </w:rPr>
-            </w:r>
           </w:p>
         </w:tc>
       </w:tr>
       <w:tr>
-        <w:trPr>
-          <w:cantSplit/>
-        </w:trPr>
         <w:tc>
           <w:tcPr>
-            <w:tcW w:type="dxa" w:w="4805"/>
+            <w:tcW w:type="dxa" w:w="4831"/>
             <w:vAlign w:val="center"/>
           </w:tcPr>
           <w:p>
             <w:pPr>
-              <w:spacing w:before="20" w:after="20" w:line="252" w:lineRule="auto"/>
+              <w:spacing w:after="40"/>
             </w:pPr>
             <w:r>
               <w:rPr>
@@ -1059,18 +1070,13 @@
         </w:tc>
         <w:tc>
           <w:tcPr>
-            <w:tcW w:type="dxa" w:w="5001"/>
+            <w:tcW w:type="dxa" w:w="4831"/>
             <w:vAlign w:val="center"/>
           </w:tcPr>
           <w:p>
             <w:pPr>
-              <w:spacing w:before="20" w:after="20" w:line="252" w:lineRule="auto"/>
+              <w:spacing w:after="40"/>
             </w:pPr>
-            <w:r>
-              <w:rPr>
-                <w:sz w:val="16"/>
-              </w:rPr>
-            </w:r>
             <w:r>
               <w:rPr>
                 <w:b/>
@@ -1088,17 +1094,14 @@
         </w:tc>
       </w:tr>
       <w:tr>
-        <w:trPr>
-          <w:cantSplit/>
-        </w:trPr>
         <w:tc>
           <w:tcPr>
-            <w:tcW w:type="dxa" w:w="4805"/>
+            <w:tcW w:type="dxa" w:w="4831"/>
             <w:vAlign w:val="center"/>
           </w:tcPr>
           <w:p>
             <w:pPr>
-              <w:spacing w:before="20" w:after="20" w:line="252" w:lineRule="auto"/>
+              <w:spacing w:after="40"/>
             </w:pPr>
             <w:r>
               <w:rPr>
@@ -1110,12 +1113,12 @@
         </w:tc>
         <w:tc>
           <w:tcPr>
-            <w:tcW w:type="dxa" w:w="5001"/>
+            <w:tcW w:type="dxa" w:w="4831"/>
             <w:vAlign w:val="center"/>
           </w:tcPr>
           <w:p>
             <w:pPr>
-              <w:spacing w:before="20" w:after="20" w:line="252" w:lineRule="auto"/>
+              <w:spacing w:after="40"/>
             </w:pPr>
             <w:r>
               <w:rPr>
@@ -1127,17 +1130,14 @@
         </w:tc>
       </w:tr>
       <w:tr>
-        <w:trPr>
-          <w:cantSplit/>
-        </w:trPr>
         <w:tc>
           <w:tcPr>
-            <w:tcW w:type="dxa" w:w="4805"/>
+            <w:tcW w:type="dxa" w:w="4831"/>
             <w:vAlign w:val="center"/>
           </w:tcPr>
           <w:p>
             <w:pPr>
-              <w:spacing w:before="20" w:after="20" w:line="252" w:lineRule="auto"/>
+              <w:spacing w:after="40"/>
             </w:pPr>
             <w:r>
               <w:rPr>
@@ -1149,18 +1149,13 @@
         </w:tc>
         <w:tc>
           <w:tcPr>
-            <w:tcW w:type="dxa" w:w="5001"/>
+            <w:tcW w:type="dxa" w:w="4831"/>
             <w:vAlign w:val="center"/>
           </w:tcPr>
           <w:p>
             <w:pPr>
-              <w:spacing w:before="20" w:after="20" w:line="252" w:lineRule="auto"/>
+              <w:spacing w:after="40"/>
             </w:pPr>
-            <w:r>
-              <w:rPr>
-                <w:sz w:val="16"/>
-              </w:rPr>
-            </w:r>
             <w:r>
               <w:rPr>
                 <w:b/>
@@ -1178,17 +1173,14 @@
         </w:tc>
       </w:tr>
       <w:tr>
-        <w:trPr>
-          <w:cantSplit/>
-        </w:trPr>
         <w:tc>
           <w:tcPr>
-            <w:tcW w:type="dxa" w:w="4805"/>
+            <w:tcW w:type="dxa" w:w="4831"/>
             <w:vAlign w:val="center"/>
           </w:tcPr>
           <w:p>
             <w:pPr>
-              <w:spacing w:before="20" w:after="20" w:line="252" w:lineRule="auto"/>
+              <w:spacing w:after="40"/>
             </w:pPr>
             <w:r>
               <w:rPr>
@@ -1200,12 +1192,12 @@
         </w:tc>
         <w:tc>
           <w:tcPr>
-            <w:tcW w:type="dxa" w:w="5001"/>
+            <w:tcW w:type="dxa" w:w="4831"/>
             <w:vAlign w:val="center"/>
           </w:tcPr>
           <w:p>
             <w:pPr>
-              <w:spacing w:before="20" w:after="20" w:line="252" w:lineRule="auto"/>
+              <w:spacing w:after="40"/>
             </w:pPr>
             <w:r>
               <w:rPr>
@@ -1217,17 +1209,14 @@
         </w:tc>
       </w:tr>
       <w:tr>
-        <w:trPr>
-          <w:cantSplit/>
-        </w:trPr>
         <w:tc>
           <w:tcPr>
-            <w:tcW w:type="dxa" w:w="4805"/>
+            <w:tcW w:type="dxa" w:w="4831"/>
             <w:vAlign w:val="center"/>
           </w:tcPr>
           <w:p>
             <w:pPr>
-              <w:spacing w:before="20" w:after="20" w:line="252" w:lineRule="auto"/>
+              <w:spacing w:after="40"/>
             </w:pPr>
             <w:r>
               <w:rPr>
@@ -1239,18 +1228,13 @@
         </w:tc>
         <w:tc>
           <w:tcPr>
-            <w:tcW w:type="dxa" w:w="5001"/>
+            <w:tcW w:type="dxa" w:w="4831"/>
             <w:vAlign w:val="center"/>
           </w:tcPr>
           <w:p>
             <w:pPr>
-              <w:spacing w:before="20" w:after="20" w:line="252" w:lineRule="auto"/>
+              <w:spacing w:after="40"/>
             </w:pPr>
-            <w:r>
-              <w:rPr>
-                <w:sz w:val="16"/>
-              </w:rPr>
-            </w:r>
             <w:r>
               <w:rPr>
                 <w:b/>
@@ -1268,17 +1252,14 @@
         </w:tc>
       </w:tr>
       <w:tr>
-        <w:trPr>
-          <w:cantSplit/>
-        </w:trPr>
         <w:tc>
           <w:tcPr>
-            <w:tcW w:type="dxa" w:w="4805"/>
+            <w:tcW w:type="dxa" w:w="4831"/>
             <w:vAlign w:val="center"/>
           </w:tcPr>
           <w:p>
             <w:pPr>
-              <w:spacing w:before="20" w:after="20" w:line="252" w:lineRule="auto"/>
+              <w:spacing w:after="40"/>
             </w:pPr>
             <w:r>
               <w:rPr>
@@ -1290,12 +1271,12 @@
         </w:tc>
         <w:tc>
           <w:tcPr>
-            <w:tcW w:type="dxa" w:w="5001"/>
+            <w:tcW w:type="dxa" w:w="4831"/>
             <w:vAlign w:val="center"/>
           </w:tcPr>
           <w:p>
             <w:pPr>
-              <w:spacing w:before="20" w:after="20" w:line="252" w:lineRule="auto"/>
+              <w:spacing w:after="40"/>
             </w:pPr>
             <w:r>
               <w:rPr>
@@ -1307,17 +1288,14 @@
         </w:tc>
       </w:tr>
       <w:tr>
-        <w:trPr>
-          <w:cantSplit/>
-        </w:trPr>
         <w:tc>
           <w:tcPr>
-            <w:tcW w:type="dxa" w:w="4805"/>
+            <w:tcW w:type="dxa" w:w="4831"/>
             <w:vAlign w:val="center"/>
           </w:tcPr>
           <w:p>
             <w:pPr>
-              <w:spacing w:before="20" w:after="20" w:line="252" w:lineRule="auto"/>
+              <w:spacing w:after="40"/>
             </w:pPr>
             <w:r>
               <w:rPr>
@@ -1329,12 +1307,12 @@
         </w:tc>
         <w:tc>
           <w:tcPr>
-            <w:tcW w:type="dxa" w:w="5001"/>
+            <w:tcW w:type="dxa" w:w="4831"/>
             <w:vAlign w:val="center"/>
           </w:tcPr>
           <w:p>
             <w:pPr>
-              <w:spacing w:before="20" w:after="20" w:line="252" w:lineRule="auto"/>
+              <w:spacing w:after="40"/>
             </w:pPr>
             <w:r>
               <w:rPr>
@@ -1346,17 +1324,14 @@
         </w:tc>
       </w:tr>
       <w:tr>
-        <w:trPr>
-          <w:cantSplit/>
-        </w:trPr>
         <w:tc>
           <w:tcPr>
-            <w:tcW w:type="dxa" w:w="4805"/>
+            <w:tcW w:type="dxa" w:w="4831"/>
             <w:vAlign w:val="center"/>
           </w:tcPr>
           <w:p>
             <w:pPr>
-              <w:spacing w:before="20" w:after="20" w:line="252" w:lineRule="auto"/>
+              <w:spacing w:after="40"/>
             </w:pPr>
             <w:r>
               <w:rPr>
@@ -1368,29 +1343,19 @@
         </w:tc>
         <w:tc>
           <w:tcPr>
-            <w:tcW w:type="dxa" w:w="5001"/>
+            <w:tcW w:type="dxa" w:w="4831"/>
             <w:vAlign w:val="center"/>
           </w:tcPr>
           <w:p>
             <w:pPr>
-              <w:spacing w:before="20" w:after="20" w:line="252" w:lineRule="auto"/>
+              <w:spacing w:after="40"/>
             </w:pPr>
-            <w:r>
-              <w:rPr>
-                <w:sz w:val="16"/>
-              </w:rPr>
-            </w:r>
             <w:r>
               <w:rPr>
                 <w:b/>
                 <w:sz w:val="16"/>
               </w:rPr>
               <w:t>40</w:t>
-            </w:r>
-            <w:r>
-              <w:rPr>
-                <w:sz w:val="16"/>
-              </w:rPr>
             </w:r>
           </w:p>
         </w:tc>
@@ -1417,7 +1382,7 @@
     </w:p>
     <w:p>
       <w:pPr>
-        <w:pStyle w:val="Heading3"/>
+        <w:pStyle w:val="Heading2"/>
       </w:pPr>
       <w:r>
         <w:t>2.3 Assenza di leakage diretto e limite dello stesso zoo</w:t>
@@ -1425,7 +1390,16 @@
     </w:p>
     <w:p>
       <w:r>
-        <w:t xml:space="preserve">Il runner verifica hash e identità dei checkpoint, lo split per sorgente e che la soglia sia scelta sulla validation. La partizione test non è stata letta durante il *preflight*. Ciononostante, alcune prove esplorative precedenti al congelamento del protocollo hanno coinvolto lo stesso zoo: il test è una </w:t>
+        <w:t xml:space="preserve">Il runner verifica hash e identità dei checkpoint, lo split per sorgente e che la soglia sia scelta sulla validation. La partizione test non è stata letta durante il </w:t>
+      </w:r>
+      <w:r>
+        <w:rPr>
+          <w:i/>
+        </w:rPr>
+        <w:t>preflight</w:t>
+      </w:r>
+      <w:r>
+        <w:t xml:space="preserve">. Ciononostante, alcune prove esplorative precedenti al congelamento del protocollo hanno coinvolto lo stesso zoo: il test è una </w:t>
       </w:r>
       <w:r>
         <w:rPr>
@@ -1435,6 +1409,14 @@
       </w:r>
       <w:r>
         <w:t>, non una validazione esterna completamente incontaminata. Il solo uso della parola “blind” non elimina questo limite.</w:t>
+      </w:r>
+    </w:p>
+    <w:p>
+      <w:pPr>
+        <w:pStyle w:val="Heading1"/>
+      </w:pPr>
+      <w:r>
+        <w:t>3. Threat model e costruzione degli esempi</w:t>
       </w:r>
     </w:p>
     <w:p>
@@ -1442,24 +1424,16 @@
         <w:pStyle w:val="Heading2"/>
       </w:pPr>
       <w:r>
-        <w:t>3. Threat model e costruzione degli esempi</w:t>
+        <w:t>3.1 Attacco sintetico</w:t>
       </w:r>
     </w:p>
     <w:p>
-      <w:pPr>
-        <w:pStyle w:val="Heading3"/>
-      </w:pPr>
-      <w:r>
-        <w:t>3.1 Attacco sintetico</w:t>
-      </w:r>
-    </w:p>
-    <w:p>
       <w:r>
         <w:t xml:space="preserve">Per ciascun checkpoint si prende un vettore float32 benign. Si applica l'algoritmo </w:t>
       </w:r>
       <w:r>
         <w:rPr>
-          <w:rFonts w:ascii="Liberation Mono" w:hAnsi="Liberation Mono"/>
+          <w:rFonts w:ascii="Consolas" w:hAnsi="Consolas"/>
           <w:sz w:val="16"/>
         </w:rPr>
         <w:t>img_pp_xlsb_attack</w:t>
@@ -1519,7 +1493,7 @@
       </w:r>
       <w:r>
         <w:rPr>
-          <w:rFonts w:ascii="Liberation Mono" w:hAnsi="Liberation Mono"/>
+          <w:rFonts w:ascii="Consolas" w:hAnsi="Consolas"/>
           <w:sz w:val="16"/>
         </w:rPr>
         <w:t>row_index</w:t>
@@ -1529,64 +1503,13 @@
       </w:r>
       <w:r>
         <w:rPr>
-          <w:rFonts w:ascii="Liberation Mono" w:hAnsi="Liberation Mono"/>
+          <w:rFonts w:ascii="Consolas" w:hAnsi="Consolas"/>
           <w:sz w:val="16"/>
         </w:rPr>
         <w:t>payload_manifest.csv</w:t>
       </w:r>
       <w:r>
         <w:t xml:space="preserve"> registra gli SHA-256 dei payload generati.</w:t>
-      </w:r>
-    </w:p>
-    <w:p>
-      <w:pPr>
-        <w:pStyle w:val="Heading3"/>
-      </w:pPr>
-      <w:r>
-        <w:t>3.2 Paired design e rappresentazione</w:t>
-      </w:r>
-    </w:p>
-    <w:p>
-      <w:r>
-        <w:t>Per ogni checkpoint si costruiscono una cover (</w:t>
-      </w:r>
-      <w:r>
-        <w:rPr>
-          <w:rFonts w:ascii="Liberation Mono" w:hAnsi="Liberation Mono"/>
-          <w:sz w:val="16"/>
-        </w:rPr>
-        <w:t>X=0</w:t>
-      </w:r>
-      <w:r>
-        <w:t>) e una versione stego (</w:t>
-      </w:r>
-      <w:r>
-        <w:rPr>
-          <w:rFonts w:ascii="Liberation Mono" w:hAnsi="Liberation Mono"/>
-          <w:sz w:val="16"/>
-        </w:rPr>
-        <w:t>X∈{1,8,16,23}</w:t>
-      </w:r>
-      <w:r>
-        <w:t xml:space="preserve">), quindi si usa la rappresentazione immagine </w:t>
-      </w:r>
-      <w:r>
-        <w:rPr>
-          <w:b/>
-        </w:rPr>
-        <w:t>gf</w:t>
-      </w:r>
-      <w:r>
-        <w:t xml:space="preserve">, dimensione </w:t>
-      </w:r>
-      <w:r>
-        <w:rPr>
-          <w:b/>
-        </w:rPr>
-        <w:t>100×100</w:t>
-      </w:r>
-      <w:r>
-        <w:t>, della pipeline upstream. L'uso della medesima sorgente per benign/stego riduce il rischio che il detector riconosca l'origine invece dell'attacco. Non dimostra da solo l'assenza di scorciatoie legate alla trasformazione: queste verranno approfondite in E3.</w:t>
       </w:r>
     </w:p>
     <w:p>
@@ -1594,24 +1517,75 @@
         <w:pStyle w:val="Heading2"/>
       </w:pPr>
       <w:r>
-        <w:t>4. Modello, protocollo di valutazione e metriche</w:t>
+        <w:t>3.2 Paired design e rappresentazione</w:t>
+      </w:r>
+    </w:p>
+    <w:p>
+      <w:r>
+        <w:t>Per ogni checkpoint si costruiscono una cover (</w:t>
+      </w:r>
+      <w:r>
+        <w:rPr>
+          <w:rFonts w:ascii="Consolas" w:hAnsi="Consolas"/>
+          <w:sz w:val="16"/>
+        </w:rPr>
+        <w:t>X=0</w:t>
+      </w:r>
+      <w:r>
+        <w:t>) e una versione stego (</w:t>
+      </w:r>
+      <w:r>
+        <w:rPr>
+          <w:rFonts w:ascii="Consolas" w:hAnsi="Consolas"/>
+          <w:sz w:val="16"/>
+        </w:rPr>
+        <w:t>X∈{1,8,16,23}</w:t>
+      </w:r>
+      <w:r>
+        <w:t xml:space="preserve">), quindi si usa la rappresentazione immagine </w:t>
+      </w:r>
+      <w:r>
+        <w:rPr>
+          <w:b/>
+        </w:rPr>
+        <w:t>gf</w:t>
+      </w:r>
+      <w:r>
+        <w:t xml:space="preserve">, dimensione </w:t>
+      </w:r>
+      <w:r>
+        <w:rPr>
+          <w:b/>
+        </w:rPr>
+        <w:t>100×100</w:t>
+      </w:r>
+      <w:r>
+        <w:t>, della pipeline upstream. L'uso della medesima sorgente per benign/stego riduce il rischio che il detector riconosca l'origine invece dell'attacco. Non dimostra da solo l'assenza di scorciatoie legate alla trasformazione: queste verranno approfondite in E3.</w:t>
       </w:r>
     </w:p>
     <w:p>
       <w:pPr>
-        <w:pStyle w:val="Heading3"/>
+        <w:pStyle w:val="Heading1"/>
       </w:pPr>
       <w:r>
-        <w:t>4.1 Detector few-shot</w:t>
+        <w:t>4. Modello, protocollo di valutazione e metriche</w:t>
       </w:r>
     </w:p>
     <w:p>
+      <w:pPr>
+        <w:pStyle w:val="Heading2"/>
+      </w:pPr>
+      <w:r>
+        <w:t>4.1 Detector few-shot</w:t>
+      </w:r>
+    </w:p>
+    <w:p>
       <w:r>
         <w:t>Il modello è il Siamese CNN originale di Model X-Ray (</w:t>
       </w:r>
       <w:r>
         <w:rPr>
-          <w:rFonts w:ascii="Liberation Mono" w:hAnsi="Liberation Mono"/>
+          <w:rFonts w:ascii="Consolas" w:hAnsi="Consolas"/>
           <w:sz w:val="16"/>
         </w:rPr>
         <w:t>train_fsl</w:t>
@@ -1621,7 +1595,7 @@
       </w:r>
       <w:r>
         <w:rPr>
-          <w:rFonts w:ascii="Liberation Mono" w:hAnsi="Liberation Mono"/>
+          <w:rFonts w:ascii="Consolas" w:hAnsi="Consolas"/>
           <w:sz w:val="16"/>
         </w:rPr>
         <w:t>osl_siamese_cnn</w:t>
@@ -1631,7 +1605,7 @@
       </w:r>
       <w:r>
         <w:rPr>
-          <w:rFonts w:ascii="Liberation Mono" w:hAnsi="Liberation Mono"/>
+          <w:rFonts w:ascii="Consolas" w:hAnsi="Consolas"/>
           <w:sz w:val="16"/>
         </w:rPr>
         <w:t>ub</w:t>
@@ -1653,7 +1627,6 @@
       <w:pPr>
         <w:pStyle w:val="ListBullet"/>
       </w:pPr>
-      <w:r/>
       <w:r>
         <w:rPr>
           <w:b/>
@@ -1668,7 +1641,6 @@
       <w:pPr>
         <w:pStyle w:val="ListBullet"/>
       </w:pPr>
-      <w:r/>
       <w:r>
         <w:rPr>
           <w:b/>
@@ -1685,7 +1657,7 @@
       </w:r>
       <w:r>
         <w:rPr>
-          <w:rFonts w:ascii="Liberation Mono" w:hAnsi="Liberation Mono"/>
+          <w:rFonts w:ascii="Consolas" w:hAnsi="Consolas"/>
           <w:sz w:val="16"/>
         </w:rPr>
         <w:t>d(benign) - d(stego)</w:t>
@@ -1705,7 +1677,7 @@
     </w:p>
     <w:p>
       <w:pPr>
-        <w:pStyle w:val="Heading3"/>
+        <w:pStyle w:val="Heading2"/>
       </w:pPr>
       <w:r>
         <w:t>4.2 Threshold e separation of duties</w:t>
@@ -1720,7 +1692,6 @@
       <w:pPr>
         <w:pStyle w:val="ListNumber"/>
       </w:pPr>
-      <w:r/>
       <w:r>
         <w:rPr>
           <w:b/>
@@ -1732,7 +1703,7 @@
       </w:r>
       <w:r>
         <w:rPr>
-          <w:rFonts w:ascii="Liberation Mono" w:hAnsi="Liberation Mono"/>
+          <w:rFonts w:ascii="Consolas" w:hAnsi="Consolas"/>
           <w:sz w:val="16"/>
         </w:rPr>
         <w:t>0</w:t>
@@ -1745,7 +1716,6 @@
       <w:pPr>
         <w:pStyle w:val="ListNumber"/>
       </w:pPr>
-      <w:r/>
       <w:r>
         <w:rPr>
           <w:b/>
@@ -1757,7 +1727,7 @@
       </w:r>
       <w:r>
         <w:rPr>
-          <w:rFonts w:ascii="Liberation Mono" w:hAnsi="Liberation Mono"/>
+          <w:rFonts w:ascii="Consolas" w:hAnsi="Consolas"/>
           <w:sz w:val="16"/>
         </w:rPr>
         <w:t>TPR−FPR</w:t>
@@ -1813,7 +1783,7 @@
       </w:r>
       <w:r>
         <w:rPr>
-          <w:rFonts w:ascii="Liberation Mono" w:hAnsi="Liberation Mono"/>
+          <w:rFonts w:ascii="Consolas" w:hAnsi="Consolas"/>
           <w:sz w:val="16"/>
         </w:rPr>
         <w:t>FPR=FP/(FP+TN)</w:t>
@@ -1823,7 +1793,7 @@
       </w:r>
       <w:r>
         <w:rPr>
-          <w:rFonts w:ascii="Liberation Mono" w:hAnsi="Liberation Mono"/>
+          <w:rFonts w:ascii="Consolas" w:hAnsi="Consolas"/>
           <w:sz w:val="16"/>
         </w:rPr>
         <w:t>metrics_per_run.csv</w:t>
@@ -1845,75 +1815,6 @@
           <w:b/>
         </w:rPr>
         <w:t>Non abbiamo calcolato intervalli di confidenza cluster-aware né riportato deviazioni standard AUROC nel riepilogo.</w:t>
-      </w:r>
-      <w:r/>
-    </w:p>
-    <w:p>
-      <w:pPr>
-        <w:pStyle w:val="Heading3"/>
-      </w:pPr>
-      <w:r>
-        <w:t>4.3 Setup computazionale</w:t>
-      </w:r>
-    </w:p>
-    <w:p>
-      <w:r>
-        <w:t xml:space="preserve">Esperimenti eseguiti su </w:t>
-      </w:r>
-      <w:r>
-        <w:rPr>
-          <w:b/>
-        </w:rPr>
-        <w:t>Ubuntu 24.04 in VirtualBox</w:t>
-      </w:r>
-      <w:r>
-        <w:t xml:space="preserve">, CPU (senza GPU), </w:t>
-      </w:r>
-      <w:r>
-        <w:rPr>
-          <w:b/>
-        </w:rPr>
-        <w:t>6 vCPU</w:t>
-      </w:r>
-      <w:r>
-        <w:t xml:space="preserve">, circa </w:t>
-      </w:r>
-      <w:r>
-        <w:rPr>
-          <w:b/>
-        </w:rPr>
-        <w:t>11 GiB RAM</w:t>
-      </w:r>
-      <w:r>
-        <w:t xml:space="preserve"> e </w:t>
-      </w:r>
-      <w:r>
-        <w:rPr>
-          <w:b/>
-        </w:rPr>
-        <w:t>4 GiB swap</w:t>
-      </w:r>
-      <w:r>
-        <w:t>. Ambiente Python 3.11 locale con pacchetti congelati (</w:t>
-      </w:r>
-      <w:r>
-        <w:rPr>
-          <w:rFonts w:ascii="Liberation Mono" w:hAnsi="Liberation Mono"/>
-          <w:sz w:val="16"/>
-        </w:rPr>
-        <w:t>configs/modelxray-ubuntu24-py311.lock.txt</w:t>
-      </w:r>
-      <w:r>
-        <w:t xml:space="preserve">). Per contenere l'uso di memoria, ogni training del runner v2 viene eseguito in un </w:t>
-      </w:r>
-      <w:r>
-        <w:rPr>
-          <w:b/>
-        </w:rPr>
-        <w:t>processo separato</w:t>
-      </w:r>
-      <w:r>
-        <w:t xml:space="preserve"> e può essere ripreso senza sovrascrivere i run conclusi.</w:t>
       </w:r>
     </w:p>
     <w:p>
@@ -1921,6 +1822,74 @@
         <w:pStyle w:val="Heading2"/>
       </w:pPr>
       <w:r>
+        <w:t>4.3 Setup computazionale</w:t>
+      </w:r>
+    </w:p>
+    <w:p>
+      <w:r>
+        <w:t xml:space="preserve">Esperimenti eseguiti su </w:t>
+      </w:r>
+      <w:r>
+        <w:rPr>
+          <w:b/>
+        </w:rPr>
+        <w:t>Ubuntu 24.04 in VirtualBox</w:t>
+      </w:r>
+      <w:r>
+        <w:t xml:space="preserve">, CPU (senza GPU), </w:t>
+      </w:r>
+      <w:r>
+        <w:rPr>
+          <w:b/>
+        </w:rPr>
+        <w:t>6 vCPU</w:t>
+      </w:r>
+      <w:r>
+        <w:t xml:space="preserve">, circa </w:t>
+      </w:r>
+      <w:r>
+        <w:rPr>
+          <w:b/>
+        </w:rPr>
+        <w:t>11 GiB RAM</w:t>
+      </w:r>
+      <w:r>
+        <w:t xml:space="preserve"> e </w:t>
+      </w:r>
+      <w:r>
+        <w:rPr>
+          <w:b/>
+        </w:rPr>
+        <w:t>4 GiB swap</w:t>
+      </w:r>
+      <w:r>
+        <w:t>. Ambiente Python 3.11 locale con pacchetti congelati (</w:t>
+      </w:r>
+      <w:r>
+        <w:rPr>
+          <w:rFonts w:ascii="Consolas" w:hAnsi="Consolas"/>
+          <w:sz w:val="16"/>
+        </w:rPr>
+        <w:t>configs/modelxray-ubuntu24-py311.lock.txt</w:t>
+      </w:r>
+      <w:r>
+        <w:t xml:space="preserve">). Per contenere l'uso di memoria, ogni training del runner v2 viene eseguito in un </w:t>
+      </w:r>
+      <w:r>
+        <w:rPr>
+          <w:b/>
+        </w:rPr>
+        <w:t>processo separato</w:t>
+      </w:r>
+      <w:r>
+        <w:t xml:space="preserve"> e può essere ripreso senza sovrascrivere i run conclusi.</w:t>
+      </w:r>
+    </w:p>
+    <w:p>
+      <w:pPr>
+        <w:pStyle w:val="Heading1"/>
+      </w:pPr>
+      <w:r>
         <w:t>5. Sviluppo dell'esperimento: piloti, diagnosi e freeze</w:t>
       </w:r>
     </w:p>
@@ -1931,36 +1900,29 @@
     </w:p>
     <w:tbl>
       <w:tblPr>
-        <w:tblStyle w:val="TableGrid"/>
+        <w:tblStyle w:val="LightShading-Accent1"/>
         <w:tblW w:type="auto" w:w="0"/>
         <w:jc w:val="center"/>
-        <w:tblLayout w:type="fixed"/>
+        <w:tblLayout w:type="autofit"/>
         <w:tblLook w:firstColumn="1" w:firstRow="1" w:lastColumn="0" w:lastRow="0" w:noHBand="0" w:noVBand="1" w:val="04A0"/>
       </w:tblPr>
       <w:tblGrid>
-        <w:gridCol w:w="1961"/>
-        <w:gridCol w:w="4217"/>
-        <w:gridCol w:w="3628"/>
+        <w:gridCol w:w="3221"/>
+        <w:gridCol w:w="3221"/>
+        <w:gridCol w:w="3221"/>
       </w:tblGrid>
       <w:tr>
-        <w:trPr>
-          <w:tblHeader w:val="true"/>
-          <w:cantSplit/>
-        </w:trPr>
         <w:tc>
           <w:tcPr>
-            <w:tcW w:type="dxa" w:w="1961"/>
+            <w:tcW w:type="dxa" w:w="3221"/>
             <w:vAlign w:val="center"/>
-            <w:shd w:fill="E6F0F4"/>
           </w:tcPr>
           <w:p>
             <w:pPr>
-              <w:spacing w:before="20" w:after="20" w:line="252" w:lineRule="auto"/>
+              <w:spacing w:after="40"/>
             </w:pPr>
             <w:r>
               <w:rPr>
-                <w:b/>
-                <w:color w:val="14364C"/>
                 <w:sz w:val="16"/>
               </w:rPr>
               <w:t>Campagna</w:t>
@@ -1969,18 +1931,15 @@
         </w:tc>
         <w:tc>
           <w:tcPr>
-            <w:tcW w:type="dxa" w:w="4217"/>
+            <w:tcW w:type="dxa" w:w="3221"/>
             <w:vAlign w:val="center"/>
-            <w:shd w:fill="E6F0F4"/>
           </w:tcPr>
           <w:p>
             <w:pPr>
-              <w:spacing w:before="20" w:after="20" w:line="252" w:lineRule="auto"/>
+              <w:spacing w:after="40"/>
             </w:pPr>
             <w:r>
               <w:rPr>
-                <w:b/>
-                <w:color w:val="14364C"/>
                 <w:sz w:val="16"/>
               </w:rPr>
               <w:t>Obiettivo, osservazione</w:t>
@@ -1989,18 +1948,15 @@
         </w:tc>
         <w:tc>
           <w:tcPr>
-            <w:tcW w:type="dxa" w:w="3628"/>
+            <w:tcW w:type="dxa" w:w="3221"/>
             <w:vAlign w:val="center"/>
-            <w:shd w:fill="E6F0F4"/>
           </w:tcPr>
           <w:p>
             <w:pPr>
-              <w:spacing w:before="20" w:after="20" w:line="252" w:lineRule="auto"/>
+              <w:spacing w:after="40"/>
             </w:pPr>
             <w:r>
               <w:rPr>
-                <w:b/>
-                <w:color w:val="14364C"/>
                 <w:sz w:val="16"/>
               </w:rPr>
               <w:t>Decisione</w:t>
@@ -2009,23 +1965,15 @@
         </w:tc>
       </w:tr>
       <w:tr>
-        <w:trPr>
-          <w:cantSplit/>
-        </w:trPr>
         <w:tc>
           <w:tcPr>
-            <w:tcW w:type="dxa" w:w="1961"/>
+            <w:tcW w:type="dxa" w:w="3221"/>
             <w:vAlign w:val="center"/>
           </w:tcPr>
           <w:p>
             <w:pPr>
-              <w:spacing w:before="20" w:after="20" w:line="252" w:lineRule="auto"/>
+              <w:spacing w:after="40"/>
             </w:pPr>
-            <w:r>
-              <w:rPr>
-                <w:sz w:val="16"/>
-              </w:rPr>
-            </w:r>
             <w:r>
               <w:rPr>
                 <w:b/>
@@ -2033,21 +1981,16 @@
               </w:rPr>
               <w:t>Pilot upstream</w:t>
             </w:r>
-            <w:r>
-              <w:rPr>
-                <w:sz w:val="16"/>
-              </w:rPr>
-            </w:r>
           </w:p>
         </w:tc>
         <w:tc>
           <w:tcPr>
-            <w:tcW w:type="dxa" w:w="4217"/>
+            <w:tcW w:type="dxa" w:w="3221"/>
             <w:vAlign w:val="center"/>
           </w:tcPr>
           <w:p>
             <w:pPr>
-              <w:spacing w:before="20" w:after="20" w:line="252" w:lineRule="auto"/>
+              <w:spacing w:after="40"/>
             </w:pPr>
             <w:r>
               <w:rPr>
@@ -2059,12 +2002,12 @@
         </w:tc>
         <w:tc>
           <w:tcPr>
-            <w:tcW w:type="dxa" w:w="3628"/>
+            <w:tcW w:type="dxa" w:w="3221"/>
             <w:vAlign w:val="center"/>
           </w:tcPr>
           <w:p>
             <w:pPr>
-              <w:spacing w:before="20" w:after="20" w:line="252" w:lineRule="auto"/>
+              <w:spacing w:after="40"/>
             </w:pPr>
             <w:r>
               <w:rPr>
@@ -2076,23 +2019,15 @@
         </w:tc>
       </w:tr>
       <w:tr>
-        <w:trPr>
-          <w:cantSplit/>
-        </w:trPr>
         <w:tc>
           <w:tcPr>
-            <w:tcW w:type="dxa" w:w="1961"/>
+            <w:tcW w:type="dxa" w:w="3221"/>
             <w:vAlign w:val="center"/>
           </w:tcPr>
           <w:p>
             <w:pPr>
-              <w:spacing w:before="20" w:after="20" w:line="252" w:lineRule="auto"/>
+              <w:spacing w:after="40"/>
             </w:pPr>
-            <w:r>
-              <w:rPr>
-                <w:sz w:val="16"/>
-              </w:rPr>
-            </w:r>
             <w:r>
               <w:rPr>
                 <w:b/>
@@ -2100,21 +2035,16 @@
               </w:rPr>
               <w:t>Pilot paired</w:t>
             </w:r>
-            <w:r>
-              <w:rPr>
-                <w:sz w:val="16"/>
-              </w:rPr>
-            </w:r>
           </w:p>
         </w:tc>
         <w:tc>
           <w:tcPr>
-            <w:tcW w:type="dxa" w:w="4217"/>
+            <w:tcW w:type="dxa" w:w="3221"/>
             <w:vAlign w:val="center"/>
           </w:tcPr>
           <w:p>
             <w:pPr>
-              <w:spacing w:before="20" w:after="20" w:line="252" w:lineRule="auto"/>
+              <w:spacing w:after="40"/>
             </w:pPr>
             <w:r>
               <w:rPr>
@@ -2126,12 +2056,12 @@
         </w:tc>
         <w:tc>
           <w:tcPr>
-            <w:tcW w:type="dxa" w:w="3628"/>
+            <w:tcW w:type="dxa" w:w="3221"/>
             <w:vAlign w:val="center"/>
           </w:tcPr>
           <w:p>
             <w:pPr>
-              <w:spacing w:before="20" w:after="20" w:line="252" w:lineRule="auto"/>
+              <w:spacing w:after="40"/>
             </w:pPr>
             <w:r>
               <w:rPr>
@@ -2143,23 +2073,15 @@
         </w:tc>
       </w:tr>
       <w:tr>
-        <w:trPr>
-          <w:cantSplit/>
-        </w:trPr>
         <w:tc>
           <w:tcPr>
-            <w:tcW w:type="dxa" w:w="1961"/>
+            <w:tcW w:type="dxa" w:w="3221"/>
             <w:vAlign w:val="center"/>
           </w:tcPr>
           <w:p>
             <w:pPr>
-              <w:spacing w:before="20" w:after="20" w:line="252" w:lineRule="auto"/>
+              <w:spacing w:after="40"/>
             </w:pPr>
-            <w:r>
-              <w:rPr>
-                <w:sz w:val="16"/>
-              </w:rPr>
-            </w:r>
             <w:r>
               <w:rPr>
                 <w:b/>
@@ -2167,21 +2089,16 @@
               </w:rPr>
               <w:t>Freeze split</w:t>
             </w:r>
-            <w:r>
-              <w:rPr>
-                <w:sz w:val="16"/>
-              </w:rPr>
-            </w:r>
           </w:p>
         </w:tc>
         <w:tc>
           <w:tcPr>
-            <w:tcW w:type="dxa" w:w="4217"/>
+            <w:tcW w:type="dxa" w:w="3221"/>
             <w:vAlign w:val="center"/>
           </w:tcPr>
           <w:p>
             <w:pPr>
-              <w:spacing w:before="20" w:after="20" w:line="252" w:lineRule="auto"/>
+              <w:spacing w:after="40"/>
             </w:pPr>
             <w:r>
               <w:rPr>
@@ -2193,12 +2110,12 @@
         </w:tc>
         <w:tc>
           <w:tcPr>
-            <w:tcW w:type="dxa" w:w="3628"/>
+            <w:tcW w:type="dxa" w:w="3221"/>
             <w:vAlign w:val="center"/>
           </w:tcPr>
           <w:p>
             <w:pPr>
-              <w:spacing w:before="20" w:after="20" w:line="252" w:lineRule="auto"/>
+              <w:spacing w:after="40"/>
             </w:pPr>
             <w:r>
               <w:rPr>
@@ -2210,23 +2127,15 @@
         </w:tc>
       </w:tr>
       <w:tr>
-        <w:trPr>
-          <w:cantSplit/>
-        </w:trPr>
         <w:tc>
           <w:tcPr>
-            <w:tcW w:type="dxa" w:w="1961"/>
+            <w:tcW w:type="dxa" w:w="3221"/>
             <w:vAlign w:val="center"/>
           </w:tcPr>
           <w:p>
             <w:pPr>
-              <w:spacing w:before="20" w:after="20" w:line="252" w:lineRule="auto"/>
+              <w:spacing w:after="40"/>
             </w:pPr>
-            <w:r>
-              <w:rPr>
-                <w:sz w:val="16"/>
-              </w:rPr>
-            </w:r>
             <w:r>
               <w:rPr>
                 <w:b/>
@@ -2234,21 +2143,16 @@
               </w:rPr>
               <w:t>Validation v1 (esplorativa)</w:t>
             </w:r>
-            <w:r>
-              <w:rPr>
-                <w:sz w:val="16"/>
-              </w:rPr>
-            </w:r>
           </w:p>
         </w:tc>
         <w:tc>
           <w:tcPr>
-            <w:tcW w:type="dxa" w:w="4217"/>
+            <w:tcW w:type="dxa" w:w="3221"/>
             <w:vAlign w:val="center"/>
           </w:tcPr>
           <w:p>
             <w:pPr>
-              <w:spacing w:before="20" w:after="20" w:line="252" w:lineRule="auto"/>
+              <w:spacing w:after="40"/>
             </w:pPr>
             <w:r>
               <w:rPr>
@@ -2260,12 +2164,12 @@
         </w:tc>
         <w:tc>
           <w:tcPr>
-            <w:tcW w:type="dxa" w:w="3628"/>
+            <w:tcW w:type="dxa" w:w="3221"/>
             <w:vAlign w:val="center"/>
           </w:tcPr>
           <w:p>
             <w:pPr>
-              <w:spacing w:before="20" w:after="20" w:line="252" w:lineRule="auto"/>
+              <w:spacing w:after="40"/>
             </w:pPr>
             <w:r>
               <w:rPr>
@@ -2277,23 +2181,15 @@
         </w:tc>
       </w:tr>
       <w:tr>
-        <w:trPr>
-          <w:cantSplit/>
-        </w:trPr>
         <w:tc>
           <w:tcPr>
-            <w:tcW w:type="dxa" w:w="1961"/>
+            <w:tcW w:type="dxa" w:w="3221"/>
             <w:vAlign w:val="center"/>
           </w:tcPr>
           <w:p>
             <w:pPr>
-              <w:spacing w:before="20" w:after="20" w:line="252" w:lineRule="auto"/>
+              <w:spacing w:after="40"/>
             </w:pPr>
-            <w:r>
-              <w:rPr>
-                <w:sz w:val="16"/>
-              </w:rPr>
-            </w:r>
             <w:r>
               <w:rPr>
                 <w:b/>
@@ -2301,38 +2197,46 @@
               </w:rPr>
               <w:t>Diagnosi riproducibilità</w:t>
             </w:r>
+          </w:p>
+        </w:tc>
+        <w:tc>
+          <w:tcPr>
+            <w:tcW w:type="dxa" w:w="3221"/>
+            <w:vAlign w:val="center"/>
+          </w:tcPr>
+          <w:p>
+            <w:pPr>
+              <w:spacing w:after="40"/>
+            </w:pPr>
             <w:r>
               <w:rPr>
                 <w:sz w:val="16"/>
               </w:rPr>
+              <w:t xml:space="preserve">Senza attacco l'immagine è stabile. </w:t>
+            </w:r>
+            <w:r>
+              <w:rPr>
+                <w:rFonts w:ascii="Consolas" w:hAnsi="Consolas"/>
+                <w:sz w:val="16"/>
+              </w:rPr>
+              <w:t>PayloadType.RANDOM</w:t>
+            </w:r>
+            <w:r>
+              <w:rPr>
+                <w:sz w:val="16"/>
+              </w:rPr>
+              <w:t xml:space="preserve"> produce output diversi a seed NumPy globale uguale; file binario temporaneo riproduce output identici.</w:t>
             </w:r>
           </w:p>
         </w:tc>
         <w:tc>
           <w:tcPr>
-            <w:tcW w:type="dxa" w:w="4217"/>
+            <w:tcW w:type="dxa" w:w="3221"/>
             <w:vAlign w:val="center"/>
           </w:tcPr>
           <w:p>
             <w:pPr>
-              <w:spacing w:before="20" w:after="20" w:line="252" w:lineRule="auto"/>
-            </w:pPr>
-            <w:r>
-              <w:rPr>
-                <w:sz w:val="16"/>
-              </w:rPr>
-              <w:t>Senza attacco l'immagine è stabile. PayloadType.RANDOM produce output diversi a seed NumPy globale uguale; file binario temporaneo riproduce output identici.</w:t>
-            </w:r>
-          </w:p>
-        </w:tc>
-        <w:tc>
-          <w:tcPr>
-            <w:tcW w:type="dxa" w:w="3628"/>
-            <w:vAlign w:val="center"/>
-          </w:tcPr>
-          <w:p>
-            <w:pPr>
-              <w:spacing w:before="20" w:after="20" w:line="252" w:lineRule="auto"/>
+              <w:spacing w:after="40"/>
             </w:pPr>
             <w:r>
               <w:rPr>
@@ -2344,23 +2248,15 @@
         </w:tc>
       </w:tr>
       <w:tr>
-        <w:trPr>
-          <w:cantSplit/>
-        </w:trPr>
         <w:tc>
           <w:tcPr>
-            <w:tcW w:type="dxa" w:w="1961"/>
+            <w:tcW w:type="dxa" w:w="3221"/>
             <w:vAlign w:val="center"/>
           </w:tcPr>
           <w:p>
             <w:pPr>
-              <w:spacing w:before="20" w:after="20" w:line="252" w:lineRule="auto"/>
+              <w:spacing w:after="40"/>
             </w:pPr>
-            <w:r>
-              <w:rPr>
-                <w:sz w:val="16"/>
-              </w:rPr>
-            </w:r>
             <w:r>
               <w:rPr>
                 <w:b/>
@@ -2368,66 +2264,79 @@
               </w:rPr>
               <w:t>Smoke v2</w:t>
             </w:r>
+          </w:p>
+        </w:tc>
+        <w:tc>
+          <w:tcPr>
+            <w:tcW w:type="dxa" w:w="3221"/>
+            <w:vAlign w:val="center"/>
+          </w:tcPr>
+          <w:p>
+            <w:pPr>
+              <w:spacing w:after="40"/>
+            </w:pPr>
             <w:r>
               <w:rPr>
                 <w:sz w:val="16"/>
               </w:rPr>
+              <w:t xml:space="preserve">X23, replica 0, modalità </w:t>
+            </w:r>
+            <w:r>
+              <w:rPr>
+                <w:rFonts w:ascii="Consolas" w:hAnsi="Consolas"/>
+                <w:sz w:val="16"/>
+              </w:rPr>
+              <w:t>es</w:t>
+            </w:r>
+            <w:r>
+              <w:rPr>
+                <w:sz w:val="16"/>
+              </w:rPr>
+              <w:t>; 800 righe predizioni (2 metodi × 400 esempi), 203 payload diversi (3 train+200 val), AUROC centroid ~0,861.</w:t>
             </w:r>
           </w:p>
         </w:tc>
         <w:tc>
           <w:tcPr>
-            <w:tcW w:type="dxa" w:w="4217"/>
+            <w:tcW w:type="dxa" w:w="3221"/>
             <w:vAlign w:val="center"/>
           </w:tcPr>
           <w:p>
             <w:pPr>
-              <w:spacing w:before="20" w:after="20" w:line="252" w:lineRule="auto"/>
+              <w:spacing w:after="40"/>
             </w:pPr>
             <w:r>
               <w:rPr>
                 <w:sz w:val="16"/>
               </w:rPr>
-              <w:t>X23, replica 0, modalità es; 800 righe predizioni (2 metodi × 400 esempi), 203 payload diversi (3 train+200 val), AUROC centroid ~0,861.</w:t>
+              <w:t xml:space="preserve">V2 funzionante; smoke non comparabile come fit definitivo </w:t>
             </w:r>
-          </w:p>
-        </w:tc>
-        <w:tc>
-          <w:tcPr>
-            <w:tcW w:type="dxa" w:w="3628"/>
-            <w:vAlign w:val="center"/>
-          </w:tcPr>
-          <w:p>
-            <w:pPr>
-              <w:spacing w:before="20" w:after="20" w:line="252" w:lineRule="auto"/>
-            </w:pPr>
+            <w:r>
+              <w:rPr>
+                <w:rFonts w:ascii="Consolas" w:hAnsi="Consolas"/>
+                <w:sz w:val="16"/>
+              </w:rPr>
+              <w:t>ub</w:t>
+            </w:r>
             <w:r>
               <w:rPr>
                 <w:sz w:val="16"/>
               </w:rPr>
-              <w:t>V2 funzionante; smoke non comparabile come fit definitivo ub.</w:t>
+              <w:t>.</w:t>
             </w:r>
           </w:p>
         </w:tc>
       </w:tr>
       <w:tr>
-        <w:trPr>
-          <w:cantSplit/>
-        </w:trPr>
         <w:tc>
           <w:tcPr>
-            <w:tcW w:type="dxa" w:w="1961"/>
+            <w:tcW w:type="dxa" w:w="3221"/>
             <w:vAlign w:val="center"/>
           </w:tcPr>
           <w:p>
             <w:pPr>
-              <w:spacing w:before="20" w:after="20" w:line="252" w:lineRule="auto"/>
+              <w:spacing w:after="40"/>
             </w:pPr>
-            <w:r>
-              <w:rPr>
-                <w:sz w:val="16"/>
-              </w:rPr>
-            </w:r>
             <w:r>
               <w:rPr>
                 <w:b/>
@@ -2435,38 +2344,46 @@
               </w:rPr>
               <w:t>Validation v2 finale</w:t>
             </w:r>
+          </w:p>
+        </w:tc>
+        <w:tc>
+          <w:tcPr>
+            <w:tcW w:type="dxa" w:w="3221"/>
+            <w:vAlign w:val="center"/>
+          </w:tcPr>
+          <w:p>
+            <w:pPr>
+              <w:spacing w:after="40"/>
+            </w:pPr>
             <w:r>
               <w:rPr>
                 <w:sz w:val="16"/>
               </w:rPr>
+              <w:t xml:space="preserve">40/40 training </w:t>
+            </w:r>
+            <w:r>
+              <w:rPr>
+                <w:rFonts w:ascii="Consolas" w:hAnsi="Consolas"/>
+                <w:sz w:val="16"/>
+              </w:rPr>
+              <w:t>ub</w:t>
+            </w:r>
+            <w:r>
+              <w:rPr>
+                <w:sz w:val="16"/>
+              </w:rPr>
+              <w:t>; primo arresto a 32/40 per 1 discordanza numerica centroid su 400 campioni al livello X1.</w:t>
             </w:r>
           </w:p>
         </w:tc>
         <w:tc>
           <w:tcPr>
-            <w:tcW w:type="dxa" w:w="4217"/>
+            <w:tcW w:type="dxa" w:w="3221"/>
             <w:vAlign w:val="center"/>
           </w:tcPr>
           <w:p>
             <w:pPr>
-              <w:spacing w:before="20" w:after="20" w:line="252" w:lineRule="auto"/>
-            </w:pPr>
-            <w:r>
-              <w:rPr>
-                <w:sz w:val="16"/>
-              </w:rPr>
-              <w:t>40/40 training ub; primo arresto a 32/40 per 1 discordanza numerica centroid su 400 campioni al livello X1.</w:t>
-            </w:r>
-          </w:p>
-        </w:tc>
-        <w:tc>
-          <w:tcPr>
-            <w:tcW w:type="dxa" w:w="3628"/>
-            <w:vAlign w:val="center"/>
-          </w:tcPr>
-          <w:p>
-            <w:pPr>
-              <w:spacing w:before="20" w:after="20" w:line="252" w:lineRule="auto"/>
+              <w:spacing w:after="40"/>
             </w:pPr>
             <w:r>
               <w:rPr>
@@ -2478,23 +2395,15 @@
         </w:tc>
       </w:tr>
       <w:tr>
-        <w:trPr>
-          <w:cantSplit/>
-        </w:trPr>
         <w:tc>
           <w:tcPr>
-            <w:tcW w:type="dxa" w:w="1961"/>
+            <w:tcW w:type="dxa" w:w="3221"/>
             <w:vAlign w:val="center"/>
           </w:tcPr>
           <w:p>
             <w:pPr>
-              <w:spacing w:before="20" w:after="20" w:line="252" w:lineRule="auto"/>
+              <w:spacing w:after="40"/>
             </w:pPr>
-            <w:r>
-              <w:rPr>
-                <w:sz w:val="16"/>
-              </w:rPr>
-            </w:r>
             <w:r>
               <w:rPr>
                 <w:b/>
@@ -2502,38 +2411,46 @@
               </w:rPr>
               <w:t>Freeze protocollo test</w:t>
             </w:r>
+          </w:p>
+        </w:tc>
+        <w:tc>
+          <w:tcPr>
+            <w:tcW w:type="dxa" w:w="3221"/>
+            <w:vAlign w:val="center"/>
+          </w:tcPr>
+          <w:p>
+            <w:pPr>
+              <w:spacing w:after="40"/>
+            </w:pPr>
             <w:r>
               <w:rPr>
                 <w:sz w:val="16"/>
               </w:rPr>
+              <w:t xml:space="preserve">Script di test versionato, </w:t>
+            </w:r>
+            <w:r>
+              <w:rPr>
+                <w:rFonts w:ascii="Consolas" w:hAnsi="Consolas"/>
+                <w:sz w:val="16"/>
+              </w:rPr>
+              <w:t>--preflight</w:t>
+            </w:r>
+            <w:r>
+              <w:rPr>
+                <w:sz w:val="16"/>
+              </w:rPr>
+              <w:t xml:space="preserve"> 40/40, Git pulito, scelta primario fissata.</w:t>
             </w:r>
           </w:p>
         </w:tc>
         <w:tc>
           <w:tcPr>
-            <w:tcW w:type="dxa" w:w="4217"/>
+            <w:tcW w:type="dxa" w:w="3221"/>
             <w:vAlign w:val="center"/>
           </w:tcPr>
           <w:p>
             <w:pPr>
-              <w:spacing w:before="20" w:after="20" w:line="252" w:lineRule="auto"/>
-            </w:pPr>
-            <w:r>
-              <w:rPr>
-                <w:sz w:val="16"/>
-              </w:rPr>
-              <w:t>Script di test versionato, --preflight 40/40, Git pulito, scelta primario fissata.</w:t>
-            </w:r>
-          </w:p>
-        </w:tc>
-        <w:tc>
-          <w:tcPr>
-            <w:tcW w:type="dxa" w:w="3628"/>
-            <w:vAlign w:val="center"/>
-          </w:tcPr>
-          <w:p>
-            <w:pPr>
-              <w:spacing w:before="20" w:after="20" w:line="252" w:lineRule="auto"/>
+              <w:spacing w:after="40"/>
             </w:pPr>
             <w:r>
               <w:rPr>
@@ -2545,23 +2462,15 @@
         </w:tc>
       </w:tr>
       <w:tr>
-        <w:trPr>
-          <w:cantSplit/>
-        </w:trPr>
         <w:tc>
           <w:tcPr>
-            <w:tcW w:type="dxa" w:w="1961"/>
+            <w:tcW w:type="dxa" w:w="3221"/>
             <w:vAlign w:val="center"/>
           </w:tcPr>
           <w:p>
             <w:pPr>
-              <w:spacing w:before="20" w:after="20" w:line="252" w:lineRule="auto"/>
+              <w:spacing w:after="40"/>
             </w:pPr>
-            <w:r>
-              <w:rPr>
-                <w:sz w:val="16"/>
-              </w:rPr>
-            </w:r>
             <w:r>
               <w:rPr>
                 <w:b/>
@@ -2569,38 +2478,46 @@
               </w:rPr>
               <w:t>Test v2 finale</w:t>
             </w:r>
+          </w:p>
+        </w:tc>
+        <w:tc>
+          <w:tcPr>
+            <w:tcW w:type="dxa" w:w="3221"/>
+            <w:vAlign w:val="center"/>
+          </w:tcPr>
+          <w:p>
+            <w:pPr>
+              <w:spacing w:after="40"/>
+            </w:pPr>
             <w:r>
               <w:rPr>
                 <w:sz w:val="16"/>
               </w:rPr>
+              <w:t xml:space="preserve">40/40 run isolati; metriche validation e test correttamente salvate e controllate; commit </w:t>
+            </w:r>
+            <w:r>
+              <w:rPr>
+                <w:rFonts w:ascii="Consolas" w:hAnsi="Consolas"/>
+                <w:sz w:val="16"/>
+              </w:rPr>
+              <w:t>d35f8f2</w:t>
+            </w:r>
+            <w:r>
+              <w:rPr>
+                <w:sz w:val="16"/>
+              </w:rPr>
+              <w:t>.</w:t>
             </w:r>
           </w:p>
         </w:tc>
         <w:tc>
           <w:tcPr>
-            <w:tcW w:type="dxa" w:w="4217"/>
+            <w:tcW w:type="dxa" w:w="3221"/>
             <w:vAlign w:val="center"/>
           </w:tcPr>
           <w:p>
             <w:pPr>
-              <w:spacing w:before="20" w:after="20" w:line="252" w:lineRule="auto"/>
-            </w:pPr>
-            <w:r>
-              <w:rPr>
-                <w:sz w:val="16"/>
-              </w:rPr>
-              <w:t>40/40 run isolati; metriche validation e test correttamente salvate e controllate; commit d35f8f2.</w:t>
-            </w:r>
-          </w:p>
-        </w:tc>
-        <w:tc>
-          <w:tcPr>
-            <w:tcW w:type="dxa" w:w="3628"/>
-            <w:vAlign w:val="center"/>
-          </w:tcPr>
-          <w:p>
-            <w:pPr>
-              <w:spacing w:before="20" w:after="20" w:line="252" w:lineRule="auto"/>
+              <w:spacing w:after="40"/>
             </w:pPr>
             <w:r>
               <w:rPr>
@@ -2618,7 +2535,6 @@
       </w:pPr>
     </w:p>
     <w:p>
-      <w:r/>
       <w:r>
         <w:rPr>
           <w:b/>
@@ -2626,7 +2542,25 @@
         <w:t>Nota su riproducibilità:</w:t>
       </w:r>
       <w:r>
-        <w:t xml:space="preserve"> i *payload* v2 sono riproducibili per construction. Il *training TensorFlow* con uguali seed potrebbe non essere bitwise deterministico. Il caso di discordanza vicino a score zero e la ripetizione controllata riguardavano la </w:t>
+        <w:t xml:space="preserve"> i </w:t>
+      </w:r>
+      <w:r>
+        <w:rPr>
+          <w:i/>
+        </w:rPr>
+        <w:t>payload</w:t>
+      </w:r>
+      <w:r>
+        <w:t xml:space="preserve"> v2 sono riproducibili per construction. Il </w:t>
+      </w:r>
+      <w:r>
+        <w:rPr>
+          <w:i/>
+        </w:rPr>
+        <w:t>training TensorFlow</w:t>
+      </w:r>
+      <w:r>
+        <w:t xml:space="preserve"> con uguali seed potrebbe non essere bitwise deterministico. Il caso di discordanza vicino a score zero e la ripetizione controllata riguardavano la </w:t>
       </w:r>
       <w:r>
         <w:rPr>
@@ -2636,6 +2570,14 @@
       </w:r>
       <w:r>
         <w:t>, prima del test; non è stata provata una perfetta stabilità numerica del classificatore.</w:t>
+      </w:r>
+    </w:p>
+    <w:p>
+      <w:pPr>
+        <w:pStyle w:val="Heading1"/>
+      </w:pPr>
+      <w:r>
+        <w:t>6. Risultati quantitativi</w:t>
       </w:r>
     </w:p>
     <w:p>
@@ -2643,50 +2585,35 @@
         <w:pStyle w:val="Heading2"/>
       </w:pPr>
       <w:r>
-        <w:t>6. Risultati quantitativi</w:t>
-      </w:r>
-    </w:p>
-    <w:p>
-      <w:pPr>
-        <w:pStyle w:val="Heading3"/>
-      </w:pPr>
-      <w:r>
         <w:t>6.1 Validation v2 di sviluppo (40 fit)</w:t>
       </w:r>
     </w:p>
     <w:tbl>
       <w:tblPr>
-        <w:tblStyle w:val="TableGrid"/>
+        <w:tblStyle w:val="LightShading-Accent1"/>
         <w:tblW w:type="auto" w:w="0"/>
         <w:jc w:val="center"/>
-        <w:tblLayout w:type="fixed"/>
+        <w:tblLayout w:type="autofit"/>
         <w:tblLook w:firstColumn="1" w:firstRow="1" w:lastColumn="0" w:lastRow="0" w:noHBand="0" w:noVBand="1" w:val="04A0"/>
       </w:tblPr>
       <w:tblGrid>
-        <w:gridCol w:w="981"/>
-        <w:gridCol w:w="2452"/>
-        <w:gridCol w:w="2942"/>
-        <w:gridCol w:w="3432"/>
+        <w:gridCol w:w="2416"/>
+        <w:gridCol w:w="2416"/>
+        <w:gridCol w:w="2416"/>
+        <w:gridCol w:w="2416"/>
       </w:tblGrid>
       <w:tr>
-        <w:trPr>
-          <w:tblHeader w:val="true"/>
-          <w:cantSplit/>
-        </w:trPr>
         <w:tc>
           <w:tcPr>
-            <w:tcW w:type="dxa" w:w="981"/>
+            <w:tcW w:type="dxa" w:w="2416"/>
             <w:vAlign w:val="center"/>
-            <w:shd w:fill="E6F0F4"/>
           </w:tcPr>
           <w:p>
             <w:pPr>
-              <w:spacing w:before="20" w:after="20" w:line="252" w:lineRule="auto"/>
+              <w:spacing w:after="40"/>
             </w:pPr>
             <w:r>
               <w:rPr>
-                <w:b/>
-                <w:color w:val="14364C"/>
                 <w:sz w:val="16"/>
               </w:rPr>
               <w:t>X</w:t>
@@ -2695,18 +2622,15 @@
         </w:tc>
         <w:tc>
           <w:tcPr>
-            <w:tcW w:type="dxa" w:w="2452"/>
+            <w:tcW w:type="dxa" w:w="2416"/>
             <w:vAlign w:val="center"/>
-            <w:shd w:fill="E6F0F4"/>
           </w:tcPr>
           <w:p>
             <w:pPr>
-              <w:spacing w:before="20" w:after="20" w:line="252" w:lineRule="auto"/>
+              <w:spacing w:after="40"/>
             </w:pPr>
             <w:r>
               <w:rPr>
-                <w:b/>
-                <w:color w:val="14364C"/>
                 <w:sz w:val="16"/>
               </w:rPr>
               <w:t>AUROC centroid</w:t>
@@ -2715,18 +2639,15 @@
         </w:tc>
         <w:tc>
           <w:tcPr>
-            <w:tcW w:type="dxa" w:w="2942"/>
+            <w:tcW w:type="dxa" w:w="2416"/>
             <w:vAlign w:val="center"/>
-            <w:shd w:fill="E6F0F4"/>
           </w:tcPr>
           <w:p>
             <w:pPr>
-              <w:spacing w:before="20" w:after="20" w:line="252" w:lineRule="auto"/>
+              <w:spacing w:after="40"/>
             </w:pPr>
             <w:r>
               <w:rPr>
-                <w:b/>
-                <w:color w:val="14364C"/>
                 <w:sz w:val="16"/>
               </w:rPr>
               <w:t>Accuracy centroid, soglia 0</w:t>
@@ -2735,18 +2656,15 @@
         </w:tc>
         <w:tc>
           <w:tcPr>
-            <w:tcW w:type="dxa" w:w="3432"/>
+            <w:tcW w:type="dxa" w:w="2416"/>
             <w:vAlign w:val="center"/>
-            <w:shd w:fill="E6F0F4"/>
           </w:tcPr>
           <w:p>
             <w:pPr>
-              <w:spacing w:before="20" w:after="20" w:line="252" w:lineRule="auto"/>
+              <w:spacing w:after="40"/>
             </w:pPr>
             <w:r>
               <w:rPr>
-                <w:b/>
-                <w:color w:val="14364C"/>
                 <w:sz w:val="16"/>
               </w:rPr>
               <w:t>Accuracy centroid, Youden (sulla stessa validation)</w:t>
@@ -2755,17 +2673,14 @@
         </w:tc>
       </w:tr>
       <w:tr>
-        <w:trPr>
-          <w:cantSplit/>
-        </w:trPr>
         <w:tc>
           <w:tcPr>
-            <w:tcW w:type="dxa" w:w="981"/>
+            <w:tcW w:type="dxa" w:w="2416"/>
             <w:vAlign w:val="center"/>
           </w:tcPr>
           <w:p>
             <w:pPr>
-              <w:spacing w:before="20" w:after="20" w:line="252" w:lineRule="auto"/>
+              <w:spacing w:after="40"/>
             </w:pPr>
             <w:r>
               <w:rPr>
@@ -2777,12 +2692,12 @@
         </w:tc>
         <w:tc>
           <w:tcPr>
-            <w:tcW w:type="dxa" w:w="2452"/>
+            <w:tcW w:type="dxa" w:w="2416"/>
             <w:vAlign w:val="center"/>
           </w:tcPr>
           <w:p>
             <w:pPr>
-              <w:spacing w:before="20" w:after="20" w:line="252" w:lineRule="auto"/>
+              <w:spacing w:after="40"/>
             </w:pPr>
             <w:r>
               <w:rPr>
@@ -2794,12 +2709,12 @@
         </w:tc>
         <w:tc>
           <w:tcPr>
-            <w:tcW w:type="dxa" w:w="2942"/>
+            <w:tcW w:type="dxa" w:w="2416"/>
             <w:vAlign w:val="center"/>
           </w:tcPr>
           <w:p>
             <w:pPr>
-              <w:spacing w:before="20" w:after="20" w:line="252" w:lineRule="auto"/>
+              <w:spacing w:after="40"/>
             </w:pPr>
             <w:r>
               <w:rPr>
@@ -2811,12 +2726,12 @@
         </w:tc>
         <w:tc>
           <w:tcPr>
-            <w:tcW w:type="dxa" w:w="3432"/>
+            <w:tcW w:type="dxa" w:w="2416"/>
             <w:vAlign w:val="center"/>
           </w:tcPr>
           <w:p>
             <w:pPr>
-              <w:spacing w:before="20" w:after="20" w:line="252" w:lineRule="auto"/>
+              <w:spacing w:after="40"/>
             </w:pPr>
             <w:r>
               <w:rPr>
@@ -2828,17 +2743,14 @@
         </w:tc>
       </w:tr>
       <w:tr>
-        <w:trPr>
-          <w:cantSplit/>
-        </w:trPr>
         <w:tc>
           <w:tcPr>
-            <w:tcW w:type="dxa" w:w="981"/>
+            <w:tcW w:type="dxa" w:w="2416"/>
             <w:vAlign w:val="center"/>
           </w:tcPr>
           <w:p>
             <w:pPr>
-              <w:spacing w:before="20" w:after="20" w:line="252" w:lineRule="auto"/>
+              <w:spacing w:after="40"/>
             </w:pPr>
             <w:r>
               <w:rPr>
@@ -2850,12 +2762,12 @@
         </w:tc>
         <w:tc>
           <w:tcPr>
-            <w:tcW w:type="dxa" w:w="2452"/>
+            <w:tcW w:type="dxa" w:w="2416"/>
             <w:vAlign w:val="center"/>
           </w:tcPr>
           <w:p>
             <w:pPr>
-              <w:spacing w:before="20" w:after="20" w:line="252" w:lineRule="auto"/>
+              <w:spacing w:after="40"/>
             </w:pPr>
             <w:r>
               <w:rPr>
@@ -2867,12 +2779,12 @@
         </w:tc>
         <w:tc>
           <w:tcPr>
-            <w:tcW w:type="dxa" w:w="2942"/>
+            <w:tcW w:type="dxa" w:w="2416"/>
             <w:vAlign w:val="center"/>
           </w:tcPr>
           <w:p>
             <w:pPr>
-              <w:spacing w:before="20" w:after="20" w:line="252" w:lineRule="auto"/>
+              <w:spacing w:after="40"/>
             </w:pPr>
             <w:r>
               <w:rPr>
@@ -2884,12 +2796,12 @@
         </w:tc>
         <w:tc>
           <w:tcPr>
-            <w:tcW w:type="dxa" w:w="3432"/>
+            <w:tcW w:type="dxa" w:w="2416"/>
             <w:vAlign w:val="center"/>
           </w:tcPr>
           <w:p>
             <w:pPr>
-              <w:spacing w:before="20" w:after="20" w:line="252" w:lineRule="auto"/>
+              <w:spacing w:after="40"/>
             </w:pPr>
             <w:r>
               <w:rPr>
@@ -2901,17 +2813,14 @@
         </w:tc>
       </w:tr>
       <w:tr>
-        <w:trPr>
-          <w:cantSplit/>
-        </w:trPr>
         <w:tc>
           <w:tcPr>
-            <w:tcW w:type="dxa" w:w="981"/>
+            <w:tcW w:type="dxa" w:w="2416"/>
             <w:vAlign w:val="center"/>
           </w:tcPr>
           <w:p>
             <w:pPr>
-              <w:spacing w:before="20" w:after="20" w:line="252" w:lineRule="auto"/>
+              <w:spacing w:after="40"/>
             </w:pPr>
             <w:r>
               <w:rPr>
@@ -2923,12 +2832,12 @@
         </w:tc>
         <w:tc>
           <w:tcPr>
-            <w:tcW w:type="dxa" w:w="2452"/>
+            <w:tcW w:type="dxa" w:w="2416"/>
             <w:vAlign w:val="center"/>
           </w:tcPr>
           <w:p>
             <w:pPr>
-              <w:spacing w:before="20" w:after="20" w:line="252" w:lineRule="auto"/>
+              <w:spacing w:after="40"/>
             </w:pPr>
             <w:r>
               <w:rPr>
@@ -2940,12 +2849,12 @@
         </w:tc>
         <w:tc>
           <w:tcPr>
-            <w:tcW w:type="dxa" w:w="2942"/>
+            <w:tcW w:type="dxa" w:w="2416"/>
             <w:vAlign w:val="center"/>
           </w:tcPr>
           <w:p>
             <w:pPr>
-              <w:spacing w:before="20" w:after="20" w:line="252" w:lineRule="auto"/>
+              <w:spacing w:after="40"/>
             </w:pPr>
             <w:r>
               <w:rPr>
@@ -2957,12 +2866,12 @@
         </w:tc>
         <w:tc>
           <w:tcPr>
-            <w:tcW w:type="dxa" w:w="3432"/>
+            <w:tcW w:type="dxa" w:w="2416"/>
             <w:vAlign w:val="center"/>
           </w:tcPr>
           <w:p>
             <w:pPr>
-              <w:spacing w:before="20" w:after="20" w:line="252" w:lineRule="auto"/>
+              <w:spacing w:after="40"/>
             </w:pPr>
             <w:r>
               <w:rPr>
@@ -2974,23 +2883,15 @@
         </w:tc>
       </w:tr>
       <w:tr>
-        <w:trPr>
-          <w:cantSplit/>
-        </w:trPr>
         <w:tc>
           <w:tcPr>
-            <w:tcW w:type="dxa" w:w="981"/>
+            <w:tcW w:type="dxa" w:w="2416"/>
             <w:vAlign w:val="center"/>
           </w:tcPr>
           <w:p>
             <w:pPr>
-              <w:spacing w:before="20" w:after="20" w:line="252" w:lineRule="auto"/>
+              <w:spacing w:after="40"/>
             </w:pPr>
-            <w:r>
-              <w:rPr>
-                <w:sz w:val="16"/>
-              </w:rPr>
-            </w:r>
             <w:r>
               <w:rPr>
                 <w:b/>
@@ -2998,27 +2899,17 @@
               </w:rPr>
               <w:t>23</w:t>
             </w:r>
-            <w:r>
-              <w:rPr>
-                <w:sz w:val="16"/>
-              </w:rPr>
-            </w:r>
           </w:p>
         </w:tc>
         <w:tc>
           <w:tcPr>
-            <w:tcW w:type="dxa" w:w="2452"/>
+            <w:tcW w:type="dxa" w:w="2416"/>
             <w:vAlign w:val="center"/>
           </w:tcPr>
           <w:p>
             <w:pPr>
-              <w:spacing w:before="20" w:after="20" w:line="252" w:lineRule="auto"/>
+              <w:spacing w:after="40"/>
             </w:pPr>
-            <w:r>
-              <w:rPr>
-                <w:sz w:val="16"/>
-              </w:rPr>
-            </w:r>
             <w:r>
               <w:rPr>
                 <w:b/>
@@ -3026,27 +2917,17 @@
               </w:rPr>
               <w:t>0,882645</w:t>
             </w:r>
-            <w:r>
-              <w:rPr>
-                <w:sz w:val="16"/>
-              </w:rPr>
-            </w:r>
           </w:p>
         </w:tc>
         <w:tc>
           <w:tcPr>
-            <w:tcW w:type="dxa" w:w="2942"/>
+            <w:tcW w:type="dxa" w:w="2416"/>
             <w:vAlign w:val="center"/>
           </w:tcPr>
           <w:p>
             <w:pPr>
-              <w:spacing w:before="20" w:after="20" w:line="252" w:lineRule="auto"/>
+              <w:spacing w:after="40"/>
             </w:pPr>
-            <w:r>
-              <w:rPr>
-                <w:sz w:val="16"/>
-              </w:rPr>
-            </w:r>
             <w:r>
               <w:rPr>
                 <w:b/>
@@ -3054,38 +2935,23 @@
               </w:rPr>
               <w:t>0,79000</w:t>
             </w:r>
-            <w:r>
-              <w:rPr>
-                <w:sz w:val="16"/>
-              </w:rPr>
-            </w:r>
           </w:p>
         </w:tc>
         <w:tc>
           <w:tcPr>
-            <w:tcW w:type="dxa" w:w="3432"/>
+            <w:tcW w:type="dxa" w:w="2416"/>
             <w:vAlign w:val="center"/>
           </w:tcPr>
           <w:p>
             <w:pPr>
-              <w:spacing w:before="20" w:after="20" w:line="252" w:lineRule="auto"/>
+              <w:spacing w:after="40"/>
             </w:pPr>
-            <w:r>
-              <w:rPr>
-                <w:sz w:val="16"/>
-              </w:rPr>
-            </w:r>
             <w:r>
               <w:rPr>
                 <w:b/>
                 <w:sz w:val="16"/>
               </w:rPr>
               <w:t>0,81800</w:t>
-            </w:r>
-            <w:r>
-              <w:rPr>
-                <w:sz w:val="16"/>
-              </w:rPr>
             </w:r>
           </w:p>
         </w:tc>
@@ -3102,7 +2968,7 @@
       </w:r>
       <w:r>
         <w:rPr>
-          <w:rFonts w:ascii="Liberation Mono" w:hAnsi="Liberation Mono"/>
+          <w:rFonts w:ascii="Consolas" w:hAnsi="Consolas"/>
           <w:sz w:val="16"/>
         </w:rPr>
         <w:t>val_youden</w:t>
@@ -3122,58 +2988,49 @@
     </w:p>
     <w:p>
       <w:pPr>
-        <w:pStyle w:val="Heading3"/>
+        <w:pStyle w:val="Heading2"/>
       </w:pPr>
       <w:r>
         <w:t>6.2 Test interno riservato: risultati principali (40 fit)</w:t>
       </w:r>
     </w:p>
     <w:p>
-      <w:r/>
       <w:r>
         <w:rPr>
           <w:b/>
         </w:rPr>
         <w:t>Centroid — 10 ripetizioni per intensità.</w:t>
       </w:r>
-      <w:r/>
     </w:p>
     <w:tbl>
       <w:tblPr>
-        <w:tblStyle w:val="TableGrid"/>
+        <w:tblStyle w:val="LightShading-Accent1"/>
         <w:tblW w:type="auto" w:w="0"/>
         <w:jc w:val="center"/>
-        <w:tblLayout w:type="fixed"/>
+        <w:tblLayout w:type="autofit"/>
         <w:tblLook w:firstColumn="1" w:firstRow="1" w:lastColumn="0" w:lastRow="0" w:noHBand="0" w:noVBand="1" w:val="04A0"/>
       </w:tblPr>
       <w:tblGrid>
-        <w:gridCol w:w="785"/>
-        <w:gridCol w:w="1275"/>
-        <w:gridCol w:w="1373"/>
-        <w:gridCol w:w="2255"/>
-        <w:gridCol w:w="2746"/>
-        <w:gridCol w:w="1373"/>
+        <w:gridCol w:w="1610"/>
+        <w:gridCol w:w="1610"/>
+        <w:gridCol w:w="1610"/>
+        <w:gridCol w:w="1610"/>
+        <w:gridCol w:w="1610"/>
+        <w:gridCol w:w="1610"/>
       </w:tblGrid>
       <w:tr>
-        <w:trPr>
-          <w:tblHeader w:val="true"/>
-          <w:cantSplit/>
-        </w:trPr>
         <w:tc>
           <w:tcPr>
-            <w:tcW w:type="dxa" w:w="785"/>
+            <w:tcW w:type="dxa" w:w="1610"/>
             <w:vAlign w:val="center"/>
-            <w:shd w:fill="E6F0F4"/>
           </w:tcPr>
           <w:p>
             <w:pPr>
-              <w:spacing w:before="20" w:after="20" w:line="252" w:lineRule="auto"/>
+              <w:spacing w:after="40"/>
             </w:pPr>
             <w:r>
               <w:rPr>
-                <w:b/>
-                <w:color w:val="14364C"/>
-                <w:sz w:val="14"/>
+                <w:sz w:val="16"/>
               </w:rPr>
               <w:t>X-LSB</w:t>
             </w:r>
@@ -3181,19 +3038,16 @@
         </w:tc>
         <w:tc>
           <w:tcPr>
-            <w:tcW w:type="dxa" w:w="1275"/>
+            <w:tcW w:type="dxa" w:w="1610"/>
             <w:vAlign w:val="center"/>
-            <w:shd w:fill="E6F0F4"/>
           </w:tcPr>
           <w:p>
             <w:pPr>
-              <w:spacing w:before="20" w:after="20" w:line="252" w:lineRule="auto"/>
+              <w:spacing w:after="40"/>
             </w:pPr>
             <w:r>
               <w:rPr>
-                <w:b/>
-                <w:color w:val="14364C"/>
-                <w:sz w:val="14"/>
+                <w:sz w:val="16"/>
               </w:rPr>
               <w:t>AUROC test media</w:t>
             </w:r>
@@ -3201,19 +3055,16 @@
         </w:tc>
         <w:tc>
           <w:tcPr>
-            <w:tcW w:type="dxa" w:w="1373"/>
+            <w:tcW w:type="dxa" w:w="1610"/>
             <w:vAlign w:val="center"/>
-            <w:shd w:fill="E6F0F4"/>
           </w:tcPr>
           <w:p>
             <w:pPr>
-              <w:spacing w:before="20" w:after="20" w:line="252" w:lineRule="auto"/>
+              <w:spacing w:after="40"/>
             </w:pPr>
             <w:r>
               <w:rPr>
-                <w:b/>
-                <w:color w:val="14364C"/>
-                <w:sz w:val="14"/>
+                <w:sz w:val="16"/>
               </w:rPr>
               <w:t>AUPRC test media</w:t>
             </w:r>
@@ -3221,19 +3072,16 @@
         </w:tc>
         <w:tc>
           <w:tcPr>
-            <w:tcW w:type="dxa" w:w="2255"/>
+            <w:tcW w:type="dxa" w:w="1610"/>
             <w:vAlign w:val="center"/>
-            <w:shd w:fill="E6F0F4"/>
           </w:tcPr>
           <w:p>
             <w:pPr>
-              <w:spacing w:before="20" w:after="20" w:line="252" w:lineRule="auto"/>
+              <w:spacing w:after="40"/>
             </w:pPr>
             <w:r>
               <w:rPr>
-                <w:b/>
-                <w:color w:val="14364C"/>
-                <w:sz w:val="14"/>
+                <w:sz w:val="16"/>
               </w:rPr>
               <w:t>Accuracy test soglia 0 (media ± SD)</w:t>
             </w:r>
@@ -3241,19 +3089,16 @@
         </w:tc>
         <w:tc>
           <w:tcPr>
-            <w:tcW w:type="dxa" w:w="2746"/>
+            <w:tcW w:type="dxa" w:w="1610"/>
             <w:vAlign w:val="center"/>
-            <w:shd w:fill="E6F0F4"/>
           </w:tcPr>
           <w:p>
             <w:pPr>
-              <w:spacing w:before="20" w:after="20" w:line="252" w:lineRule="auto"/>
+              <w:spacing w:after="40"/>
             </w:pPr>
             <w:r>
               <w:rPr>
-                <w:b/>
-                <w:color w:val="14364C"/>
-                <w:sz w:val="14"/>
+                <w:sz w:val="16"/>
               </w:rPr>
               <w:t>Accuracy test soglia Youden (media ± SD)</w:t>
             </w:r>
@@ -3261,19 +3106,16 @@
         </w:tc>
         <w:tc>
           <w:tcPr>
-            <w:tcW w:type="dxa" w:w="1373"/>
+            <w:tcW w:type="dxa" w:w="1610"/>
             <w:vAlign w:val="center"/>
-            <w:shd w:fill="E6F0F4"/>
           </w:tcPr>
           <w:p>
             <w:pPr>
-              <w:spacing w:before="20" w:after="20" w:line="252" w:lineRule="auto"/>
+              <w:spacing w:after="40"/>
             </w:pPr>
             <w:r>
               <w:rPr>
-                <w:b/>
-                <w:color w:val="14364C"/>
-                <w:sz w:val="14"/>
+                <w:sz w:val="16"/>
               </w:rPr>
               <w:t>FPR test Youden</w:t>
             </w:r>
@@ -3281,21 +3123,18 @@
         </w:tc>
       </w:tr>
       <w:tr>
-        <w:trPr>
-          <w:cantSplit/>
-        </w:trPr>
         <w:tc>
           <w:tcPr>
-            <w:tcW w:type="dxa" w:w="785"/>
+            <w:tcW w:type="dxa" w:w="1610"/>
             <w:vAlign w:val="center"/>
           </w:tcPr>
           <w:p>
             <w:pPr>
-              <w:spacing w:before="20" w:after="20" w:line="252" w:lineRule="auto"/>
+              <w:spacing w:after="40"/>
             </w:pPr>
             <w:r>
               <w:rPr>
-                <w:sz w:val="14"/>
+                <w:sz w:val="16"/>
               </w:rPr>
               <w:t>1</w:t>
             </w:r>
@@ -3303,16 +3142,16 @@
         </w:tc>
         <w:tc>
           <w:tcPr>
-            <w:tcW w:type="dxa" w:w="1275"/>
+            <w:tcW w:type="dxa" w:w="1610"/>
             <w:vAlign w:val="center"/>
           </w:tcPr>
           <w:p>
             <w:pPr>
-              <w:spacing w:before="20" w:after="20" w:line="252" w:lineRule="auto"/>
+              <w:spacing w:after="40"/>
             </w:pPr>
             <w:r>
               <w:rPr>
-                <w:sz w:val="14"/>
+                <w:sz w:val="16"/>
               </w:rPr>
               <w:t>0,500150</w:t>
             </w:r>
@@ -3320,16 +3159,16 @@
         </w:tc>
         <w:tc>
           <w:tcPr>
-            <w:tcW w:type="dxa" w:w="1373"/>
+            <w:tcW w:type="dxa" w:w="1610"/>
             <w:vAlign w:val="center"/>
           </w:tcPr>
           <w:p>
             <w:pPr>
-              <w:spacing w:before="20" w:after="20" w:line="252" w:lineRule="auto"/>
+              <w:spacing w:after="40"/>
             </w:pPr>
             <w:r>
               <w:rPr>
-                <w:sz w:val="14"/>
+                <w:sz w:val="16"/>
               </w:rPr>
               <w:t>0,504064</w:t>
             </w:r>
@@ -3337,16 +3176,16 @@
         </w:tc>
         <w:tc>
           <w:tcPr>
-            <w:tcW w:type="dxa" w:w="2255"/>
+            <w:tcW w:type="dxa" w:w="1610"/>
             <w:vAlign w:val="center"/>
           </w:tcPr>
           <w:p>
             <w:pPr>
-              <w:spacing w:before="20" w:after="20" w:line="252" w:lineRule="auto"/>
+              <w:spacing w:after="40"/>
             </w:pPr>
             <w:r>
               <w:rPr>
-                <w:sz w:val="14"/>
+                <w:sz w:val="16"/>
               </w:rPr>
               <w:t>0,50075 ± 0,00265</w:t>
             </w:r>
@@ -3354,16 +3193,16 @@
         </w:tc>
         <w:tc>
           <w:tcPr>
-            <w:tcW w:type="dxa" w:w="2746"/>
+            <w:tcW w:type="dxa" w:w="1610"/>
             <w:vAlign w:val="center"/>
           </w:tcPr>
           <w:p>
             <w:pPr>
-              <w:spacing w:before="20" w:after="20" w:line="252" w:lineRule="auto"/>
+              <w:spacing w:after="40"/>
             </w:pPr>
             <w:r>
               <w:rPr>
-                <w:sz w:val="14"/>
+                <w:sz w:val="16"/>
               </w:rPr>
               <w:t>0,50025 ± 0,00142</w:t>
             </w:r>
@@ -3371,16 +3210,16 @@
         </w:tc>
         <w:tc>
           <w:tcPr>
-            <w:tcW w:type="dxa" w:w="1373"/>
+            <w:tcW w:type="dxa" w:w="1610"/>
             <w:vAlign w:val="center"/>
           </w:tcPr>
           <w:p>
             <w:pPr>
-              <w:spacing w:before="20" w:after="20" w:line="252" w:lineRule="auto"/>
+              <w:spacing w:after="40"/>
             </w:pPr>
             <w:r>
               <w:rPr>
-                <w:sz w:val="14"/>
+                <w:sz w:val="16"/>
               </w:rPr>
               <w:t>0,5180</w:t>
             </w:r>
@@ -3388,21 +3227,18 @@
         </w:tc>
       </w:tr>
       <w:tr>
-        <w:trPr>
-          <w:cantSplit/>
-        </w:trPr>
         <w:tc>
           <w:tcPr>
-            <w:tcW w:type="dxa" w:w="785"/>
+            <w:tcW w:type="dxa" w:w="1610"/>
             <w:vAlign w:val="center"/>
           </w:tcPr>
           <w:p>
             <w:pPr>
-              <w:spacing w:before="20" w:after="20" w:line="252" w:lineRule="auto"/>
+              <w:spacing w:after="40"/>
             </w:pPr>
             <w:r>
               <w:rPr>
-                <w:sz w:val="14"/>
+                <w:sz w:val="16"/>
               </w:rPr>
               <w:t>8</w:t>
             </w:r>
@@ -3410,16 +3246,16 @@
         </w:tc>
         <w:tc>
           <w:tcPr>
-            <w:tcW w:type="dxa" w:w="1275"/>
+            <w:tcW w:type="dxa" w:w="1610"/>
             <w:vAlign w:val="center"/>
           </w:tcPr>
           <w:p>
             <w:pPr>
-              <w:spacing w:before="20" w:after="20" w:line="252" w:lineRule="auto"/>
+              <w:spacing w:after="40"/>
             </w:pPr>
             <w:r>
               <w:rPr>
-                <w:sz w:val="14"/>
+                <w:sz w:val="16"/>
               </w:rPr>
               <w:t>0,508232</w:t>
             </w:r>
@@ -3427,16 +3263,16 @@
         </w:tc>
         <w:tc>
           <w:tcPr>
-            <w:tcW w:type="dxa" w:w="1373"/>
+            <w:tcW w:type="dxa" w:w="1610"/>
             <w:vAlign w:val="center"/>
           </w:tcPr>
           <w:p>
             <w:pPr>
-              <w:spacing w:before="20" w:after="20" w:line="252" w:lineRule="auto"/>
+              <w:spacing w:after="40"/>
             </w:pPr>
             <w:r>
               <w:rPr>
-                <w:sz w:val="14"/>
+                <w:sz w:val="16"/>
               </w:rPr>
               <w:t>0,509345</w:t>
             </w:r>
@@ -3444,16 +3280,16 @@
         </w:tc>
         <w:tc>
           <w:tcPr>
-            <w:tcW w:type="dxa" w:w="2255"/>
+            <w:tcW w:type="dxa" w:w="1610"/>
             <w:vAlign w:val="center"/>
           </w:tcPr>
           <w:p>
             <w:pPr>
-              <w:spacing w:before="20" w:after="20" w:line="252" w:lineRule="auto"/>
+              <w:spacing w:after="40"/>
             </w:pPr>
             <w:r>
               <w:rPr>
-                <w:sz w:val="14"/>
+                <w:sz w:val="16"/>
               </w:rPr>
               <w:t>0,50150 ± 0,02015</w:t>
             </w:r>
@@ -3461,16 +3297,16 @@
         </w:tc>
         <w:tc>
           <w:tcPr>
-            <w:tcW w:type="dxa" w:w="2746"/>
+            <w:tcW w:type="dxa" w:w="1610"/>
             <w:vAlign w:val="center"/>
           </w:tcPr>
           <w:p>
             <w:pPr>
-              <w:spacing w:before="20" w:after="20" w:line="252" w:lineRule="auto"/>
+              <w:spacing w:after="40"/>
             </w:pPr>
             <w:r>
               <w:rPr>
-                <w:sz w:val="14"/>
+                <w:sz w:val="16"/>
               </w:rPr>
               <w:t>0,50375 ± 0,01831</w:t>
             </w:r>
@@ -3478,16 +3314,16 @@
         </w:tc>
         <w:tc>
           <w:tcPr>
-            <w:tcW w:type="dxa" w:w="1373"/>
+            <w:tcW w:type="dxa" w:w="1610"/>
             <w:vAlign w:val="center"/>
           </w:tcPr>
           <w:p>
             <w:pPr>
-              <w:spacing w:before="20" w:after="20" w:line="252" w:lineRule="auto"/>
+              <w:spacing w:after="40"/>
             </w:pPr>
             <w:r>
               <w:rPr>
-                <w:sz w:val="14"/>
+                <w:sz w:val="16"/>
               </w:rPr>
               <w:t>0,4315</w:t>
             </w:r>
@@ -3495,21 +3331,18 @@
         </w:tc>
       </w:tr>
       <w:tr>
-        <w:trPr>
-          <w:cantSplit/>
-        </w:trPr>
         <w:tc>
           <w:tcPr>
-            <w:tcW w:type="dxa" w:w="785"/>
+            <w:tcW w:type="dxa" w:w="1610"/>
             <w:vAlign w:val="center"/>
           </w:tcPr>
           <w:p>
             <w:pPr>
-              <w:spacing w:before="20" w:after="20" w:line="252" w:lineRule="auto"/>
+              <w:spacing w:after="40"/>
             </w:pPr>
             <w:r>
               <w:rPr>
-                <w:sz w:val="14"/>
+                <w:sz w:val="16"/>
               </w:rPr>
               <w:t>16</w:t>
             </w:r>
@@ -3517,16 +3350,16 @@
         </w:tc>
         <w:tc>
           <w:tcPr>
-            <w:tcW w:type="dxa" w:w="1275"/>
+            <w:tcW w:type="dxa" w:w="1610"/>
             <w:vAlign w:val="center"/>
           </w:tcPr>
           <w:p>
             <w:pPr>
-              <w:spacing w:before="20" w:after="20" w:line="252" w:lineRule="auto"/>
+              <w:spacing w:after="40"/>
             </w:pPr>
             <w:r>
               <w:rPr>
-                <w:sz w:val="14"/>
+                <w:sz w:val="16"/>
               </w:rPr>
               <w:t>0,501293</w:t>
             </w:r>
@@ -3534,16 +3367,16 @@
         </w:tc>
         <w:tc>
           <w:tcPr>
-            <w:tcW w:type="dxa" w:w="1373"/>
+            <w:tcW w:type="dxa" w:w="1610"/>
             <w:vAlign w:val="center"/>
           </w:tcPr>
           <w:p>
             <w:pPr>
-              <w:spacing w:before="20" w:after="20" w:line="252" w:lineRule="auto"/>
+              <w:spacing w:after="40"/>
             </w:pPr>
             <w:r>
               <w:rPr>
-                <w:sz w:val="14"/>
+                <w:sz w:val="16"/>
               </w:rPr>
               <w:t>0,512234</w:t>
             </w:r>
@@ -3551,16 +3384,16 @@
         </w:tc>
         <w:tc>
           <w:tcPr>
-            <w:tcW w:type="dxa" w:w="2255"/>
+            <w:tcW w:type="dxa" w:w="1610"/>
             <w:vAlign w:val="center"/>
           </w:tcPr>
           <w:p>
             <w:pPr>
-              <w:spacing w:before="20" w:after="20" w:line="252" w:lineRule="auto"/>
+              <w:spacing w:after="40"/>
             </w:pPr>
             <w:r>
               <w:rPr>
-                <w:sz w:val="14"/>
+                <w:sz w:val="16"/>
               </w:rPr>
               <w:t>0,49800 ± 0,01490</w:t>
             </w:r>
@@ -3568,16 +3401,16 @@
         </w:tc>
         <w:tc>
           <w:tcPr>
-            <w:tcW w:type="dxa" w:w="2746"/>
+            <w:tcW w:type="dxa" w:w="1610"/>
             <w:vAlign w:val="center"/>
           </w:tcPr>
           <w:p>
             <w:pPr>
-              <w:spacing w:before="20" w:after="20" w:line="252" w:lineRule="auto"/>
+              <w:spacing w:after="40"/>
             </w:pPr>
             <w:r>
               <w:rPr>
-                <w:sz w:val="14"/>
+                <w:sz w:val="16"/>
               </w:rPr>
               <w:t>0,49850 ± 0,00835</w:t>
             </w:r>
@@ -3585,16 +3418,16 @@
         </w:tc>
         <w:tc>
           <w:tcPr>
-            <w:tcW w:type="dxa" w:w="1373"/>
+            <w:tcW w:type="dxa" w:w="1610"/>
             <w:vAlign w:val="center"/>
           </w:tcPr>
           <w:p>
             <w:pPr>
-              <w:spacing w:before="20" w:after="20" w:line="252" w:lineRule="auto"/>
+              <w:spacing w:after="40"/>
             </w:pPr>
             <w:r>
               <w:rPr>
-                <w:sz w:val="14"/>
+                <w:sz w:val="16"/>
               </w:rPr>
               <w:t>0,3735</w:t>
             </w:r>
@@ -3602,174 +3435,111 @@
         </w:tc>
       </w:tr>
       <w:tr>
-        <w:trPr>
-          <w:cantSplit/>
-        </w:trPr>
         <w:tc>
           <w:tcPr>
-            <w:tcW w:type="dxa" w:w="785"/>
+            <w:tcW w:type="dxa" w:w="1610"/>
             <w:vAlign w:val="center"/>
           </w:tcPr>
           <w:p>
             <w:pPr>
-              <w:spacing w:before="20" w:after="20" w:line="252" w:lineRule="auto"/>
+              <w:spacing w:after="40"/>
             </w:pPr>
             <w:r>
               <w:rPr>
-                <w:sz w:val="14"/>
-              </w:rPr>
-            </w:r>
-            <w:r>
-              <w:rPr>
                 <w:b/>
-                <w:sz w:val="14"/>
+                <w:sz w:val="16"/>
               </w:rPr>
               <w:t>23</w:t>
-            </w:r>
-            <w:r>
-              <w:rPr>
-                <w:sz w:val="14"/>
-              </w:rPr>
             </w:r>
           </w:p>
         </w:tc>
         <w:tc>
           <w:tcPr>
-            <w:tcW w:type="dxa" w:w="1275"/>
+            <w:tcW w:type="dxa" w:w="1610"/>
             <w:vAlign w:val="center"/>
           </w:tcPr>
           <w:p>
             <w:pPr>
-              <w:spacing w:before="20" w:after="20" w:line="252" w:lineRule="auto"/>
+              <w:spacing w:after="40"/>
             </w:pPr>
             <w:r>
               <w:rPr>
-                <w:sz w:val="14"/>
-              </w:rPr>
-            </w:r>
-            <w:r>
-              <w:rPr>
                 <w:b/>
-                <w:sz w:val="14"/>
+                <w:sz w:val="16"/>
               </w:rPr>
               <w:t>0,901863</w:t>
-            </w:r>
-            <w:r>
-              <w:rPr>
-                <w:sz w:val="14"/>
-              </w:rPr>
             </w:r>
           </w:p>
         </w:tc>
         <w:tc>
           <w:tcPr>
-            <w:tcW w:type="dxa" w:w="1373"/>
+            <w:tcW w:type="dxa" w:w="1610"/>
             <w:vAlign w:val="center"/>
           </w:tcPr>
           <w:p>
             <w:pPr>
-              <w:spacing w:before="20" w:after="20" w:line="252" w:lineRule="auto"/>
+              <w:spacing w:after="40"/>
             </w:pPr>
             <w:r>
               <w:rPr>
-                <w:sz w:val="14"/>
-              </w:rPr>
-            </w:r>
-            <w:r>
-              <w:rPr>
                 <w:b/>
-                <w:sz w:val="14"/>
+                <w:sz w:val="16"/>
               </w:rPr>
               <w:t>0,902063</w:t>
-            </w:r>
-            <w:r>
-              <w:rPr>
-                <w:sz w:val="14"/>
-              </w:rPr>
             </w:r>
           </w:p>
         </w:tc>
         <w:tc>
           <w:tcPr>
-            <w:tcW w:type="dxa" w:w="2255"/>
+            <w:tcW w:type="dxa" w:w="1610"/>
             <w:vAlign w:val="center"/>
           </w:tcPr>
           <w:p>
             <w:pPr>
-              <w:spacing w:before="20" w:after="20" w:line="252" w:lineRule="auto"/>
+              <w:spacing w:after="40"/>
             </w:pPr>
             <w:r>
               <w:rPr>
-                <w:sz w:val="14"/>
-              </w:rPr>
-            </w:r>
-            <w:r>
-              <w:rPr>
                 <w:b/>
-                <w:sz w:val="14"/>
+                <w:sz w:val="16"/>
               </w:rPr>
               <w:t>0,80375 ± 0,06920</w:t>
-            </w:r>
-            <w:r>
-              <w:rPr>
-                <w:sz w:val="14"/>
-              </w:rPr>
             </w:r>
           </w:p>
         </w:tc>
         <w:tc>
           <w:tcPr>
-            <w:tcW w:type="dxa" w:w="2746"/>
+            <w:tcW w:type="dxa" w:w="1610"/>
             <w:vAlign w:val="center"/>
           </w:tcPr>
           <w:p>
             <w:pPr>
-              <w:spacing w:before="20" w:after="20" w:line="252" w:lineRule="auto"/>
+              <w:spacing w:after="40"/>
             </w:pPr>
             <w:r>
               <w:rPr>
-                <w:sz w:val="14"/>
-              </w:rPr>
-            </w:r>
-            <w:r>
-              <w:rPr>
                 <w:b/>
-                <w:sz w:val="14"/>
+                <w:sz w:val="16"/>
               </w:rPr>
               <w:t>0,82125 ± 0,07030</w:t>
-            </w:r>
-            <w:r>
-              <w:rPr>
-                <w:sz w:val="14"/>
-              </w:rPr>
             </w:r>
           </w:p>
         </w:tc>
         <w:tc>
           <w:tcPr>
-            <w:tcW w:type="dxa" w:w="1373"/>
+            <w:tcW w:type="dxa" w:w="1610"/>
             <w:vAlign w:val="center"/>
           </w:tcPr>
           <w:p>
             <w:pPr>
-              <w:spacing w:before="20" w:after="20" w:line="252" w:lineRule="auto"/>
+              <w:spacing w:after="40"/>
             </w:pPr>
             <w:r>
               <w:rPr>
-                <w:sz w:val="14"/>
-              </w:rPr>
-            </w:r>
-            <w:r>
-              <w:rPr>
                 <w:b/>
-                <w:sz w:val="14"/>
+                <w:sz w:val="16"/>
               </w:rPr>
               <w:t>0,1550</w:t>
-            </w:r>
-            <w:r>
-              <w:rPr>
-                <w:sz w:val="14"/>
-              </w:rPr>
             </w:r>
           </w:p>
         </w:tc>
@@ -3796,7 +3566,7 @@
     </w:p>
     <w:p>
       <w:pPr>
-        <w:pStyle w:val="Heading3"/>
+        <w:pStyle w:val="Heading2"/>
       </w:pPr>
       <w:r>
         <w:t>6.3 Confronto con la validation eseguita all'interno della campagna test</w:t>
@@ -3804,37 +3574,30 @@
     </w:p>
     <w:tbl>
       <w:tblPr>
-        <w:tblStyle w:val="TableGrid"/>
+        <w:tblStyle w:val="LightShading-Accent1"/>
         <w:tblW w:type="auto" w:w="0"/>
         <w:jc w:val="center"/>
-        <w:tblLayout w:type="fixed"/>
+        <w:tblLayout w:type="autofit"/>
         <w:tblLook w:firstColumn="1" w:firstRow="1" w:lastColumn="0" w:lastRow="0" w:noHBand="0" w:noVBand="1" w:val="04A0"/>
       </w:tblPr>
       <w:tblGrid>
-        <w:gridCol w:w="981"/>
-        <w:gridCol w:w="2452"/>
-        <w:gridCol w:w="2942"/>
-        <w:gridCol w:w="3432"/>
+        <w:gridCol w:w="2416"/>
+        <w:gridCol w:w="2416"/>
+        <w:gridCol w:w="2416"/>
+        <w:gridCol w:w="2416"/>
       </w:tblGrid>
       <w:tr>
-        <w:trPr>
-          <w:tblHeader w:val="true"/>
-          <w:cantSplit/>
-        </w:trPr>
         <w:tc>
           <w:tcPr>
-            <w:tcW w:type="dxa" w:w="981"/>
+            <w:tcW w:type="dxa" w:w="2416"/>
             <w:vAlign w:val="center"/>
-            <w:shd w:fill="E6F0F4"/>
           </w:tcPr>
           <w:p>
             <w:pPr>
-              <w:spacing w:before="20" w:after="20" w:line="252" w:lineRule="auto"/>
+              <w:spacing w:after="40"/>
             </w:pPr>
             <w:r>
               <w:rPr>
-                <w:b/>
-                <w:color w:val="14364C"/>
                 <w:sz w:val="16"/>
               </w:rPr>
               <w:t>X</w:t>
@@ -3843,18 +3606,15 @@
         </w:tc>
         <w:tc>
           <w:tcPr>
-            <w:tcW w:type="dxa" w:w="2452"/>
+            <w:tcW w:type="dxa" w:w="2416"/>
             <w:vAlign w:val="center"/>
-            <w:shd w:fill="E6F0F4"/>
           </w:tcPr>
           <w:p>
             <w:pPr>
-              <w:spacing w:before="20" w:after="20" w:line="252" w:lineRule="auto"/>
+              <w:spacing w:after="40"/>
             </w:pPr>
             <w:r>
               <w:rPr>
-                <w:b/>
-                <w:color w:val="14364C"/>
                 <w:sz w:val="16"/>
               </w:rPr>
               <w:t>AUROC centroid validation della campagna test</w:t>
@@ -3863,18 +3623,15 @@
         </w:tc>
         <w:tc>
           <w:tcPr>
-            <w:tcW w:type="dxa" w:w="2942"/>
+            <w:tcW w:type="dxa" w:w="2416"/>
             <w:vAlign w:val="center"/>
-            <w:shd w:fill="E6F0F4"/>
           </w:tcPr>
           <w:p>
             <w:pPr>
-              <w:spacing w:before="20" w:after="20" w:line="252" w:lineRule="auto"/>
+              <w:spacing w:after="40"/>
             </w:pPr>
             <w:r>
               <w:rPr>
-                <w:b/>
-                <w:color w:val="14364C"/>
                 <w:sz w:val="16"/>
               </w:rPr>
               <w:t>AUROC centroid test</w:t>
@@ -3883,18 +3640,15 @@
         </w:tc>
         <w:tc>
           <w:tcPr>
-            <w:tcW w:type="dxa" w:w="3432"/>
+            <w:tcW w:type="dxa" w:w="2416"/>
             <w:vAlign w:val="center"/>
-            <w:shd w:fill="E6F0F4"/>
           </w:tcPr>
           <w:p>
             <w:pPr>
-              <w:spacing w:before="20" w:after="20" w:line="252" w:lineRule="auto"/>
+              <w:spacing w:after="40"/>
             </w:pPr>
             <w:r>
               <w:rPr>
-                <w:b/>
-                <w:color w:val="14364C"/>
                 <w:sz w:val="16"/>
               </w:rPr>
               <w:t>Differenza test − validation</w:t>
@@ -3903,17 +3657,14 @@
         </w:tc>
       </w:tr>
       <w:tr>
-        <w:trPr>
-          <w:cantSplit/>
-        </w:trPr>
         <w:tc>
           <w:tcPr>
-            <w:tcW w:type="dxa" w:w="981"/>
+            <w:tcW w:type="dxa" w:w="2416"/>
             <w:vAlign w:val="center"/>
           </w:tcPr>
           <w:p>
             <w:pPr>
-              <w:spacing w:before="20" w:after="20" w:line="252" w:lineRule="auto"/>
+              <w:spacing w:after="40"/>
             </w:pPr>
             <w:r>
               <w:rPr>
@@ -3925,12 +3676,12 @@
         </w:tc>
         <w:tc>
           <w:tcPr>
-            <w:tcW w:type="dxa" w:w="2452"/>
+            <w:tcW w:type="dxa" w:w="2416"/>
             <w:vAlign w:val="center"/>
           </w:tcPr>
           <w:p>
             <w:pPr>
-              <w:spacing w:before="20" w:after="20" w:line="252" w:lineRule="auto"/>
+              <w:spacing w:after="40"/>
             </w:pPr>
             <w:r>
               <w:rPr>
@@ -3942,12 +3693,12 @@
         </w:tc>
         <w:tc>
           <w:tcPr>
-            <w:tcW w:type="dxa" w:w="2942"/>
+            <w:tcW w:type="dxa" w:w="2416"/>
             <w:vAlign w:val="center"/>
           </w:tcPr>
           <w:p>
             <w:pPr>
-              <w:spacing w:before="20" w:after="20" w:line="252" w:lineRule="auto"/>
+              <w:spacing w:after="40"/>
             </w:pPr>
             <w:r>
               <w:rPr>
@@ -3959,12 +3710,12 @@
         </w:tc>
         <w:tc>
           <w:tcPr>
-            <w:tcW w:type="dxa" w:w="3432"/>
+            <w:tcW w:type="dxa" w:w="2416"/>
             <w:vAlign w:val="center"/>
           </w:tcPr>
           <w:p>
             <w:pPr>
-              <w:spacing w:before="20" w:after="20" w:line="252" w:lineRule="auto"/>
+              <w:spacing w:after="40"/>
             </w:pPr>
             <w:r>
               <w:rPr>
@@ -3976,17 +3727,14 @@
         </w:tc>
       </w:tr>
       <w:tr>
-        <w:trPr>
-          <w:cantSplit/>
-        </w:trPr>
         <w:tc>
           <w:tcPr>
-            <w:tcW w:type="dxa" w:w="981"/>
+            <w:tcW w:type="dxa" w:w="2416"/>
             <w:vAlign w:val="center"/>
           </w:tcPr>
           <w:p>
             <w:pPr>
-              <w:spacing w:before="20" w:after="20" w:line="252" w:lineRule="auto"/>
+              <w:spacing w:after="40"/>
             </w:pPr>
             <w:r>
               <w:rPr>
@@ -3998,12 +3746,12 @@
         </w:tc>
         <w:tc>
           <w:tcPr>
-            <w:tcW w:type="dxa" w:w="2452"/>
+            <w:tcW w:type="dxa" w:w="2416"/>
             <w:vAlign w:val="center"/>
           </w:tcPr>
           <w:p>
             <w:pPr>
-              <w:spacing w:before="20" w:after="20" w:line="252" w:lineRule="auto"/>
+              <w:spacing w:after="40"/>
             </w:pPr>
             <w:r>
               <w:rPr>
@@ -4015,12 +3763,12 @@
         </w:tc>
         <w:tc>
           <w:tcPr>
-            <w:tcW w:type="dxa" w:w="2942"/>
+            <w:tcW w:type="dxa" w:w="2416"/>
             <w:vAlign w:val="center"/>
           </w:tcPr>
           <w:p>
             <w:pPr>
-              <w:spacing w:before="20" w:after="20" w:line="252" w:lineRule="auto"/>
+              <w:spacing w:after="40"/>
             </w:pPr>
             <w:r>
               <w:rPr>
@@ -4032,12 +3780,12 @@
         </w:tc>
         <w:tc>
           <w:tcPr>
-            <w:tcW w:type="dxa" w:w="3432"/>
+            <w:tcW w:type="dxa" w:w="2416"/>
             <w:vAlign w:val="center"/>
           </w:tcPr>
           <w:p>
             <w:pPr>
-              <w:spacing w:before="20" w:after="20" w:line="252" w:lineRule="auto"/>
+              <w:spacing w:after="40"/>
             </w:pPr>
             <w:r>
               <w:rPr>
@@ -4049,17 +3797,14 @@
         </w:tc>
       </w:tr>
       <w:tr>
-        <w:trPr>
-          <w:cantSplit/>
-        </w:trPr>
         <w:tc>
           <w:tcPr>
-            <w:tcW w:type="dxa" w:w="981"/>
+            <w:tcW w:type="dxa" w:w="2416"/>
             <w:vAlign w:val="center"/>
           </w:tcPr>
           <w:p>
             <w:pPr>
-              <w:spacing w:before="20" w:after="20" w:line="252" w:lineRule="auto"/>
+              <w:spacing w:after="40"/>
             </w:pPr>
             <w:r>
               <w:rPr>
@@ -4071,12 +3816,12 @@
         </w:tc>
         <w:tc>
           <w:tcPr>
-            <w:tcW w:type="dxa" w:w="2452"/>
+            <w:tcW w:type="dxa" w:w="2416"/>
             <w:vAlign w:val="center"/>
           </w:tcPr>
           <w:p>
             <w:pPr>
-              <w:spacing w:before="20" w:after="20" w:line="252" w:lineRule="auto"/>
+              <w:spacing w:after="40"/>
             </w:pPr>
             <w:r>
               <w:rPr>
@@ -4088,12 +3833,12 @@
         </w:tc>
         <w:tc>
           <w:tcPr>
-            <w:tcW w:type="dxa" w:w="2942"/>
+            <w:tcW w:type="dxa" w:w="2416"/>
             <w:vAlign w:val="center"/>
           </w:tcPr>
           <w:p>
             <w:pPr>
-              <w:spacing w:before="20" w:after="20" w:line="252" w:lineRule="auto"/>
+              <w:spacing w:after="40"/>
             </w:pPr>
             <w:r>
               <w:rPr>
@@ -4105,12 +3850,12 @@
         </w:tc>
         <w:tc>
           <w:tcPr>
-            <w:tcW w:type="dxa" w:w="3432"/>
+            <w:tcW w:type="dxa" w:w="2416"/>
             <w:vAlign w:val="center"/>
           </w:tcPr>
           <w:p>
             <w:pPr>
-              <w:spacing w:before="20" w:after="20" w:line="252" w:lineRule="auto"/>
+              <w:spacing w:after="40"/>
             </w:pPr>
             <w:r>
               <w:rPr>
@@ -4122,23 +3867,15 @@
         </w:tc>
       </w:tr>
       <w:tr>
-        <w:trPr>
-          <w:cantSplit/>
-        </w:trPr>
         <w:tc>
           <w:tcPr>
-            <w:tcW w:type="dxa" w:w="981"/>
+            <w:tcW w:type="dxa" w:w="2416"/>
             <w:vAlign w:val="center"/>
           </w:tcPr>
           <w:p>
             <w:pPr>
-              <w:spacing w:before="20" w:after="20" w:line="252" w:lineRule="auto"/>
+              <w:spacing w:after="40"/>
             </w:pPr>
-            <w:r>
-              <w:rPr>
-                <w:sz w:val="16"/>
-              </w:rPr>
-            </w:r>
             <w:r>
               <w:rPr>
                 <w:b/>
@@ -4146,27 +3883,17 @@
               </w:rPr>
               <w:t>23</w:t>
             </w:r>
-            <w:r>
-              <w:rPr>
-                <w:sz w:val="16"/>
-              </w:rPr>
-            </w:r>
           </w:p>
         </w:tc>
         <w:tc>
           <w:tcPr>
-            <w:tcW w:type="dxa" w:w="2452"/>
+            <w:tcW w:type="dxa" w:w="2416"/>
             <w:vAlign w:val="center"/>
           </w:tcPr>
           <w:p>
             <w:pPr>
-              <w:spacing w:before="20" w:after="20" w:line="252" w:lineRule="auto"/>
+              <w:spacing w:after="40"/>
             </w:pPr>
-            <w:r>
-              <w:rPr>
-                <w:sz w:val="16"/>
-              </w:rPr>
-            </w:r>
             <w:r>
               <w:rPr>
                 <w:b/>
@@ -4174,27 +3901,17 @@
               </w:rPr>
               <w:t>0,881812</w:t>
             </w:r>
-            <w:r>
-              <w:rPr>
-                <w:sz w:val="16"/>
-              </w:rPr>
-            </w:r>
           </w:p>
         </w:tc>
         <w:tc>
           <w:tcPr>
-            <w:tcW w:type="dxa" w:w="2942"/>
+            <w:tcW w:type="dxa" w:w="2416"/>
             <w:vAlign w:val="center"/>
           </w:tcPr>
           <w:p>
             <w:pPr>
-              <w:spacing w:before="20" w:after="20" w:line="252" w:lineRule="auto"/>
+              <w:spacing w:after="40"/>
             </w:pPr>
-            <w:r>
-              <w:rPr>
-                <w:sz w:val="16"/>
-              </w:rPr>
-            </w:r>
             <w:r>
               <w:rPr>
                 <w:b/>
@@ -4202,38 +3919,23 @@
               </w:rPr>
               <w:t>0,901863</w:t>
             </w:r>
-            <w:r>
-              <w:rPr>
-                <w:sz w:val="16"/>
-              </w:rPr>
-            </w:r>
           </w:p>
         </w:tc>
         <w:tc>
           <w:tcPr>
-            <w:tcW w:type="dxa" w:w="3432"/>
+            <w:tcW w:type="dxa" w:w="2416"/>
             <w:vAlign w:val="center"/>
           </w:tcPr>
           <w:p>
             <w:pPr>
-              <w:spacing w:before="20" w:after="20" w:line="252" w:lineRule="auto"/>
+              <w:spacing w:after="40"/>
             </w:pPr>
-            <w:r>
-              <w:rPr>
-                <w:sz w:val="16"/>
-              </w:rPr>
-            </w:r>
             <w:r>
               <w:rPr>
                 <w:b/>
                 <w:sz w:val="16"/>
               </w:rPr>
               <w:t>+0,020051</w:t>
-            </w:r>
-            <w:r>
-              <w:rPr>
-                <w:sz w:val="16"/>
-              </w:rPr>
             </w:r>
           </w:p>
         </w:tc>
@@ -4260,7 +3962,7 @@
     </w:p>
     <w:p>
       <w:pPr>
-        <w:pStyle w:val="Heading3"/>
+        <w:pStyle w:val="Heading2"/>
       </w:pPr>
       <w:r>
         <w:t>6.4 Confronto con il metodo secondario 1-NN</w:t>
@@ -4268,37 +3970,30 @@
     </w:p>
     <w:tbl>
       <w:tblPr>
-        <w:tblStyle w:val="TableGrid"/>
+        <w:tblStyle w:val="LightShading-Accent1"/>
         <w:tblW w:type="auto" w:w="0"/>
         <w:jc w:val="center"/>
-        <w:tblLayout w:type="fixed"/>
+        <w:tblLayout w:type="autofit"/>
         <w:tblLook w:firstColumn="1" w:firstRow="1" w:lastColumn="0" w:lastRow="0" w:noHBand="0" w:noVBand="1" w:val="04A0"/>
       </w:tblPr>
       <w:tblGrid>
-        <w:gridCol w:w="981"/>
-        <w:gridCol w:w="2452"/>
-        <w:gridCol w:w="2942"/>
-        <w:gridCol w:w="3432"/>
+        <w:gridCol w:w="2416"/>
+        <w:gridCol w:w="2416"/>
+        <w:gridCol w:w="2416"/>
+        <w:gridCol w:w="2416"/>
       </w:tblGrid>
       <w:tr>
-        <w:trPr>
-          <w:tblHeader w:val="true"/>
-          <w:cantSplit/>
-        </w:trPr>
         <w:tc>
           <w:tcPr>
-            <w:tcW w:type="dxa" w:w="981"/>
+            <w:tcW w:type="dxa" w:w="2416"/>
             <w:vAlign w:val="center"/>
-            <w:shd w:fill="E6F0F4"/>
           </w:tcPr>
           <w:p>
             <w:pPr>
-              <w:spacing w:before="20" w:after="20" w:line="252" w:lineRule="auto"/>
+              <w:spacing w:after="40"/>
             </w:pPr>
             <w:r>
               <w:rPr>
-                <w:b/>
-                <w:color w:val="14364C"/>
                 <w:sz w:val="16"/>
               </w:rPr>
               <w:t>X</w:t>
@@ -4307,18 +4002,15 @@
         </w:tc>
         <w:tc>
           <w:tcPr>
-            <w:tcW w:type="dxa" w:w="2452"/>
+            <w:tcW w:type="dxa" w:w="2416"/>
             <w:vAlign w:val="center"/>
-            <w:shd w:fill="E6F0F4"/>
           </w:tcPr>
           <w:p>
             <w:pPr>
-              <w:spacing w:before="20" w:after="20" w:line="252" w:lineRule="auto"/>
+              <w:spacing w:after="40"/>
             </w:pPr>
             <w:r>
               <w:rPr>
-                <w:b/>
-                <w:color w:val="14364C"/>
                 <w:sz w:val="16"/>
               </w:rPr>
               <w:t>AUROC centroid test</w:t>
@@ -4327,18 +4019,15 @@
         </w:tc>
         <w:tc>
           <w:tcPr>
-            <w:tcW w:type="dxa" w:w="2942"/>
+            <w:tcW w:type="dxa" w:w="2416"/>
             <w:vAlign w:val="center"/>
-            <w:shd w:fill="E6F0F4"/>
           </w:tcPr>
           <w:p>
             <w:pPr>
-              <w:spacing w:before="20" w:after="20" w:line="252" w:lineRule="auto"/>
+              <w:spacing w:after="40"/>
             </w:pPr>
             <w:r>
               <w:rPr>
-                <w:b/>
-                <w:color w:val="14364C"/>
                 <w:sz w:val="16"/>
               </w:rPr>
               <w:t>AUROC 1-NN test</w:t>
@@ -4347,18 +4036,15 @@
         </w:tc>
         <w:tc>
           <w:tcPr>
-            <w:tcW w:type="dxa" w:w="3432"/>
+            <w:tcW w:type="dxa" w:w="2416"/>
             <w:vAlign w:val="center"/>
-            <w:shd w:fill="E6F0F4"/>
           </w:tcPr>
           <w:p>
             <w:pPr>
-              <w:spacing w:before="20" w:after="20" w:line="252" w:lineRule="auto"/>
+              <w:spacing w:after="40"/>
             </w:pPr>
             <w:r>
               <w:rPr>
-                <w:b/>
-                <w:color w:val="14364C"/>
                 <w:sz w:val="16"/>
               </w:rPr>
               <w:t>Δ centroid − NN</w:t>
@@ -4367,17 +4053,14 @@
         </w:tc>
       </w:tr>
       <w:tr>
-        <w:trPr>
-          <w:cantSplit/>
-        </w:trPr>
         <w:tc>
           <w:tcPr>
-            <w:tcW w:type="dxa" w:w="981"/>
+            <w:tcW w:type="dxa" w:w="2416"/>
             <w:vAlign w:val="center"/>
           </w:tcPr>
           <w:p>
             <w:pPr>
-              <w:spacing w:before="20" w:after="20" w:line="252" w:lineRule="auto"/>
+              <w:spacing w:after="40"/>
             </w:pPr>
             <w:r>
               <w:rPr>
@@ -4389,12 +4072,12 @@
         </w:tc>
         <w:tc>
           <w:tcPr>
-            <w:tcW w:type="dxa" w:w="2452"/>
+            <w:tcW w:type="dxa" w:w="2416"/>
             <w:vAlign w:val="center"/>
           </w:tcPr>
           <w:p>
             <w:pPr>
-              <w:spacing w:before="20" w:after="20" w:line="252" w:lineRule="auto"/>
+              <w:spacing w:after="40"/>
             </w:pPr>
             <w:r>
               <w:rPr>
@@ -4406,12 +4089,12 @@
         </w:tc>
         <w:tc>
           <w:tcPr>
-            <w:tcW w:type="dxa" w:w="2942"/>
+            <w:tcW w:type="dxa" w:w="2416"/>
             <w:vAlign w:val="center"/>
           </w:tcPr>
           <w:p>
             <w:pPr>
-              <w:spacing w:before="20" w:after="20" w:line="252" w:lineRule="auto"/>
+              <w:spacing w:after="40"/>
             </w:pPr>
             <w:r>
               <w:rPr>
@@ -4423,12 +4106,12 @@
         </w:tc>
         <w:tc>
           <w:tcPr>
-            <w:tcW w:type="dxa" w:w="3432"/>
+            <w:tcW w:type="dxa" w:w="2416"/>
             <w:vAlign w:val="center"/>
           </w:tcPr>
           <w:p>
             <w:pPr>
-              <w:spacing w:before="20" w:after="20" w:line="252" w:lineRule="auto"/>
+              <w:spacing w:after="40"/>
             </w:pPr>
             <w:r>
               <w:rPr>
@@ -4440,17 +4123,14 @@
         </w:tc>
       </w:tr>
       <w:tr>
-        <w:trPr>
-          <w:cantSplit/>
-        </w:trPr>
         <w:tc>
           <w:tcPr>
-            <w:tcW w:type="dxa" w:w="981"/>
+            <w:tcW w:type="dxa" w:w="2416"/>
             <w:vAlign w:val="center"/>
           </w:tcPr>
           <w:p>
             <w:pPr>
-              <w:spacing w:before="20" w:after="20" w:line="252" w:lineRule="auto"/>
+              <w:spacing w:after="40"/>
             </w:pPr>
             <w:r>
               <w:rPr>
@@ -4462,12 +4142,12 @@
         </w:tc>
         <w:tc>
           <w:tcPr>
-            <w:tcW w:type="dxa" w:w="2452"/>
+            <w:tcW w:type="dxa" w:w="2416"/>
             <w:vAlign w:val="center"/>
           </w:tcPr>
           <w:p>
             <w:pPr>
-              <w:spacing w:before="20" w:after="20" w:line="252" w:lineRule="auto"/>
+              <w:spacing w:after="40"/>
             </w:pPr>
             <w:r>
               <w:rPr>
@@ -4479,12 +4159,12 @@
         </w:tc>
         <w:tc>
           <w:tcPr>
-            <w:tcW w:type="dxa" w:w="2942"/>
+            <w:tcW w:type="dxa" w:w="2416"/>
             <w:vAlign w:val="center"/>
           </w:tcPr>
           <w:p>
             <w:pPr>
-              <w:spacing w:before="20" w:after="20" w:line="252" w:lineRule="auto"/>
+              <w:spacing w:after="40"/>
             </w:pPr>
             <w:r>
               <w:rPr>
@@ -4496,12 +4176,12 @@
         </w:tc>
         <w:tc>
           <w:tcPr>
-            <w:tcW w:type="dxa" w:w="3432"/>
+            <w:tcW w:type="dxa" w:w="2416"/>
             <w:vAlign w:val="center"/>
           </w:tcPr>
           <w:p>
             <w:pPr>
-              <w:spacing w:before="20" w:after="20" w:line="252" w:lineRule="auto"/>
+              <w:spacing w:after="40"/>
             </w:pPr>
             <w:r>
               <w:rPr>
@@ -4513,17 +4193,14 @@
         </w:tc>
       </w:tr>
       <w:tr>
-        <w:trPr>
-          <w:cantSplit/>
-        </w:trPr>
         <w:tc>
           <w:tcPr>
-            <w:tcW w:type="dxa" w:w="981"/>
+            <w:tcW w:type="dxa" w:w="2416"/>
             <w:vAlign w:val="center"/>
           </w:tcPr>
           <w:p>
             <w:pPr>
-              <w:spacing w:before="20" w:after="20" w:line="252" w:lineRule="auto"/>
+              <w:spacing w:after="40"/>
             </w:pPr>
             <w:r>
               <w:rPr>
@@ -4535,12 +4212,12 @@
         </w:tc>
         <w:tc>
           <w:tcPr>
-            <w:tcW w:type="dxa" w:w="2452"/>
+            <w:tcW w:type="dxa" w:w="2416"/>
             <w:vAlign w:val="center"/>
           </w:tcPr>
           <w:p>
             <w:pPr>
-              <w:spacing w:before="20" w:after="20" w:line="252" w:lineRule="auto"/>
+              <w:spacing w:after="40"/>
             </w:pPr>
             <w:r>
               <w:rPr>
@@ -4552,12 +4229,12 @@
         </w:tc>
         <w:tc>
           <w:tcPr>
-            <w:tcW w:type="dxa" w:w="2942"/>
+            <w:tcW w:type="dxa" w:w="2416"/>
             <w:vAlign w:val="center"/>
           </w:tcPr>
           <w:p>
             <w:pPr>
-              <w:spacing w:before="20" w:after="20" w:line="252" w:lineRule="auto"/>
+              <w:spacing w:after="40"/>
             </w:pPr>
             <w:r>
               <w:rPr>
@@ -4569,12 +4246,12 @@
         </w:tc>
         <w:tc>
           <w:tcPr>
-            <w:tcW w:type="dxa" w:w="3432"/>
+            <w:tcW w:type="dxa" w:w="2416"/>
             <w:vAlign w:val="center"/>
           </w:tcPr>
           <w:p>
             <w:pPr>
-              <w:spacing w:before="20" w:after="20" w:line="252" w:lineRule="auto"/>
+              <w:spacing w:after="40"/>
             </w:pPr>
             <w:r>
               <w:rPr>
@@ -4586,23 +4263,15 @@
         </w:tc>
       </w:tr>
       <w:tr>
-        <w:trPr>
-          <w:cantSplit/>
-        </w:trPr>
         <w:tc>
           <w:tcPr>
-            <w:tcW w:type="dxa" w:w="981"/>
+            <w:tcW w:type="dxa" w:w="2416"/>
             <w:vAlign w:val="center"/>
           </w:tcPr>
           <w:p>
             <w:pPr>
-              <w:spacing w:before="20" w:after="20" w:line="252" w:lineRule="auto"/>
+              <w:spacing w:after="40"/>
             </w:pPr>
-            <w:r>
-              <w:rPr>
-                <w:sz w:val="16"/>
-              </w:rPr>
-            </w:r>
             <w:r>
               <w:rPr>
                 <w:b/>
@@ -4610,27 +4279,17 @@
               </w:rPr>
               <w:t>23</w:t>
             </w:r>
-            <w:r>
-              <w:rPr>
-                <w:sz w:val="16"/>
-              </w:rPr>
-            </w:r>
           </w:p>
         </w:tc>
         <w:tc>
           <w:tcPr>
-            <w:tcW w:type="dxa" w:w="2452"/>
+            <w:tcW w:type="dxa" w:w="2416"/>
             <w:vAlign w:val="center"/>
           </w:tcPr>
           <w:p>
             <w:pPr>
-              <w:spacing w:before="20" w:after="20" w:line="252" w:lineRule="auto"/>
+              <w:spacing w:after="40"/>
             </w:pPr>
-            <w:r>
-              <w:rPr>
-                <w:sz w:val="16"/>
-              </w:rPr>
-            </w:r>
             <w:r>
               <w:rPr>
                 <w:b/>
@@ -4638,27 +4297,17 @@
               </w:rPr>
               <w:t>0,901863</w:t>
             </w:r>
-            <w:r>
-              <w:rPr>
-                <w:sz w:val="16"/>
-              </w:rPr>
-            </w:r>
           </w:p>
         </w:tc>
         <w:tc>
           <w:tcPr>
-            <w:tcW w:type="dxa" w:w="2942"/>
+            <w:tcW w:type="dxa" w:w="2416"/>
             <w:vAlign w:val="center"/>
           </w:tcPr>
           <w:p>
             <w:pPr>
-              <w:spacing w:before="20" w:after="20" w:line="252" w:lineRule="auto"/>
+              <w:spacing w:after="40"/>
             </w:pPr>
-            <w:r>
-              <w:rPr>
-                <w:sz w:val="16"/>
-              </w:rPr>
-            </w:r>
             <w:r>
               <w:rPr>
                 <w:b/>
@@ -4666,38 +4315,23 @@
               </w:rPr>
               <w:t>0,815734</w:t>
             </w:r>
-            <w:r>
-              <w:rPr>
-                <w:sz w:val="16"/>
-              </w:rPr>
-            </w:r>
           </w:p>
         </w:tc>
         <w:tc>
           <w:tcPr>
-            <w:tcW w:type="dxa" w:w="3432"/>
+            <w:tcW w:type="dxa" w:w="2416"/>
             <w:vAlign w:val="center"/>
           </w:tcPr>
           <w:p>
             <w:pPr>
-              <w:spacing w:before="20" w:after="20" w:line="252" w:lineRule="auto"/>
+              <w:spacing w:after="40"/>
             </w:pPr>
-            <w:r>
-              <w:rPr>
-                <w:sz w:val="16"/>
-              </w:rPr>
-            </w:r>
             <w:r>
               <w:rPr>
                 <w:b/>
                 <w:sz w:val="16"/>
               </w:rPr>
               <w:t>+0,086129</w:t>
-            </w:r>
-            <w:r>
-              <w:rPr>
-                <w:sz w:val="16"/>
-              </w:rPr>
             </w:r>
           </w:p>
         </w:tc>
@@ -4724,7 +4358,7 @@
     </w:p>
     <w:p>
       <w:pPr>
-        <w:pStyle w:val="Heading3"/>
+        <w:pStyle w:val="Heading2"/>
       </w:pPr>
       <w:r>
         <w:t>6.5 Analisi accuracy/FPR a X23</w:t>
@@ -4737,36 +4371,29 @@
     </w:p>
     <w:tbl>
       <w:tblPr>
-        <w:tblStyle w:val="TableGrid"/>
+        <w:tblStyle w:val="LightShading-Accent1"/>
         <w:tblW w:type="auto" w:w="0"/>
         <w:jc w:val="center"/>
-        <w:tblLayout w:type="fixed"/>
+        <w:tblLayout w:type="autofit"/>
         <w:tblLook w:firstColumn="1" w:firstRow="1" w:lastColumn="0" w:lastRow="0" w:noHBand="0" w:noVBand="1" w:val="04A0"/>
       </w:tblPr>
       <w:tblGrid>
-        <w:gridCol w:w="1961"/>
-        <w:gridCol w:w="4217"/>
-        <w:gridCol w:w="3628"/>
+        <w:gridCol w:w="3221"/>
+        <w:gridCol w:w="3221"/>
+        <w:gridCol w:w="3221"/>
       </w:tblGrid>
       <w:tr>
-        <w:trPr>
-          <w:tblHeader w:val="true"/>
-          <w:cantSplit/>
-        </w:trPr>
         <w:tc>
           <w:tcPr>
-            <w:tcW w:type="dxa" w:w="1961"/>
+            <w:tcW w:type="dxa" w:w="3221"/>
             <w:vAlign w:val="center"/>
-            <w:shd w:fill="E6F0F4"/>
           </w:tcPr>
           <w:p>
             <w:pPr>
-              <w:spacing w:before="20" w:after="20" w:line="252" w:lineRule="auto"/>
+              <w:spacing w:after="40"/>
             </w:pPr>
             <w:r>
               <w:rPr>
-                <w:b/>
-                <w:color w:val="14364C"/>
                 <w:sz w:val="16"/>
               </w:rPr>
               <w:t>Metrica</w:t>
@@ -4775,18 +4402,15 @@
         </w:tc>
         <w:tc>
           <w:tcPr>
-            <w:tcW w:type="dxa" w:w="4217"/>
+            <w:tcW w:type="dxa" w:w="3221"/>
             <w:vAlign w:val="center"/>
-            <w:shd w:fill="E6F0F4"/>
           </w:tcPr>
           <w:p>
             <w:pPr>
-              <w:spacing w:before="20" w:after="20" w:line="252" w:lineRule="auto"/>
+              <w:spacing w:after="40"/>
             </w:pPr>
             <w:r>
               <w:rPr>
-                <w:b/>
-                <w:color w:val="14364C"/>
                 <w:sz w:val="16"/>
               </w:rPr>
               <w:t>Soglia 0</w:t>
@@ -4795,18 +4419,15 @@
         </w:tc>
         <w:tc>
           <w:tcPr>
-            <w:tcW w:type="dxa" w:w="3628"/>
+            <w:tcW w:type="dxa" w:w="3221"/>
             <w:vAlign w:val="center"/>
-            <w:shd w:fill="E6F0F4"/>
           </w:tcPr>
           <w:p>
             <w:pPr>
-              <w:spacing w:before="20" w:after="20" w:line="252" w:lineRule="auto"/>
+              <w:spacing w:after="40"/>
             </w:pPr>
             <w:r>
               <w:rPr>
-                <w:b/>
-                <w:color w:val="14364C"/>
                 <w:sz w:val="16"/>
               </w:rPr>
               <w:t>Soglia validation Youden</w:t>
@@ -4815,17 +4436,14 @@
         </w:tc>
       </w:tr>
       <w:tr>
-        <w:trPr>
-          <w:cantSplit/>
-        </w:trPr>
         <w:tc>
           <w:tcPr>
-            <w:tcW w:type="dxa" w:w="1961"/>
+            <w:tcW w:type="dxa" w:w="3221"/>
             <w:vAlign w:val="center"/>
           </w:tcPr>
           <w:p>
             <w:pPr>
-              <w:spacing w:before="20" w:after="20" w:line="252" w:lineRule="auto"/>
+              <w:spacing w:after="40"/>
             </w:pPr>
             <w:r>
               <w:rPr>
@@ -4837,12 +4455,12 @@
         </w:tc>
         <w:tc>
           <w:tcPr>
-            <w:tcW w:type="dxa" w:w="4217"/>
+            <w:tcW w:type="dxa" w:w="3221"/>
             <w:vAlign w:val="center"/>
           </w:tcPr>
           <w:p>
             <w:pPr>
-              <w:spacing w:before="20" w:after="20" w:line="252" w:lineRule="auto"/>
+              <w:spacing w:after="40"/>
             </w:pPr>
             <w:r>
               <w:rPr>
@@ -4854,18 +4472,13 @@
         </w:tc>
         <w:tc>
           <w:tcPr>
-            <w:tcW w:type="dxa" w:w="3628"/>
+            <w:tcW w:type="dxa" w:w="3221"/>
             <w:vAlign w:val="center"/>
           </w:tcPr>
           <w:p>
             <w:pPr>
-              <w:spacing w:before="20" w:after="20" w:line="252" w:lineRule="auto"/>
+              <w:spacing w:after="40"/>
             </w:pPr>
-            <w:r>
-              <w:rPr>
-                <w:sz w:val="16"/>
-              </w:rPr>
-            </w:r>
             <w:r>
               <w:rPr>
                 <w:b/>
@@ -4873,26 +4486,18 @@
               </w:rPr>
               <w:t>0,82125</w:t>
             </w:r>
-            <w:r>
-              <w:rPr>
-                <w:sz w:val="16"/>
-              </w:rPr>
-            </w:r>
           </w:p>
         </w:tc>
       </w:tr>
       <w:tr>
-        <w:trPr>
-          <w:cantSplit/>
-        </w:trPr>
         <w:tc>
           <w:tcPr>
-            <w:tcW w:type="dxa" w:w="1961"/>
+            <w:tcW w:type="dxa" w:w="3221"/>
             <w:vAlign w:val="center"/>
           </w:tcPr>
           <w:p>
             <w:pPr>
-              <w:spacing w:before="20" w:after="20" w:line="252" w:lineRule="auto"/>
+              <w:spacing w:after="40"/>
             </w:pPr>
             <w:r>
               <w:rPr>
@@ -4904,12 +4509,12 @@
         </w:tc>
         <w:tc>
           <w:tcPr>
-            <w:tcW w:type="dxa" w:w="4217"/>
+            <w:tcW w:type="dxa" w:w="3221"/>
             <w:vAlign w:val="center"/>
           </w:tcPr>
           <w:p>
             <w:pPr>
-              <w:spacing w:before="20" w:after="20" w:line="252" w:lineRule="auto"/>
+              <w:spacing w:after="40"/>
             </w:pPr>
             <w:r>
               <w:rPr>
@@ -4921,18 +4526,13 @@
         </w:tc>
         <w:tc>
           <w:tcPr>
-            <w:tcW w:type="dxa" w:w="3628"/>
+            <w:tcW w:type="dxa" w:w="3221"/>
             <w:vAlign w:val="center"/>
           </w:tcPr>
           <w:p>
             <w:pPr>
-              <w:spacing w:before="20" w:after="20" w:line="252" w:lineRule="auto"/>
+              <w:spacing w:after="40"/>
             </w:pPr>
-            <w:r>
-              <w:rPr>
-                <w:sz w:val="16"/>
-              </w:rPr>
-            </w:r>
             <w:r>
               <w:rPr>
                 <w:b/>
@@ -4940,26 +4540,18 @@
               </w:rPr>
               <w:t>0,812583</w:t>
             </w:r>
-            <w:r>
-              <w:rPr>
-                <w:sz w:val="16"/>
-              </w:rPr>
-            </w:r>
           </w:p>
         </w:tc>
       </w:tr>
       <w:tr>
-        <w:trPr>
-          <w:cantSplit/>
-        </w:trPr>
         <w:tc>
           <w:tcPr>
-            <w:tcW w:type="dxa" w:w="1961"/>
+            <w:tcW w:type="dxa" w:w="3221"/>
             <w:vAlign w:val="center"/>
           </w:tcPr>
           <w:p>
             <w:pPr>
-              <w:spacing w:before="20" w:after="20" w:line="252" w:lineRule="auto"/>
+              <w:spacing w:after="40"/>
             </w:pPr>
             <w:r>
               <w:rPr>
@@ -4971,12 +4563,12 @@
         </w:tc>
         <w:tc>
           <w:tcPr>
-            <w:tcW w:type="dxa" w:w="4217"/>
+            <w:tcW w:type="dxa" w:w="3221"/>
             <w:vAlign w:val="center"/>
           </w:tcPr>
           <w:p>
             <w:pPr>
-              <w:spacing w:before="20" w:after="20" w:line="252" w:lineRule="auto"/>
+              <w:spacing w:after="40"/>
             </w:pPr>
             <w:r>
               <w:rPr>
@@ -4988,18 +4580,13 @@
         </w:tc>
         <w:tc>
           <w:tcPr>
-            <w:tcW w:type="dxa" w:w="3628"/>
+            <w:tcW w:type="dxa" w:w="3221"/>
             <w:vAlign w:val="center"/>
           </w:tcPr>
           <w:p>
             <w:pPr>
-              <w:spacing w:before="20" w:after="20" w:line="252" w:lineRule="auto"/>
+              <w:spacing w:after="40"/>
             </w:pPr>
-            <w:r>
-              <w:rPr>
-                <w:sz w:val="16"/>
-              </w:rPr>
-            </w:r>
             <w:r>
               <w:rPr>
                 <w:b/>
@@ -5007,26 +4594,18 @@
               </w:rPr>
               <w:t>0,1550</w:t>
             </w:r>
-            <w:r>
-              <w:rPr>
-                <w:sz w:val="16"/>
-              </w:rPr>
-            </w:r>
           </w:p>
         </w:tc>
       </w:tr>
       <w:tr>
-        <w:trPr>
-          <w:cantSplit/>
-        </w:trPr>
         <w:tc>
           <w:tcPr>
-            <w:tcW w:type="dxa" w:w="1961"/>
+            <w:tcW w:type="dxa" w:w="3221"/>
             <w:vAlign w:val="center"/>
           </w:tcPr>
           <w:p>
             <w:pPr>
-              <w:spacing w:before="20" w:after="20" w:line="252" w:lineRule="auto"/>
+              <w:spacing w:after="40"/>
             </w:pPr>
             <w:r>
               <w:rPr>
@@ -5038,12 +4617,12 @@
         </w:tc>
         <w:tc>
           <w:tcPr>
-            <w:tcW w:type="dxa" w:w="4217"/>
+            <w:tcW w:type="dxa" w:w="3221"/>
             <w:vAlign w:val="center"/>
           </w:tcPr>
           <w:p>
             <w:pPr>
-              <w:spacing w:before="20" w:after="20" w:line="252" w:lineRule="auto"/>
+              <w:spacing w:after="40"/>
             </w:pPr>
             <w:r>
               <w:rPr>
@@ -5055,12 +4634,12 @@
         </w:tc>
         <w:tc>
           <w:tcPr>
-            <w:tcW w:type="dxa" w:w="3628"/>
+            <w:tcW w:type="dxa" w:w="3221"/>
             <w:vAlign w:val="center"/>
           </w:tcPr>
           <w:p>
             <w:pPr>
-              <w:spacing w:before="20" w:after="20" w:line="252" w:lineRule="auto"/>
+              <w:spacing w:after="40"/>
             </w:pPr>
             <w:r>
               <w:rPr>
@@ -5072,17 +4651,14 @@
         </w:tc>
       </w:tr>
       <w:tr>
-        <w:trPr>
-          <w:cantSplit/>
-        </w:trPr>
         <w:tc>
           <w:tcPr>
-            <w:tcW w:type="dxa" w:w="1961"/>
+            <w:tcW w:type="dxa" w:w="3221"/>
             <w:vAlign w:val="center"/>
           </w:tcPr>
           <w:p>
             <w:pPr>
-              <w:spacing w:before="20" w:after="20" w:line="252" w:lineRule="auto"/>
+              <w:spacing w:after="40"/>
             </w:pPr>
             <w:r>
               <w:rPr>
@@ -5094,12 +4670,12 @@
         </w:tc>
         <w:tc>
           <w:tcPr>
-            <w:tcW w:type="dxa" w:w="4217"/>
+            <w:tcW w:type="dxa" w:w="3221"/>
             <w:vAlign w:val="center"/>
           </w:tcPr>
           <w:p>
             <w:pPr>
-              <w:spacing w:before="20" w:after="20" w:line="252" w:lineRule="auto"/>
+              <w:spacing w:after="40"/>
             </w:pPr>
             <w:r>
               <w:rPr>
@@ -5111,12 +4687,12 @@
         </w:tc>
         <w:tc>
           <w:tcPr>
-            <w:tcW w:type="dxa" w:w="3628"/>
+            <w:tcW w:type="dxa" w:w="3221"/>
             <w:vAlign w:val="center"/>
           </w:tcPr>
           <w:p>
             <w:pPr>
-              <w:spacing w:before="20" w:after="20" w:line="252" w:lineRule="auto"/>
+              <w:spacing w:after="40"/>
             </w:pPr>
             <w:r>
               <w:rPr>
@@ -5149,7 +4725,7 @@
     </w:p>
     <w:p>
       <w:pPr>
-        <w:pStyle w:val="Heading3"/>
+        <w:pStyle w:val="Heading2"/>
       </w:pPr>
       <w:r>
         <w:t>6.6 Figure pronte per GitHub e file Excel</w:t>
@@ -5159,7 +4735,6 @@
       <w:pPr>
         <w:pStyle w:val="ListBullet"/>
       </w:pPr>
-      <w:r/>
       <w:r>
         <w:rPr>
           <w:b/>
@@ -5167,14 +4742,22 @@
         <w:t>Figura 1:</w:t>
       </w:r>
       <w:r>
-        <w:t xml:space="preserve"> AUROC vs intensità X — validation di sviluppo, validation dei fit test, test.</w:t>
+        <w:t xml:space="preserve"> </w:t>
+      </w:r>
+      <w:r>
+        <w:rPr>
+          <w:color w:val="0E569B"/>
+        </w:rPr>
+        <w:t>AUROC vs intensità X — validation di sviluppo, validation dei fit test, test</w:t>
+      </w:r>
+      <w:r>
+        <w:t>.</w:t>
       </w:r>
     </w:p>
     <w:p>
       <w:pPr>
         <w:pStyle w:val="ListBullet"/>
       </w:pPr>
-      <w:r/>
       <w:r>
         <w:rPr>
           <w:b/>
@@ -5182,14 +4765,22 @@
         <w:t>Figura 2:</w:t>
       </w:r>
       <w:r>
-        <w:t xml:space="preserve"> Accuracy test — soglia originale vs Youden.</w:t>
+        <w:t xml:space="preserve"> </w:t>
+      </w:r>
+      <w:r>
+        <w:rPr>
+          <w:color w:val="0E569B"/>
+        </w:rPr>
+        <w:t>Accuracy test — soglia originale vs Youden</w:t>
+      </w:r>
+      <w:r>
+        <w:t>.</w:t>
       </w:r>
     </w:p>
     <w:p>
       <w:pPr>
         <w:pStyle w:val="ListBullet"/>
       </w:pPr>
-      <w:r/>
       <w:r>
         <w:rPr>
           <w:b/>
@@ -5197,14 +4788,22 @@
         <w:t>Figura 3:</w:t>
       </w:r>
       <w:r>
-        <w:t xml:space="preserve"> FPR test — soglia originale vs Youden.</w:t>
+        <w:t xml:space="preserve"> </w:t>
+      </w:r>
+      <w:r>
+        <w:rPr>
+          <w:color w:val="0E569B"/>
+        </w:rPr>
+        <w:t>FPR test — soglia originale vs Youden</w:t>
+      </w:r>
+      <w:r>
+        <w:t>.</w:t>
       </w:r>
     </w:p>
     <w:p>
       <w:pPr>
         <w:pStyle w:val="ListBullet"/>
       </w:pPr>
-      <w:r/>
       <w:r>
         <w:rPr>
           <w:b/>
@@ -5212,14 +4811,22 @@
         <w:t>Figura 4:</w:t>
       </w:r>
       <w:r>
-        <w:t xml:space="preserve"> Confronto AUROC centroid vs NN sul test.</w:t>
+        <w:t xml:space="preserve"> </w:t>
+      </w:r>
+      <w:r>
+        <w:rPr>
+          <w:color w:val="0E569B"/>
+        </w:rPr>
+        <w:t>Confronto AUROC centroid vs NN sul test</w:t>
+      </w:r>
+      <w:r>
+        <w:t>.</w:t>
       </w:r>
     </w:p>
     <w:p>
       <w:pPr>
         <w:pStyle w:val="ListBullet"/>
       </w:pPr>
-      <w:r/>
       <w:r>
         <w:rPr>
           <w:b/>
@@ -5227,7 +4834,16 @@
         <w:t>Workbook editabile con grafici Excel nativi:</w:t>
       </w:r>
       <w:r>
-        <w:t xml:space="preserve"> E1_grafici.xlsx.</w:t>
+        <w:t xml:space="preserve"> </w:t>
+      </w:r>
+      <w:r>
+        <w:rPr>
+          <w:color w:val="0E569B"/>
+        </w:rPr>
+        <w:t>E1_grafici.xlsx</w:t>
+      </w:r>
+      <w:r>
+        <w:t>.</w:t>
       </w:r>
     </w:p>
     <w:p>
@@ -5254,13 +4870,21 @@
       </w:r>
       <w:r>
         <w:rPr>
-          <w:rFonts w:ascii="Liberation Mono" w:hAnsi="Liberation Mono"/>
+          <w:rFonts w:ascii="Consolas" w:hAnsi="Consolas"/>
           <w:sz w:val="16"/>
         </w:rPr>
         <w:t>scripts/plot_e1_results.py</w:t>
       </w:r>
       <w:r>
         <w:t xml:space="preserve"> prima del commit. Non ricostruirle a mano cambiando cifre o aggregazioni. Lo script non esegue training.</w:t>
+      </w:r>
+    </w:p>
+    <w:p>
+      <w:pPr>
+        <w:pStyle w:val="Heading1"/>
+      </w:pPr>
+      <w:r>
+        <w:t>7. Replica di Fabrizio su Mac M4 — confronto delle piattaforme</w:t>
       </w:r>
     </w:p>
     <w:p>
@@ -5268,93 +4892,233 @@
         <w:pStyle w:val="Heading2"/>
       </w:pPr>
       <w:r>
-        <w:t>7. Discussione</w:t>
+        <w:t>7.1 Che cosa rappresenta il confronto e cosa NON rappresenta</w:t>
       </w:r>
     </w:p>
     <w:p>
-      <w:r/>
       <w:r>
         <w:rPr>
           <w:b/>
         </w:rPr>
-        <w:t>Messaggio principale.</w:t>
-      </w:r>
-      <w:r>
-        <w:t xml:space="preserve"> Nel setting E1 il metodo centroid discrimina bene campioni benign/stego quando si sovrascrivono </w:t>
+        <w:t>Confronto originale → Ubuntu → Mac.</w:t>
+      </w:r>
+      <w:r>
+        <w:t xml:space="preserve"> Il lavoro originale </w:t>
       </w:r>
       <w:r>
         <w:rPr>
           <w:b/>
         </w:rPr>
-        <w:t>23 bit di mantissa</w:t>
-      </w:r>
-      <w:r>
-        <w:t xml:space="preserve"> (AUROC media ~0,902), ma ha un comportamento vicino al caso per </w:t>
+        <w:t>Model X-Ray</w:t>
+      </w:r>
+      <w:r>
+        <w:t xml:space="preserve"> è il riferimento metodologico e di codice; i suoi risultati pubblicati derivano da condizioni che non sono state qui accertate come identiche al nostro protocollo e </w:t>
       </w:r>
       <w:r>
         <w:rPr>
           <w:b/>
         </w:rPr>
-        <w:t>X=1,8,16</w:t>
-      </w:r>
-      <w:r>
-        <w:t xml:space="preserve"> (AUROC 0,500–0,508). Questo è un risultato sul </w:t>
+        <w:t>non sono collocati in una tabella quantitativa comune</w:t>
+      </w:r>
+      <w:r>
+        <w:t xml:space="preserve">. Il </w:t>
       </w:r>
       <w:r>
         <w:rPr>
           <w:b/>
         </w:rPr>
-        <w:t>particolare zoo e protocollo few-shot</w:t>
-      </w:r>
-      <w:r>
-        <w:t xml:space="preserve"> studiati, non una misura universale di efficacia contro stegomalware.</w:t>
-      </w:r>
-    </w:p>
-    <w:p>
-      <w:r>
-        <w:t xml:space="preserve">La forte transizione a X23 è compatibile con un cambiamento molto più pronunciato della distribuzione dei pesi. Dal solo risultato di detection </w:t>
+        <w:t>pilot upstream originale</w:t>
+      </w:r>
+      <w:r>
+        <w:t xml:space="preserve"> e la </w:t>
       </w:r>
       <w:r>
         <w:rPr>
           <w:b/>
         </w:rPr>
-        <w:t>non</w:t>
-      </w:r>
-      <w:r>
-        <w:t xml:space="preserve"> possiamo inferire che un payload X23 mantenga inalterata l'utilità dei CNN, sia furtivo, venga recuperato esattamente o rappresenti malware eseguibile. Analogamente, il risultato quasi-casuale a X≤16 non prova che ogni possibile detector fallirebbe.</w:t>
+        <w:t>validation esplorativa E1 v1</w:t>
+      </w:r>
+      <w:r>
+        <w:t xml:space="preserve"> rappresentano invece fasi interne di sviluppo, non un terzo test finale indipendente. I soli risultati direttamente accostati nella tabella seguente sono le due esecuzioni E1 v2 con dati e split corrispondenti.</w:t>
       </w:r>
     </w:p>
     <w:p>
-      <w:r/>
       <w:r>
         <w:rPr>
           <w:b/>
         </w:rPr>
-        <w:t>Generalizzazione.</w:t>
-      </w:r>
-      <w:r>
-        <w:t xml:space="preserve"> La robustezza ID misurata non dice come il detector reagisce ad attacchi di famiglia diversa (E2) né a cambi di architettura, serializzazione o lifecycle (E3 e possibili approfondimenti di tesi).</w:t>
-      </w:r>
-    </w:p>
-    <w:p>
-      <w:r/>
+        <w:t>Riccardo:</w:t>
+      </w:r>
+      <w:r>
+        <w:t xml:space="preserve"> Ubuntu 24.04 su VirtualBox, CPU x86_64, 6 vCPU, ~11 GiB RAM, 4 GiB swap. </w:t>
+      </w:r>
       <w:r>
         <w:rPr>
           <w:b/>
         </w:rPr>
-        <w:t>Statistica.</w:t>
-      </w:r>
-      <w:r>
-        <w:t xml:space="preserve"> La media sulle 10 ripetizioni descrive la variabilità del training e dei payload, ma un'inferenza rigorosa sul mondo esterno dovrebbe rispettare l'accoppiamento benign/stego e l'unità indipendente </w:t>
+        <w:t>Fabrizio:</w:t>
+      </w:r>
+      <w:r>
+        <w:t xml:space="preserve"> macOS su Apple Silicon </w:t>
       </w:r>
       <w:r>
         <w:rPr>
           <w:b/>
         </w:rPr>
-        <w:t>checkpoint di origine</w:t>
-      </w:r>
-      <w:r>
-        <w:t>. Non attribuiamo p-value, intervalli di confidenza o differenze significative non calcolate.</w:t>
+        <w:t>M4 ARM64</w:t>
+      </w:r>
+      <w:r>
+        <w:t xml:space="preserve">, TensorFlow su CPU (Metal non attivato), Python 3.11.17, NumPy 1.26.4, TensorFlow 2.15.1, PyTorch 2.4.0; nessuna GPU TensorFlow visibile. Non sono due architetture </w:t>
+      </w:r>
+      <w:r>
+        <w:rPr>
+          <w:b/>
+        </w:rPr>
+        <w:t>neuronali</w:t>
+      </w:r>
+      <w:r>
+        <w:t>: le 1.000 CNN sorgente hanno la stessa rappresentazione in entrambi i run.</w:t>
+      </w:r>
+    </w:p>
+    <w:p>
+      <w:r>
+        <w:t>Integrità dichiarata e confrontabile:</w:t>
+      </w:r>
+    </w:p>
+    <w:p>
+      <w:pPr>
+        <w:pStyle w:val="ListBullet"/>
+      </w:pPr>
+      <w:r>
+        <w:rPr>
+          <w:rFonts w:ascii="Consolas" w:hAnsi="Consolas"/>
+          <w:sz w:val="16"/>
+        </w:rPr>
+        <w:t>weights.npy</w:t>
+      </w:r>
+      <w:r>
+        <w:t xml:space="preserve"> SHA-256: </w:t>
+      </w:r>
+      <w:r>
+        <w:rPr>
+          <w:rFonts w:ascii="Consolas" w:hAnsi="Consolas"/>
+          <w:sz w:val="16"/>
+        </w:rPr>
+        <w:t>5a03ff6349010405fd05c7c27aee746143259fdf0a000acb4c9e05cbc8dd60ad</w:t>
+      </w:r>
+      <w:r>
+        <w:t>.</w:t>
+      </w:r>
+    </w:p>
+    <w:p>
+      <w:pPr>
+        <w:pStyle w:val="ListBullet"/>
+      </w:pPr>
+      <w:r>
+        <w:rPr>
+          <w:rFonts w:ascii="Consolas" w:hAnsi="Consolas"/>
+          <w:sz w:val="16"/>
+        </w:rPr>
+        <w:t>splits.csv</w:t>
+      </w:r>
+      <w:r>
+        <w:t xml:space="preserve"> SHA-256: </w:t>
+      </w:r>
+      <w:r>
+        <w:rPr>
+          <w:rFonts w:ascii="Consolas" w:hAnsi="Consolas"/>
+          <w:sz w:val="16"/>
+        </w:rPr>
+        <w:t>3f4236bf2b3e7a91e11dd67037c5dc3262382fd8c77ce333b49f30d6e4b93a6f</w:t>
+      </w:r>
+      <w:r>
+        <w:t>.</w:t>
+      </w:r>
+    </w:p>
+    <w:p>
+      <w:pPr>
+        <w:pStyle w:val="ListBullet"/>
+      </w:pPr>
+      <w:r>
+        <w:t xml:space="preserve">Upstream Model X-Ray fissato a </w:t>
+      </w:r>
+      <w:r>
+        <w:rPr>
+          <w:rFonts w:ascii="Consolas" w:hAnsi="Consolas"/>
+          <w:sz w:val="16"/>
+        </w:rPr>
+        <w:t>a880e332f556fc71faf8d3753931005d5d019339</w:t>
+      </w:r>
+      <w:r>
+        <w:t>.</w:t>
+      </w:r>
+    </w:p>
+    <w:p>
+      <w:pPr>
+        <w:pStyle w:val="ListBullet"/>
+      </w:pPr>
+      <w:r>
+        <w:t>Payload v2 sintetici deterministici; 203 payload/identità nello smoke test Mac; 40/40 validation e 40/40 test dichiarati e coerenti con i CSV.</w:t>
+      </w:r>
+    </w:p>
+    <w:p>
+      <w:r>
+        <w:rPr>
+          <w:b/>
+        </w:rPr>
+        <w:t>Avvertenza di versioning:</w:t>
+      </w:r>
+      <w:r>
+        <w:t xml:space="preserve"> il </w:t>
+      </w:r>
+      <w:r>
+        <w:rPr>
+          <w:rFonts w:ascii="Consolas" w:hAnsi="Consolas"/>
+          <w:sz w:val="16"/>
+        </w:rPr>
+        <w:t>project_commit</w:t>
+      </w:r>
+      <w:r>
+        <w:t xml:space="preserve"> della campagna test Ubuntu è </w:t>
+      </w:r>
+      <w:r>
+        <w:rPr>
+          <w:rFonts w:ascii="Consolas" w:hAnsi="Consolas"/>
+          <w:sz w:val="16"/>
+        </w:rPr>
+        <w:t>f5bf86b237ca61f1d845732be41aa24203855921</w:t>
+      </w:r>
+      <w:r>
+        <w:t xml:space="preserve">, mentre il report Mac indica HEAD </w:t>
+      </w:r>
+      <w:r>
+        <w:rPr>
+          <w:rFonts w:ascii="Consolas" w:hAnsi="Consolas"/>
+          <w:sz w:val="16"/>
+        </w:rPr>
+        <w:t>59f556c</w:t>
+      </w:r>
+      <w:r>
+        <w:t xml:space="preserve">. L'identità dei byte di codice tra questi due commit </w:t>
+      </w:r>
+      <w:r>
+        <w:rPr>
+          <w:b/>
+        </w:rPr>
+        <w:t>non è stata ancora dimostrata</w:t>
+      </w:r>
+      <w:r>
+        <w:t xml:space="preserve">: prima di attribuire gli scostamenti al solo hardware è necessario verificare </w:t>
+      </w:r>
+      <w:r>
+        <w:rPr>
+          <w:rFonts w:ascii="Consolas" w:hAnsi="Consolas"/>
+          <w:sz w:val="16"/>
+        </w:rPr>
+        <w:t>git diff</w:t>
+      </w:r>
+      <w:r>
+        <w:t xml:space="preserve"> sulle sorgenti sperimentali. L'hash del runner Mac non è incluso nel materiale fornito. Le piccole differenze possono dipendere anche dalla variabilità di training non bitwise.</w:t>
       </w:r>
     </w:p>
     <w:p>
@@ -5362,14 +5126,1460 @@
         <w:pStyle w:val="Heading2"/>
       </w:pPr>
       <w:r>
-        <w:t>8. Limiti e validità delle conclusioni</w:t>
+        <w:t>7.2 Risultati test E1 v2 — centroid (10 ripetizioni per X)</w:t>
+      </w:r>
+    </w:p>
+    <w:tbl>
+      <w:tblPr>
+        <w:tblStyle w:val="LightShading-Accent1"/>
+        <w:tblW w:type="auto" w:w="0"/>
+        <w:jc w:val="center"/>
+        <w:tblLayout w:type="autofit"/>
+        <w:tblLook w:firstColumn="1" w:firstRow="1" w:lastColumn="0" w:lastRow="0" w:noHBand="0" w:noVBand="1" w:val="04A0"/>
+      </w:tblPr>
+      <w:tblGrid>
+        <w:gridCol w:w="1208"/>
+        <w:gridCol w:w="1208"/>
+        <w:gridCol w:w="1208"/>
+        <w:gridCol w:w="1208"/>
+        <w:gridCol w:w="1208"/>
+        <w:gridCol w:w="1208"/>
+        <w:gridCol w:w="1208"/>
+        <w:gridCol w:w="1208"/>
+      </w:tblGrid>
+      <w:tr>
+        <w:tc>
+          <w:tcPr>
+            <w:tcW w:type="dxa" w:w="1208"/>
+            <w:vAlign w:val="center"/>
+          </w:tcPr>
+          <w:p>
+            <w:pPr>
+              <w:spacing w:after="40"/>
+            </w:pPr>
+            <w:r>
+              <w:rPr>
+                <w:sz w:val="14"/>
+              </w:rPr>
+              <w:t>X-LSB</w:t>
+            </w:r>
+          </w:p>
+        </w:tc>
+        <w:tc>
+          <w:tcPr>
+            <w:tcW w:type="dxa" w:w="1208"/>
+            <w:vAlign w:val="center"/>
+          </w:tcPr>
+          <w:p>
+            <w:pPr>
+              <w:spacing w:after="40"/>
+            </w:pPr>
+            <w:r>
+              <w:rPr>
+                <w:sz w:val="14"/>
+              </w:rPr>
+              <w:t>AUROC Ubuntu x86_64</w:t>
+            </w:r>
+          </w:p>
+        </w:tc>
+        <w:tc>
+          <w:tcPr>
+            <w:tcW w:type="dxa" w:w="1208"/>
+            <w:vAlign w:val="center"/>
+          </w:tcPr>
+          <w:p>
+            <w:pPr>
+              <w:spacing w:after="40"/>
+            </w:pPr>
+            <w:r>
+              <w:rPr>
+                <w:sz w:val="14"/>
+              </w:rPr>
+              <w:t>AUROC Mac ARM64</w:t>
+            </w:r>
+          </w:p>
+        </w:tc>
+        <w:tc>
+          <w:tcPr>
+            <w:tcW w:type="dxa" w:w="1208"/>
+            <w:vAlign w:val="center"/>
+          </w:tcPr>
+          <w:p>
+            <w:pPr>
+              <w:spacing w:after="40"/>
+            </w:pPr>
+            <w:r>
+              <w:rPr>
+                <w:sz w:val="14"/>
+              </w:rPr>
+              <w:t>Δ Mac − Ubuntu</w:t>
+            </w:r>
+          </w:p>
+        </w:tc>
+        <w:tc>
+          <w:tcPr>
+            <w:tcW w:type="dxa" w:w="1208"/>
+            <w:vAlign w:val="center"/>
+          </w:tcPr>
+          <w:p>
+            <w:pPr>
+              <w:spacing w:after="40"/>
+            </w:pPr>
+            <w:r>
+              <w:rPr>
+                <w:sz w:val="14"/>
+              </w:rPr>
+              <w:t>Accuracy Youden Ubuntu</w:t>
+            </w:r>
+          </w:p>
+        </w:tc>
+        <w:tc>
+          <w:tcPr>
+            <w:tcW w:type="dxa" w:w="1208"/>
+            <w:vAlign w:val="center"/>
+          </w:tcPr>
+          <w:p>
+            <w:pPr>
+              <w:spacing w:after="40"/>
+            </w:pPr>
+            <w:r>
+              <w:rPr>
+                <w:sz w:val="14"/>
+              </w:rPr>
+              <w:t>Accuracy Youden Mac</w:t>
+            </w:r>
+          </w:p>
+        </w:tc>
+        <w:tc>
+          <w:tcPr>
+            <w:tcW w:type="dxa" w:w="1208"/>
+            <w:vAlign w:val="center"/>
+          </w:tcPr>
+          <w:p>
+            <w:pPr>
+              <w:spacing w:after="40"/>
+            </w:pPr>
+            <w:r>
+              <w:rPr>
+                <w:sz w:val="14"/>
+              </w:rPr>
+              <w:t>FPR Youden Ubuntu</w:t>
+            </w:r>
+          </w:p>
+        </w:tc>
+        <w:tc>
+          <w:tcPr>
+            <w:tcW w:type="dxa" w:w="1208"/>
+            <w:vAlign w:val="center"/>
+          </w:tcPr>
+          <w:p>
+            <w:pPr>
+              <w:spacing w:after="40"/>
+            </w:pPr>
+            <w:r>
+              <w:rPr>
+                <w:sz w:val="14"/>
+              </w:rPr>
+              <w:t>FPR Youden Mac</w:t>
+            </w:r>
+          </w:p>
+        </w:tc>
+      </w:tr>
+      <w:tr>
+        <w:tc>
+          <w:tcPr>
+            <w:tcW w:type="dxa" w:w="1208"/>
+            <w:vAlign w:val="center"/>
+          </w:tcPr>
+          <w:p>
+            <w:pPr>
+              <w:spacing w:after="40"/>
+            </w:pPr>
+            <w:r>
+              <w:rPr>
+                <w:b/>
+                <w:sz w:val="14"/>
+              </w:rPr>
+              <w:t>1</w:t>
+            </w:r>
+          </w:p>
+        </w:tc>
+        <w:tc>
+          <w:tcPr>
+            <w:tcW w:type="dxa" w:w="1208"/>
+            <w:vAlign w:val="center"/>
+          </w:tcPr>
+          <w:p>
+            <w:pPr>
+              <w:spacing w:after="40"/>
+            </w:pPr>
+            <w:r>
+              <w:rPr>
+                <w:sz w:val="14"/>
+              </w:rPr>
+              <w:t>0.500150</w:t>
+            </w:r>
+          </w:p>
+        </w:tc>
+        <w:tc>
+          <w:tcPr>
+            <w:tcW w:type="dxa" w:w="1208"/>
+            <w:vAlign w:val="center"/>
+          </w:tcPr>
+          <w:p>
+            <w:pPr>
+              <w:spacing w:after="40"/>
+            </w:pPr>
+            <w:r>
+              <w:rPr>
+                <w:sz w:val="14"/>
+              </w:rPr>
+              <w:t>0.500209</w:t>
+            </w:r>
+          </w:p>
+        </w:tc>
+        <w:tc>
+          <w:tcPr>
+            <w:tcW w:type="dxa" w:w="1208"/>
+            <w:vAlign w:val="center"/>
+          </w:tcPr>
+          <w:p>
+            <w:pPr>
+              <w:spacing w:after="40"/>
+            </w:pPr>
+            <w:r>
+              <w:rPr>
+                <w:sz w:val="14"/>
+              </w:rPr>
+              <w:t>+0.000059</w:t>
+            </w:r>
+          </w:p>
+        </w:tc>
+        <w:tc>
+          <w:tcPr>
+            <w:tcW w:type="dxa" w:w="1208"/>
+            <w:vAlign w:val="center"/>
+          </w:tcPr>
+          <w:p>
+            <w:pPr>
+              <w:spacing w:after="40"/>
+            </w:pPr>
+            <w:r>
+              <w:rPr>
+                <w:sz w:val="14"/>
+              </w:rPr>
+              <w:t>0.50025</w:t>
+            </w:r>
+          </w:p>
+        </w:tc>
+        <w:tc>
+          <w:tcPr>
+            <w:tcW w:type="dxa" w:w="1208"/>
+            <w:vAlign w:val="center"/>
+          </w:tcPr>
+          <w:p>
+            <w:pPr>
+              <w:spacing w:after="40"/>
+            </w:pPr>
+            <w:r>
+              <w:rPr>
+                <w:sz w:val="14"/>
+              </w:rPr>
+              <w:t>0.50075</w:t>
+            </w:r>
+          </w:p>
+        </w:tc>
+        <w:tc>
+          <w:tcPr>
+            <w:tcW w:type="dxa" w:w="1208"/>
+            <w:vAlign w:val="center"/>
+          </w:tcPr>
+          <w:p>
+            <w:pPr>
+              <w:spacing w:after="40"/>
+            </w:pPr>
+            <w:r>
+              <w:rPr>
+                <w:sz w:val="14"/>
+              </w:rPr>
+              <w:t>0.5180</w:t>
+            </w:r>
+          </w:p>
+        </w:tc>
+        <w:tc>
+          <w:tcPr>
+            <w:tcW w:type="dxa" w:w="1208"/>
+            <w:vAlign w:val="center"/>
+          </w:tcPr>
+          <w:p>
+            <w:pPr>
+              <w:spacing w:after="40"/>
+            </w:pPr>
+            <w:r>
+              <w:rPr>
+                <w:sz w:val="14"/>
+              </w:rPr>
+              <w:t>0.4595</w:t>
+            </w:r>
+          </w:p>
+        </w:tc>
+      </w:tr>
+      <w:tr>
+        <w:tc>
+          <w:tcPr>
+            <w:tcW w:type="dxa" w:w="1208"/>
+            <w:vAlign w:val="center"/>
+          </w:tcPr>
+          <w:p>
+            <w:pPr>
+              <w:spacing w:after="40"/>
+            </w:pPr>
+            <w:r>
+              <w:rPr>
+                <w:b/>
+                <w:sz w:val="14"/>
+              </w:rPr>
+              <w:t>8</w:t>
+            </w:r>
+          </w:p>
+        </w:tc>
+        <w:tc>
+          <w:tcPr>
+            <w:tcW w:type="dxa" w:w="1208"/>
+            <w:vAlign w:val="center"/>
+          </w:tcPr>
+          <w:p>
+            <w:pPr>
+              <w:spacing w:after="40"/>
+            </w:pPr>
+            <w:r>
+              <w:rPr>
+                <w:sz w:val="14"/>
+              </w:rPr>
+              <w:t>0.508232</w:t>
+            </w:r>
+          </w:p>
+        </w:tc>
+        <w:tc>
+          <w:tcPr>
+            <w:tcW w:type="dxa" w:w="1208"/>
+            <w:vAlign w:val="center"/>
+          </w:tcPr>
+          <w:p>
+            <w:pPr>
+              <w:spacing w:after="40"/>
+            </w:pPr>
+            <w:r>
+              <w:rPr>
+                <w:sz w:val="14"/>
+              </w:rPr>
+              <w:t>0.509388</w:t>
+            </w:r>
+          </w:p>
+        </w:tc>
+        <w:tc>
+          <w:tcPr>
+            <w:tcW w:type="dxa" w:w="1208"/>
+            <w:vAlign w:val="center"/>
+          </w:tcPr>
+          <w:p>
+            <w:pPr>
+              <w:spacing w:after="40"/>
+            </w:pPr>
+            <w:r>
+              <w:rPr>
+                <w:sz w:val="14"/>
+              </w:rPr>
+              <w:t>+0.001156</w:t>
+            </w:r>
+          </w:p>
+        </w:tc>
+        <w:tc>
+          <w:tcPr>
+            <w:tcW w:type="dxa" w:w="1208"/>
+            <w:vAlign w:val="center"/>
+          </w:tcPr>
+          <w:p>
+            <w:pPr>
+              <w:spacing w:after="40"/>
+            </w:pPr>
+            <w:r>
+              <w:rPr>
+                <w:sz w:val="14"/>
+              </w:rPr>
+              <w:t>0.50375</w:t>
+            </w:r>
+          </w:p>
+        </w:tc>
+        <w:tc>
+          <w:tcPr>
+            <w:tcW w:type="dxa" w:w="1208"/>
+            <w:vAlign w:val="center"/>
+          </w:tcPr>
+          <w:p>
+            <w:pPr>
+              <w:spacing w:after="40"/>
+            </w:pPr>
+            <w:r>
+              <w:rPr>
+                <w:sz w:val="14"/>
+              </w:rPr>
+              <w:t>0.50350</w:t>
+            </w:r>
+          </w:p>
+        </w:tc>
+        <w:tc>
+          <w:tcPr>
+            <w:tcW w:type="dxa" w:w="1208"/>
+            <w:vAlign w:val="center"/>
+          </w:tcPr>
+          <w:p>
+            <w:pPr>
+              <w:spacing w:after="40"/>
+            </w:pPr>
+            <w:r>
+              <w:rPr>
+                <w:sz w:val="14"/>
+              </w:rPr>
+              <w:t>0.4315</w:t>
+            </w:r>
+          </w:p>
+        </w:tc>
+        <w:tc>
+          <w:tcPr>
+            <w:tcW w:type="dxa" w:w="1208"/>
+            <w:vAlign w:val="center"/>
+          </w:tcPr>
+          <w:p>
+            <w:pPr>
+              <w:spacing w:after="40"/>
+            </w:pPr>
+            <w:r>
+              <w:rPr>
+                <w:sz w:val="14"/>
+              </w:rPr>
+              <w:t>0.4605</w:t>
+            </w:r>
+          </w:p>
+        </w:tc>
+      </w:tr>
+      <w:tr>
+        <w:tc>
+          <w:tcPr>
+            <w:tcW w:type="dxa" w:w="1208"/>
+            <w:vAlign w:val="center"/>
+          </w:tcPr>
+          <w:p>
+            <w:pPr>
+              <w:spacing w:after="40"/>
+            </w:pPr>
+            <w:r>
+              <w:rPr>
+                <w:b/>
+                <w:sz w:val="14"/>
+              </w:rPr>
+              <w:t>16</w:t>
+            </w:r>
+          </w:p>
+        </w:tc>
+        <w:tc>
+          <w:tcPr>
+            <w:tcW w:type="dxa" w:w="1208"/>
+            <w:vAlign w:val="center"/>
+          </w:tcPr>
+          <w:p>
+            <w:pPr>
+              <w:spacing w:after="40"/>
+            </w:pPr>
+            <w:r>
+              <w:rPr>
+                <w:sz w:val="14"/>
+              </w:rPr>
+              <w:t>0.501293</w:t>
+            </w:r>
+          </w:p>
+        </w:tc>
+        <w:tc>
+          <w:tcPr>
+            <w:tcW w:type="dxa" w:w="1208"/>
+            <w:vAlign w:val="center"/>
+          </w:tcPr>
+          <w:p>
+            <w:pPr>
+              <w:spacing w:after="40"/>
+            </w:pPr>
+            <w:r>
+              <w:rPr>
+                <w:sz w:val="14"/>
+              </w:rPr>
+              <w:t>0.501425</w:t>
+            </w:r>
+          </w:p>
+        </w:tc>
+        <w:tc>
+          <w:tcPr>
+            <w:tcW w:type="dxa" w:w="1208"/>
+            <w:vAlign w:val="center"/>
+          </w:tcPr>
+          <w:p>
+            <w:pPr>
+              <w:spacing w:after="40"/>
+            </w:pPr>
+            <w:r>
+              <w:rPr>
+                <w:sz w:val="14"/>
+              </w:rPr>
+              <w:t>+0.000132</w:t>
+            </w:r>
+          </w:p>
+        </w:tc>
+        <w:tc>
+          <w:tcPr>
+            <w:tcW w:type="dxa" w:w="1208"/>
+            <w:vAlign w:val="center"/>
+          </w:tcPr>
+          <w:p>
+            <w:pPr>
+              <w:spacing w:after="40"/>
+            </w:pPr>
+            <w:r>
+              <w:rPr>
+                <w:sz w:val="14"/>
+              </w:rPr>
+              <w:t>0.49850</w:t>
+            </w:r>
+          </w:p>
+        </w:tc>
+        <w:tc>
+          <w:tcPr>
+            <w:tcW w:type="dxa" w:w="1208"/>
+            <w:vAlign w:val="center"/>
+          </w:tcPr>
+          <w:p>
+            <w:pPr>
+              <w:spacing w:after="40"/>
+            </w:pPr>
+            <w:r>
+              <w:rPr>
+                <w:sz w:val="14"/>
+              </w:rPr>
+              <w:t>0.50125</w:t>
+            </w:r>
+          </w:p>
+        </w:tc>
+        <w:tc>
+          <w:tcPr>
+            <w:tcW w:type="dxa" w:w="1208"/>
+            <w:vAlign w:val="center"/>
+          </w:tcPr>
+          <w:p>
+            <w:pPr>
+              <w:spacing w:after="40"/>
+            </w:pPr>
+            <w:r>
+              <w:rPr>
+                <w:sz w:val="14"/>
+              </w:rPr>
+              <w:t>0.3735</w:t>
+            </w:r>
+          </w:p>
+        </w:tc>
+        <w:tc>
+          <w:tcPr>
+            <w:tcW w:type="dxa" w:w="1208"/>
+            <w:vAlign w:val="center"/>
+          </w:tcPr>
+          <w:p>
+            <w:pPr>
+              <w:spacing w:after="40"/>
+            </w:pPr>
+            <w:r>
+              <w:rPr>
+                <w:sz w:val="14"/>
+              </w:rPr>
+              <w:t>0.3470</w:t>
+            </w:r>
+          </w:p>
+        </w:tc>
+      </w:tr>
+      <w:tr>
+        <w:tc>
+          <w:tcPr>
+            <w:tcW w:type="dxa" w:w="1208"/>
+            <w:vAlign w:val="center"/>
+          </w:tcPr>
+          <w:p>
+            <w:pPr>
+              <w:spacing w:after="40"/>
+            </w:pPr>
+            <w:r>
+              <w:rPr>
+                <w:b/>
+                <w:sz w:val="14"/>
+              </w:rPr>
+              <w:t>23</w:t>
+            </w:r>
+          </w:p>
+        </w:tc>
+        <w:tc>
+          <w:tcPr>
+            <w:tcW w:type="dxa" w:w="1208"/>
+            <w:vAlign w:val="center"/>
+          </w:tcPr>
+          <w:p>
+            <w:pPr>
+              <w:spacing w:after="40"/>
+            </w:pPr>
+            <w:r>
+              <w:rPr>
+                <w:sz w:val="14"/>
+              </w:rPr>
+              <w:t>0.901863</w:t>
+            </w:r>
+          </w:p>
+        </w:tc>
+        <w:tc>
+          <w:tcPr>
+            <w:tcW w:type="dxa" w:w="1208"/>
+            <w:vAlign w:val="center"/>
+          </w:tcPr>
+          <w:p>
+            <w:pPr>
+              <w:spacing w:after="40"/>
+            </w:pPr>
+            <w:r>
+              <w:rPr>
+                <w:sz w:val="14"/>
+              </w:rPr>
+              <w:t>0.904378</w:t>
+            </w:r>
+          </w:p>
+        </w:tc>
+        <w:tc>
+          <w:tcPr>
+            <w:tcW w:type="dxa" w:w="1208"/>
+            <w:vAlign w:val="center"/>
+          </w:tcPr>
+          <w:p>
+            <w:pPr>
+              <w:spacing w:after="40"/>
+            </w:pPr>
+            <w:r>
+              <w:rPr>
+                <w:sz w:val="14"/>
+              </w:rPr>
+              <w:t>+0.002515</w:t>
+            </w:r>
+          </w:p>
+        </w:tc>
+        <w:tc>
+          <w:tcPr>
+            <w:tcW w:type="dxa" w:w="1208"/>
+            <w:vAlign w:val="center"/>
+          </w:tcPr>
+          <w:p>
+            <w:pPr>
+              <w:spacing w:after="40"/>
+            </w:pPr>
+            <w:r>
+              <w:rPr>
+                <w:sz w:val="14"/>
+              </w:rPr>
+              <w:t>0.82125</w:t>
+            </w:r>
+          </w:p>
+        </w:tc>
+        <w:tc>
+          <w:tcPr>
+            <w:tcW w:type="dxa" w:w="1208"/>
+            <w:vAlign w:val="center"/>
+          </w:tcPr>
+          <w:p>
+            <w:pPr>
+              <w:spacing w:after="40"/>
+            </w:pPr>
+            <w:r>
+              <w:rPr>
+                <w:sz w:val="14"/>
+              </w:rPr>
+              <w:t>0.82300</w:t>
+            </w:r>
+          </w:p>
+        </w:tc>
+        <w:tc>
+          <w:tcPr>
+            <w:tcW w:type="dxa" w:w="1208"/>
+            <w:vAlign w:val="center"/>
+          </w:tcPr>
+          <w:p>
+            <w:pPr>
+              <w:spacing w:after="40"/>
+            </w:pPr>
+            <w:r>
+              <w:rPr>
+                <w:sz w:val="14"/>
+              </w:rPr>
+              <w:t>0.1550</w:t>
+            </w:r>
+          </w:p>
+        </w:tc>
+        <w:tc>
+          <w:tcPr>
+            <w:tcW w:type="dxa" w:w="1208"/>
+            <w:vAlign w:val="center"/>
+          </w:tcPr>
+          <w:p>
+            <w:pPr>
+              <w:spacing w:after="40"/>
+            </w:pPr>
+            <w:r>
+              <w:rPr>
+                <w:sz w:val="14"/>
+              </w:rPr>
+              <w:t>0.1605</w:t>
+            </w:r>
+          </w:p>
+        </w:tc>
+      </w:tr>
+    </w:tbl>
+    <w:p>
+      <w:pPr>
+        <w:spacing w:after="20"/>
+      </w:pPr>
+    </w:p>
+    <w:p>
+      <w:r>
+        <w:t xml:space="preserve">Sono medie sui </w:t>
+      </w:r>
+      <w:r>
+        <w:rPr>
+          <w:b/>
+        </w:rPr>
+        <w:t>200 checkpoint di test distinti</w:t>
+      </w:r>
+      <w:r>
+        <w:t xml:space="preserve"> per ciascuna replica, con 200 versioni benign e 200 stego. La soglia Youden è scelta nella validation dello stesso fit, </w:t>
+      </w:r>
+      <w:r>
+        <w:rPr>
+          <w:b/>
+        </w:rPr>
+        <w:t>non ottimizzata sul test</w:t>
+      </w:r>
+      <w:r>
+        <w:t xml:space="preserve">. In particolare, a X=23 la differenza di AUROC </w:t>
+      </w:r>
+      <w:r>
+        <w:rPr>
+          <w:b/>
+        </w:rPr>
+        <w:t>Mac − Ubuntu è +0,002515</w:t>
+      </w:r>
+      <w:r>
+        <w:t xml:space="preserve">, e quella di accuracy Youden è </w:t>
+      </w:r>
+      <w:r>
+        <w:rPr>
+          <w:b/>
+        </w:rPr>
+        <w:t>+0,00175</w:t>
+      </w:r>
+      <w:r>
+        <w:t xml:space="preserve"> (0,175 punti percentuali). Queste differenze </w:t>
+      </w:r>
+      <w:r>
+        <w:rPr>
+          <w:b/>
+        </w:rPr>
+        <w:t>non dimostrano superiorità del Mac</w:t>
+      </w:r>
+      <w:r>
+        <w:t xml:space="preserve"> e non sono un test di significatività statistica.</w:t>
+      </w:r>
+    </w:p>
+    <w:p>
+      <w:pPr>
+        <w:pStyle w:val="Heading2"/>
+      </w:pPr>
+      <w:r>
+        <w:t>7.3 Dettagli Mac: validation della campagna test, 1-NN e tempi</w:t>
+      </w:r>
+    </w:p>
+    <w:tbl>
+      <w:tblPr>
+        <w:tblStyle w:val="LightShading-Accent1"/>
+        <w:tblW w:type="auto" w:w="0"/>
+        <w:jc w:val="center"/>
+        <w:tblLayout w:type="autofit"/>
+        <w:tblLook w:firstColumn="1" w:firstRow="1" w:lastColumn="0" w:lastRow="0" w:noHBand="0" w:noVBand="1" w:val="04A0"/>
+      </w:tblPr>
+      <w:tblGrid>
+        <w:gridCol w:w="3221"/>
+        <w:gridCol w:w="3221"/>
+        <w:gridCol w:w="3221"/>
+      </w:tblGrid>
+      <w:tr>
+        <w:tc>
+          <w:tcPr>
+            <w:tcW w:type="dxa" w:w="3221"/>
+            <w:vAlign w:val="center"/>
+          </w:tcPr>
+          <w:p>
+            <w:pPr>
+              <w:spacing w:after="40"/>
+            </w:pPr>
+            <w:r>
+              <w:rPr>
+                <w:sz w:val="16"/>
+              </w:rPr>
+              <w:t>X</w:t>
+            </w:r>
+          </w:p>
+        </w:tc>
+        <w:tc>
+          <w:tcPr>
+            <w:tcW w:type="dxa" w:w="3221"/>
+            <w:vAlign w:val="center"/>
+          </w:tcPr>
+          <w:p>
+            <w:pPr>
+              <w:spacing w:after="40"/>
+            </w:pPr>
+            <w:r>
+              <w:rPr>
+                <w:sz w:val="16"/>
+              </w:rPr>
+              <w:t>AUROC centroid validation nei fit test Mac</w:t>
+            </w:r>
+          </w:p>
+        </w:tc>
+        <w:tc>
+          <w:tcPr>
+            <w:tcW w:type="dxa" w:w="3221"/>
+            <w:vAlign w:val="center"/>
+          </w:tcPr>
+          <w:p>
+            <w:pPr>
+              <w:spacing w:after="40"/>
+            </w:pPr>
+            <w:r>
+              <w:rPr>
+                <w:sz w:val="16"/>
+              </w:rPr>
+              <w:t>AUROC centroid test Mac</w:t>
+            </w:r>
+          </w:p>
+        </w:tc>
+      </w:tr>
+      <w:tr>
+        <w:tc>
+          <w:tcPr>
+            <w:tcW w:type="dxa" w:w="3221"/>
+            <w:vAlign w:val="center"/>
+          </w:tcPr>
+          <w:p>
+            <w:pPr>
+              <w:spacing w:after="40"/>
+            </w:pPr>
+            <w:r>
+              <w:rPr>
+                <w:sz w:val="16"/>
+              </w:rPr>
+              <w:t>1</w:t>
+            </w:r>
+          </w:p>
+        </w:tc>
+        <w:tc>
+          <w:tcPr>
+            <w:tcW w:type="dxa" w:w="3221"/>
+            <w:vAlign w:val="center"/>
+          </w:tcPr>
+          <w:p>
+            <w:pPr>
+              <w:spacing w:after="40"/>
+            </w:pPr>
+            <w:r>
+              <w:rPr>
+                <w:sz w:val="16"/>
+              </w:rPr>
+              <w:t>0.500254</w:t>
+            </w:r>
+          </w:p>
+        </w:tc>
+        <w:tc>
+          <w:tcPr>
+            <w:tcW w:type="dxa" w:w="3221"/>
+            <w:vAlign w:val="center"/>
+          </w:tcPr>
+          <w:p>
+            <w:pPr>
+              <w:spacing w:after="40"/>
+            </w:pPr>
+            <w:r>
+              <w:rPr>
+                <w:sz w:val="16"/>
+              </w:rPr>
+              <w:t>0.500209</w:t>
+            </w:r>
+          </w:p>
+        </w:tc>
+      </w:tr>
+      <w:tr>
+        <w:tc>
+          <w:tcPr>
+            <w:tcW w:type="dxa" w:w="3221"/>
+            <w:vAlign w:val="center"/>
+          </w:tcPr>
+          <w:p>
+            <w:pPr>
+              <w:spacing w:after="40"/>
+            </w:pPr>
+            <w:r>
+              <w:rPr>
+                <w:sz w:val="16"/>
+              </w:rPr>
+              <w:t>8</w:t>
+            </w:r>
+          </w:p>
+        </w:tc>
+        <w:tc>
+          <w:tcPr>
+            <w:tcW w:type="dxa" w:w="3221"/>
+            <w:vAlign w:val="center"/>
+          </w:tcPr>
+          <w:p>
+            <w:pPr>
+              <w:spacing w:after="40"/>
+            </w:pPr>
+            <w:r>
+              <w:rPr>
+                <w:sz w:val="16"/>
+              </w:rPr>
+              <w:t>0.495828</w:t>
+            </w:r>
+          </w:p>
+        </w:tc>
+        <w:tc>
+          <w:tcPr>
+            <w:tcW w:type="dxa" w:w="3221"/>
+            <w:vAlign w:val="center"/>
+          </w:tcPr>
+          <w:p>
+            <w:pPr>
+              <w:spacing w:after="40"/>
+            </w:pPr>
+            <w:r>
+              <w:rPr>
+                <w:sz w:val="16"/>
+              </w:rPr>
+              <w:t>0.509388</w:t>
+            </w:r>
+          </w:p>
+        </w:tc>
+      </w:tr>
+      <w:tr>
+        <w:tc>
+          <w:tcPr>
+            <w:tcW w:type="dxa" w:w="3221"/>
+            <w:vAlign w:val="center"/>
+          </w:tcPr>
+          <w:p>
+            <w:pPr>
+              <w:spacing w:after="40"/>
+            </w:pPr>
+            <w:r>
+              <w:rPr>
+                <w:sz w:val="16"/>
+              </w:rPr>
+              <w:t>16</w:t>
+            </w:r>
+          </w:p>
+        </w:tc>
+        <w:tc>
+          <w:tcPr>
+            <w:tcW w:type="dxa" w:w="3221"/>
+            <w:vAlign w:val="center"/>
+          </w:tcPr>
+          <w:p>
+            <w:pPr>
+              <w:spacing w:after="40"/>
+            </w:pPr>
+            <w:r>
+              <w:rPr>
+                <w:sz w:val="16"/>
+              </w:rPr>
+              <w:t>0.502669</w:t>
+            </w:r>
+          </w:p>
+        </w:tc>
+        <w:tc>
+          <w:tcPr>
+            <w:tcW w:type="dxa" w:w="3221"/>
+            <w:vAlign w:val="center"/>
+          </w:tcPr>
+          <w:p>
+            <w:pPr>
+              <w:spacing w:after="40"/>
+            </w:pPr>
+            <w:r>
+              <w:rPr>
+                <w:sz w:val="16"/>
+              </w:rPr>
+              <w:t>0.501425</w:t>
+            </w:r>
+          </w:p>
+        </w:tc>
+      </w:tr>
+      <w:tr>
+        <w:tc>
+          <w:tcPr>
+            <w:tcW w:type="dxa" w:w="3221"/>
+            <w:vAlign w:val="center"/>
+          </w:tcPr>
+          <w:p>
+            <w:pPr>
+              <w:spacing w:after="40"/>
+            </w:pPr>
+            <w:r>
+              <w:rPr>
+                <w:sz w:val="16"/>
+              </w:rPr>
+              <w:t>23</w:t>
+            </w:r>
+          </w:p>
+        </w:tc>
+        <w:tc>
+          <w:tcPr>
+            <w:tcW w:type="dxa" w:w="3221"/>
+            <w:vAlign w:val="center"/>
+          </w:tcPr>
+          <w:p>
+            <w:pPr>
+              <w:spacing w:after="40"/>
+            </w:pPr>
+            <w:r>
+              <w:rPr>
+                <w:sz w:val="16"/>
+              </w:rPr>
+              <w:t>0.883028</w:t>
+            </w:r>
+          </w:p>
+        </w:tc>
+        <w:tc>
+          <w:tcPr>
+            <w:tcW w:type="dxa" w:w="3221"/>
+            <w:vAlign w:val="center"/>
+          </w:tcPr>
+          <w:p>
+            <w:pPr>
+              <w:spacing w:after="40"/>
+            </w:pPr>
+            <w:r>
+              <w:rPr>
+                <w:sz w:val="16"/>
+              </w:rPr>
+              <w:t>0.904378</w:t>
+            </w:r>
+          </w:p>
+        </w:tc>
+      </w:tr>
+    </w:tbl>
+    <w:p>
+      <w:pPr>
+        <w:spacing w:after="20"/>
+      </w:pPr>
+    </w:p>
+    <w:p>
+      <w:r>
+        <w:t xml:space="preserve">A X=23, anche il classificatore secondario </w:t>
+      </w:r>
+      <w:r>
+        <w:rPr>
+          <w:b/>
+        </w:rPr>
+        <w:t>1-NN</w:t>
+      </w:r>
+      <w:r>
+        <w:t xml:space="preserve"> mantiene segnale di detection: AUROC test </w:t>
+      </w:r>
+      <w:r>
+        <w:rPr>
+          <w:b/>
+        </w:rPr>
+        <w:t>0,815734 Ubuntu</w:t>
+      </w:r>
+      <w:r>
+        <w:t xml:space="preserve"> e </w:t>
+      </w:r>
+      <w:r>
+        <w:rPr>
+          <w:b/>
+        </w:rPr>
+        <w:t>0,819226 Mac</w:t>
+      </w:r>
+      <w:r>
+        <w:t>. La classifica centroid &gt; 1-NN a X23 è coerente sulle due piattaforme, ma senza un test appaiato dei punteggi non formuliamo una conclusione di significatività statistica.</w:t>
+      </w:r>
+    </w:p>
+    <w:p>
+      <w:r>
+        <w:t xml:space="preserve">Fabrizio riporta </w:t>
+      </w:r>
+      <w:r>
+        <w:rPr>
+          <w:b/>
+        </w:rPr>
+        <w:t>circa 100–110 secondi per fit test</w:t>
+      </w:r>
+      <w:r>
+        <w:t xml:space="preserve"> su M4, senza OOM, esecuzione in processi isolati e utilizzo di </w:t>
+      </w:r>
+      <w:r>
+        <w:rPr>
+          <w:rFonts w:ascii="Consolas" w:hAnsi="Consolas"/>
+          <w:sz w:val="16"/>
+        </w:rPr>
+        <w:t>caffeinate</w:t>
+      </w:r>
+      <w:r>
+        <w:t xml:space="preserve"> per evitare la sospensione del Mac. Questo è un dato operativo riferito alla sua macchina, non un benchmark hardware scientificamente controllato. Su Ubuntu era stato necessario introdurre l'isolamento per processo dopo un OOM nel precedente runner v1.</w:t>
+      </w:r>
+    </w:p>
+    <w:p>
+      <w:pPr>
+        <w:pStyle w:val="Heading2"/>
+      </w:pPr>
+      <w:r>
+        <w:t>7.4 Verifiche eseguite sugli allegati e lacune residue</w:t>
+      </w:r>
+    </w:p>
+    <w:p>
+      <w:r>
+        <w:t xml:space="preserve">Il pacchetto ricevuto contiene </w:t>
+      </w:r>
+      <w:r>
+        <w:rPr>
+          <w:rFonts w:ascii="Consolas" w:hAnsi="Consolas"/>
+          <w:sz w:val="16"/>
+        </w:rPr>
+        <w:t>summary.csv</w:t>
+      </w:r>
+      <w:r>
+        <w:t xml:space="preserve"> (32 righe: 16 validation + 16 test), </w:t>
+      </w:r>
+      <w:r>
+        <w:rPr>
+          <w:rFonts w:ascii="Consolas" w:hAnsi="Consolas"/>
+          <w:sz w:val="16"/>
+        </w:rPr>
+        <w:t>metrics_per_run.csv</w:t>
+      </w:r>
+      <w:r>
+        <w:t xml:space="preserve"> (320 righe: 160 + 160) e </w:t>
+      </w:r>
+      <w:r>
+        <w:rPr>
+          <w:rFonts w:ascii="Consolas" w:hAnsi="Consolas"/>
+          <w:sz w:val="16"/>
+        </w:rPr>
+        <w:t>e1_v2_test.log</w:t>
+      </w:r>
+      <w:r>
+        <w:t xml:space="preserve">. Abbiamo ricalcolato direttamente dai 320 record tutte le medie di accuracy, AUROC, AUPRC, F1 e FPR riportate in </w:t>
+      </w:r>
+      <w:r>
+        <w:rPr>
+          <w:rFonts w:ascii="Consolas" w:hAnsi="Consolas"/>
+          <w:sz w:val="16"/>
+        </w:rPr>
+        <w:t>summary.csv</w:t>
+      </w:r>
+      <w:r>
+        <w:t xml:space="preserve"> e verificato </w:t>
+      </w:r>
+      <w:r>
+        <w:rPr>
+          <w:b/>
+        </w:rPr>
+        <w:t>40 coppie (replica, X) per ognuno dei due stage</w:t>
+      </w:r>
+      <w:r>
+        <w:t>.</w:t>
+      </w:r>
+    </w:p>
+    <w:p>
+      <w:r>
+        <w:rPr>
+          <w:b/>
+        </w:rPr>
+        <w:t>Non sono stati allegati</w:t>
+      </w:r>
+      <w:r>
+        <w:t xml:space="preserve"> il CSV riepilogativo della campagna di </w:t>
+      </w:r>
+      <w:r>
+        <w:rPr>
+          <w:b/>
+        </w:rPr>
+        <w:t>validation stand-alone Mac</w:t>
+      </w:r>
+      <w:r>
+        <w:t xml:space="preserve">, il relativo log completo, i manifest payload per singolo checkpoint e il </w:t>
+      </w:r>
+      <w:r>
+        <w:rPr>
+          <w:rFonts w:ascii="Consolas" w:hAnsi="Consolas"/>
+          <w:sz w:val="16"/>
+        </w:rPr>
+        <w:t>run_config.json</w:t>
+      </w:r>
+      <w:r>
+        <w:t xml:space="preserve"> della replica. Sono quindi attestati dal resoconto di Fabrizio, ma non verificabili direttamente tramite i tre file consegnati. La validation </w:t>
+      </w:r>
+      <w:r>
+        <w:rPr>
+          <w:b/>
+        </w:rPr>
+        <w:t>dentro</w:t>
+      </w:r>
+      <w:r>
+        <w:t xml:space="preserve"> la campagna test è invece documentata e verificata nei CSV. È opportuna una verifica di </w:t>
+      </w:r>
+      <w:r>
+        <w:rPr>
+          <w:rFonts w:ascii="Consolas" w:hAnsi="Consolas"/>
+          <w:sz w:val="16"/>
+        </w:rPr>
+        <w:t>git diff f5bf86b..59f556c -- scripts/ manifests/</w:t>
+      </w:r>
+      <w:r>
+        <w:t xml:space="preserve"> prima di definire la replica </w:t>
+      </w:r>
+      <w:r>
+        <w:rPr>
+          <w:i/>
+        </w:rPr>
+        <w:t>code-identical</w:t>
+      </w:r>
+      <w:r>
+        <w:t>.</w:t>
+      </w:r>
+    </w:p>
+    <w:p>
+      <w:pPr>
+        <w:pStyle w:val="Heading2"/>
+      </w:pPr>
+      <w:r>
+        <w:t>7.5 Grafici del confronto fra piattaforme</w:t>
+      </w:r>
+    </w:p>
+    <w:p>
+      <w:pPr>
+        <w:pStyle w:val="ListBullet"/>
+      </w:pPr>
+      <w:r>
+        <w:rPr>
+          <w:color w:val="0E569B"/>
+        </w:rPr>
+        <w:t>AUROC Ubuntu vs Mac, centroid</w:t>
+      </w:r>
+      <w:r>
+        <w:t>.</w:t>
+      </w:r>
+    </w:p>
+    <w:p>
+      <w:pPr>
+        <w:pStyle w:val="ListBullet"/>
+      </w:pPr>
+      <w:r>
+        <w:rPr>
+          <w:color w:val="0E569B"/>
+        </w:rPr>
+        <w:t>Accuracy test con Youden, Ubuntu vs Mac</w:t>
+      </w:r>
+      <w:r>
+        <w:t>.</w:t>
+      </w:r>
+    </w:p>
+    <w:p>
+      <w:pPr>
+        <w:pStyle w:val="ListBullet"/>
+      </w:pPr>
+      <w:r>
+        <w:rPr>
+          <w:color w:val="0E569B"/>
+        </w:rPr>
+        <w:t>FPR test con Youden, Ubuntu vs Mac</w:t>
+      </w:r>
+      <w:r>
+        <w:t>.</w:t>
+      </w:r>
+    </w:p>
+    <w:p>
+      <w:pPr>
+        <w:pStyle w:val="ListBullet"/>
+      </w:pPr>
+      <w:r>
+        <w:rPr>
+          <w:color w:val="0E569B"/>
+        </w:rPr>
+        <w:t>AUROC centroid vs 1-NN sulle due piattaforme</w:t>
+      </w:r>
+      <w:r>
+        <w:t>.</w:t>
+      </w:r>
+    </w:p>
+    <w:p>
+      <w:pPr>
+        <w:pStyle w:val="ListBullet"/>
+      </w:pPr>
+      <w:r>
+        <w:rPr>
+          <w:color w:val="0E569B"/>
+        </w:rPr>
+        <w:t>Validation nei fit test e test, due piattaforme</w:t>
+      </w:r>
+      <w:r>
+        <w:t>.</w:t>
+      </w:r>
+    </w:p>
+    <w:p>
+      <w:pPr>
+        <w:pStyle w:val="ListBullet"/>
+      </w:pPr>
+      <w:r>
+        <w:rPr>
+          <w:color w:val="0E569B"/>
+        </w:rPr>
+        <w:t>Excel unico E1, foglio **Confronto_piattaforme** con grafici modificabili</w:t>
+      </w:r>
+      <w:r>
+        <w:t>.</w:t>
+      </w:r>
+    </w:p>
+    <w:p>
+      <w:r>
+        <w:rPr>
+          <w:b/>
+        </w:rPr>
+        <w:t>Conclusione della replica:</w:t>
+      </w:r>
+      <w:r>
+        <w:t xml:space="preserve"> il comportamento qualitativo E1 è riprodotto su due piattaforme CPU differenti, a parità degli hash di pesi e split e con risultati quantitativi prossimi. Ciò rafforza la credibilità operativa del benchmark </w:t>
+      </w:r>
+      <w:r>
+        <w:rPr>
+          <w:b/>
+        </w:rPr>
+        <w:t>ID</w:t>
+      </w:r>
+      <w:r>
+        <w:t xml:space="preserve"> ma non è una prova di generalizzazione a CNN di altra architettura, né garantisce uguaglianza bitwise.</w:t>
+      </w:r>
+    </w:p>
+    <w:p>
+      <w:pPr>
+        <w:pStyle w:val="Heading1"/>
+      </w:pPr>
+      <w:r>
+        <w:t>8. Discussione</w:t>
+      </w:r>
+    </w:p>
+    <w:p>
+      <w:r>
+        <w:rPr>
+          <w:b/>
+        </w:rPr>
+        <w:t>Messaggio principale.</w:t>
+      </w:r>
+      <w:r>
+        <w:t xml:space="preserve"> La replica Mac M4 conferma qualitativamente la baseline Ubuntu, con AUROC X23 rispettivamente 0,904378 e 0,901863. Nel setting E1 il metodo centroid discrimina bene campioni benign/stego quando si sovrascrivono </w:t>
+      </w:r>
+      <w:r>
+        <w:rPr>
+          <w:b/>
+        </w:rPr>
+        <w:t>23 bit di mantissa</w:t>
+      </w:r>
+      <w:r>
+        <w:t xml:space="preserve"> (AUROC media ~0,902), ma ha un comportamento vicino al caso per </w:t>
+      </w:r>
+      <w:r>
+        <w:rPr>
+          <w:b/>
+        </w:rPr>
+        <w:t>X=1,8,16</w:t>
+      </w:r>
+      <w:r>
+        <w:t xml:space="preserve"> (AUROC 0,500–0,508). Questo è un risultato sul </w:t>
+      </w:r>
+      <w:r>
+        <w:rPr>
+          <w:b/>
+        </w:rPr>
+        <w:t>particolare zoo e protocollo few-shot</w:t>
+      </w:r>
+      <w:r>
+        <w:t xml:space="preserve"> studiati, non una misura universale di efficacia contro stegomalware.</w:t>
+      </w:r>
+    </w:p>
+    <w:p>
+      <w:r>
+        <w:t xml:space="preserve">La forte transizione a X23 è compatibile con un cambiamento molto più pronunciato della distribuzione dei pesi. Dal solo risultato di detection </w:t>
+      </w:r>
+      <w:r>
+        <w:rPr>
+          <w:b/>
+        </w:rPr>
+        <w:t>non</w:t>
+      </w:r>
+      <w:r>
+        <w:t xml:space="preserve"> possiamo inferire che un payload X23 mantenga inalterata l'utilità dei CNN, sia furtivo, venga recuperato esattamente o rappresenti malware eseguibile. Analogamente, il risultato quasi-casuale a X≤16 non prova che ogni possibile detector fallirebbe.</w:t>
+      </w:r>
+    </w:p>
+    <w:p>
+      <w:r>
+        <w:rPr>
+          <w:b/>
+        </w:rPr>
+        <w:t>Generalizzazione.</w:t>
+      </w:r>
+      <w:r>
+        <w:t xml:space="preserve"> La robustezza ID misurata non dice come il detector reagisce ad attacchi di famiglia diversa (E2) né a cambi di architettura, serializzazione o lifecycle (E3 e possibili approfondimenti di tesi).</w:t>
+      </w:r>
+    </w:p>
+    <w:p>
+      <w:r>
+        <w:rPr>
+          <w:b/>
+        </w:rPr>
+        <w:t>Statistica.</w:t>
+      </w:r>
+      <w:r>
+        <w:t xml:space="preserve"> La media sulle 10 ripetizioni descrive la variabilità del training e dei payload, ma un'inferenza rigorosa sul mondo esterno dovrebbe rispettare l'accoppiamento benign/stego e l'unità indipendente </w:t>
+      </w:r>
+      <w:r>
+        <w:rPr>
+          <w:b/>
+        </w:rPr>
+        <w:t>checkpoint di origine</w:t>
+      </w:r>
+      <w:r>
+        <w:t>. Non attribuiamo p-value, intervalli di confidenza o differenze significative non calcolate.</w:t>
+      </w:r>
+    </w:p>
+    <w:p>
+      <w:pPr>
+        <w:pStyle w:val="Heading1"/>
+      </w:pPr>
+      <w:r>
+        <w:t>9. Limiti e validità delle conclusioni</w:t>
       </w:r>
     </w:p>
     <w:p>
       <w:pPr>
         <w:pStyle w:val="ListNumber"/>
       </w:pPr>
-      <w:r/>
       <w:r>
         <w:rPr>
           <w:b/>
@@ -5377,14 +6587,13 @@
         <w:t>Un solo zoo, un'architettura/popolazione di checkpoint.</w:t>
       </w:r>
       <w:r>
-        <w:t xml:space="preserve"> Validità esterna non dimostrata.</w:t>
+        <w:t xml:space="preserve"> Anche il Mac M4 misura lo stesso zoo e non aumenta la diversità di architettura neurale; validità esterna non dimostrata.</w:t>
       </w:r>
     </w:p>
     <w:p>
       <w:pPr>
         <w:pStyle w:val="ListNumber"/>
       </w:pPr>
-      <w:r/>
       <w:r>
         <w:rPr>
           <w:b/>
@@ -5399,7 +6608,6 @@
       <w:pPr>
         <w:pStyle w:val="ListNumber"/>
       </w:pPr>
-      <w:r/>
       <w:r>
         <w:rPr>
           <w:b/>
@@ -5414,7 +6622,6 @@
       <w:pPr>
         <w:pStyle w:val="ListNumber"/>
       </w:pPr>
-      <w:r/>
       <w:r>
         <w:rPr>
           <w:b/>
@@ -5429,7 +6636,6 @@
       <w:pPr>
         <w:pStyle w:val="ListNumber"/>
       </w:pPr>
-      <w:r/>
       <w:r>
         <w:rPr>
           <w:b/>
@@ -5444,7 +6650,6 @@
       <w:pPr>
         <w:pStyle w:val="ListNumber"/>
       </w:pPr>
-      <w:r/>
       <w:r>
         <w:rPr>
           <w:b/>
@@ -5459,7 +6664,6 @@
       <w:pPr>
         <w:pStyle w:val="ListNumber"/>
       </w:pPr>
-      <w:r/>
       <w:r>
         <w:rPr>
           <w:b/>
@@ -5474,7 +6678,6 @@
       <w:pPr>
         <w:pStyle w:val="ListNumber"/>
       </w:pPr>
-      <w:r/>
       <w:r>
         <w:rPr>
           <w:b/>
@@ -5489,7 +6692,6 @@
       <w:pPr>
         <w:pStyle w:val="ListNumber"/>
       </w:pPr>
-      <w:r/>
       <w:r>
         <w:rPr>
           <w:b/>
@@ -5498,6 +6700,388 @@
       </w:r>
       <w:r>
         <w:t xml:space="preserve"> Attacco fattibile, recovery, execution, degrado di accuracy CNN e compromissione reale dei modelli non misurati.</w:t>
+      </w:r>
+    </w:p>
+    <w:p>
+      <w:pPr>
+        <w:pStyle w:val="ListNumber"/>
+      </w:pPr>
+      <w:r>
+        <w:rPr>
+          <w:b/>
+        </w:rPr>
+        <w:t>Confronto fra piattaforme.</w:t>
+      </w:r>
+      <w:r>
+        <w:t xml:space="preserve"> Commit Mac e Ubuntu differenti; assenza di full run_config/manifest Mac e validation stand-alone allegata; nessuna prova che le piccole differenze siano causate unicamente da CPU o sistema operativo.</w:t>
+      </w:r>
+    </w:p>
+    <w:p>
+      <w:pPr>
+        <w:pStyle w:val="Heading1"/>
+      </w:pPr>
+      <w:r>
+        <w:t>10. Conclusione E1 e collegamento a E2/E3</w:t>
+      </w:r>
+    </w:p>
+    <w:p>
+      <w:r>
+        <w:t xml:space="preserve">E1 conclude una </w:t>
+      </w:r>
+      <w:r>
+        <w:rPr>
+          <w:b/>
+        </w:rPr>
+        <w:t>baseline sperimentale replicata su Ubuntu CPU x86_64 e Mac M4 CPU ARM64</w:t>
+      </w:r>
+      <w:r>
+        <w:t xml:space="preserve"> su 1.000 checkpoint autentici con split identità-disgiunti, esempi paired, payload sintetici tracciati, 40 fit di validation e 40 fit sul test riservato. In questo regime, </w:t>
+      </w:r>
+      <w:r>
+        <w:rPr>
+          <w:b/>
+        </w:rPr>
+        <w:t>X23 è rilevabile con AUROC media 0,901863 (Ubuntu) e 0,904378 (Mac)</w:t>
+      </w:r>
+      <w:r>
+        <w:t xml:space="preserve"> dal centroid few-shot, mentre </w:t>
+      </w:r>
+      <w:r>
+        <w:rPr>
+          <w:b/>
+        </w:rPr>
+        <w:t>X≤16 resta vicino a 0,5</w:t>
+      </w:r>
+      <w:r>
+        <w:t xml:space="preserve">. La calibrazione su validation produce </w:t>
+      </w:r>
+      <w:r>
+        <w:rPr>
+          <w:b/>
+        </w:rPr>
+        <w:t>accuracy media test 0,82125</w:t>
+      </w:r>
+      <w:r>
+        <w:t xml:space="preserve"> e </w:t>
+      </w:r>
+      <w:r>
+        <w:rPr>
+          <w:b/>
+        </w:rPr>
+        <w:t>FPR 0,1550</w:t>
+      </w:r>
+      <w:r>
+        <w:t xml:space="preserve"> a X23.</w:t>
+      </w:r>
+    </w:p>
+    <w:p>
+      <w:r>
+        <w:t xml:space="preserve">La replica cross-platform riproduce il comportamento </w:t>
+      </w:r>
+      <w:r>
+        <w:rPr>
+          <w:b/>
+        </w:rPr>
+        <w:t>a livello aggregato</w:t>
+      </w:r>
+      <w:r>
+        <w:t xml:space="preserve"> e non è una prova di equivalenza bitwise o attribuzione causale delle differenze al solo hardware. Il risultato non è una nuova difesa, né dimostra OOD generalization. </w:t>
+      </w:r>
+      <w:r>
+        <w:rPr>
+          <w:b/>
+        </w:rPr>
+        <w:t>E2</w:t>
+      </w:r>
+      <w:r>
+        <w:t xml:space="preserve"> confronterà il detector con un embedding di famiglia diversa non visto nell'addestramento; </w:t>
+      </w:r>
+      <w:r>
+        <w:rPr>
+          <w:b/>
+        </w:rPr>
+        <w:t>E3</w:t>
+      </w:r>
+      <w:r>
+        <w:t xml:space="preserve"> verificherà se i risultati resistono a controlli più forti su origine e trasformazioni. Il quadro di ricerca seguirà criteri di comparabilità e pre-registrazione delle scelte, senza sfruttare il test E1 per decidere retroattivamente i parametri.</w:t>
+      </w:r>
+    </w:p>
+    <w:p>
+      <w:pPr>
+        <w:pStyle w:val="Heading1"/>
+      </w:pPr>
+      <w:r>
+        <w:t>11. Materiali, riferimenti e provenienza delle affermazioni</w:t>
+      </w:r>
+    </w:p>
+    <w:p>
+      <w:r>
+        <w:rPr>
+          <w:b/>
+        </w:rPr>
+        <w:t>Dati primari</w:t>
+      </w:r>
+      <w:r>
+        <w:t xml:space="preserve"> (da usare per qualunque citazione numerica):</w:t>
+      </w:r>
+    </w:p>
+    <w:p>
+      <w:pPr>
+        <w:pStyle w:val="ListBullet"/>
+      </w:pPr>
+      <w:r>
+        <w:rPr>
+          <w:b/>
+        </w:rPr>
+        <w:t>Replica Fabrizio Mac M4:</w:t>
+      </w:r>
+      <w:r>
+        <w:t xml:space="preserve"> </w:t>
+      </w:r>
+      <w:r>
+        <w:rPr>
+          <w:rFonts w:ascii="Consolas" w:hAnsi="Consolas"/>
+          <w:sz w:val="16"/>
+        </w:rPr>
+        <w:t>results/replicas/e1_mac_m4/{summary.csv,metrics_per_run.csv,e1_v2_test.log,replication_manifest.md}</w:t>
+      </w:r>
+      <w:r>
+        <w:t>. I CSV sono estratti senza modificarli dallo ZIP fornito da Fabrizio e le medie sono state ricontrollate.</w:t>
+      </w:r>
+    </w:p>
+    <w:p>
+      <w:pPr>
+        <w:pStyle w:val="ListBullet"/>
+      </w:pPr>
+      <w:r>
+        <w:rPr>
+          <w:rFonts w:ascii="Consolas" w:hAnsi="Consolas"/>
+          <w:sz w:val="16"/>
+        </w:rPr>
+        <w:t>results/validation/e1_uniform_v2/{summary.csv,metrics_per_run.csv,run_config.json}</w:t>
+      </w:r>
+      <w:r>
+        <w:t>.</w:t>
+      </w:r>
+    </w:p>
+    <w:p>
+      <w:pPr>
+        <w:pStyle w:val="ListBullet"/>
+      </w:pPr>
+      <w:r>
+        <w:rPr>
+          <w:rFonts w:ascii="Consolas" w:hAnsi="Consolas"/>
+          <w:sz w:val="16"/>
+        </w:rPr>
+        <w:t>results/test/e1_uniform_v2/{summary.csv,metrics_per_run.csv,run_config.json}</w:t>
+      </w:r>
+      <w:r>
+        <w:t>.</w:t>
+      </w:r>
+    </w:p>
+    <w:p>
+      <w:pPr>
+        <w:pStyle w:val="ListBullet"/>
+      </w:pPr>
+      <w:r>
+        <w:rPr>
+          <w:rFonts w:ascii="Consolas" w:hAnsi="Consolas"/>
+          <w:sz w:val="16"/>
+        </w:rPr>
+        <w:t>manifests/e1_uniform_v1/{protocol.json,splits.csv}</w:t>
+      </w:r>
+      <w:r>
+        <w:t>.</w:t>
+      </w:r>
+    </w:p>
+    <w:p>
+      <w:pPr>
+        <w:pStyle w:val="ListBullet"/>
+      </w:pPr>
+      <w:r>
+        <w:t xml:space="preserve">I file per-run </w:t>
+      </w:r>
+      <w:r>
+        <w:rPr>
+          <w:rFonts w:ascii="Consolas" w:hAnsi="Consolas"/>
+          <w:sz w:val="16"/>
+        </w:rPr>
+        <w:t>metrics.json</w:t>
+      </w:r>
+      <w:r>
+        <w:t xml:space="preserve"> e </w:t>
+      </w:r>
+      <w:r>
+        <w:rPr>
+          <w:rFonts w:ascii="Consolas" w:hAnsi="Consolas"/>
+          <w:sz w:val="16"/>
+        </w:rPr>
+        <w:t>predictions_{validation,test}.csv</w:t>
+      </w:r>
+      <w:r>
+        <w:t xml:space="preserve"> sono conservati nell'area locale </w:t>
+      </w:r>
+      <w:r>
+        <w:rPr>
+          <w:rFonts w:ascii="Consolas" w:hAnsi="Consolas"/>
+          <w:sz w:val="16"/>
+        </w:rPr>
+        <w:t>~/mlsec-local/runs/</w:t>
+      </w:r>
+      <w:r>
+        <w:t>.</w:t>
+      </w:r>
+    </w:p>
+    <w:p>
+      <w:r>
+        <w:rPr>
+          <w:b/>
+        </w:rPr>
+        <w:t>Codice:</w:t>
+      </w:r>
+      <w:r>
+        <w:t xml:space="preserve"> </w:t>
+      </w:r>
+      <w:r>
+        <w:rPr>
+          <w:rFonts w:ascii="Consolas" w:hAnsi="Consolas"/>
+          <w:sz w:val="16"/>
+        </w:rPr>
+        <w:t>scripts/run_e1_final_v2.py</w:t>
+      </w:r>
+      <w:r>
+        <w:t xml:space="preserve">, </w:t>
+      </w:r>
+      <w:r>
+        <w:rPr>
+          <w:rFonts w:ascii="Consolas" w:hAnsi="Consolas"/>
+          <w:sz w:val="16"/>
+        </w:rPr>
+        <w:t>scripts/run_e1_v2_matrix.sh</w:t>
+      </w:r>
+      <w:r>
+        <w:t xml:space="preserve">, </w:t>
+      </w:r>
+      <w:r>
+        <w:rPr>
+          <w:rFonts w:ascii="Consolas" w:hAnsi="Consolas"/>
+          <w:sz w:val="16"/>
+        </w:rPr>
+        <w:t>scripts/run_e1_v2_test_matrix.sh</w:t>
+      </w:r>
+      <w:r>
+        <w:t xml:space="preserve">, </w:t>
+      </w:r>
+      <w:r>
+        <w:rPr>
+          <w:rFonts w:ascii="Consolas" w:hAnsi="Consolas"/>
+          <w:sz w:val="16"/>
+        </w:rPr>
+        <w:t>scripts/diagnose_e1_v2_centroid.py</w:t>
+      </w:r>
+      <w:r>
+        <w:t xml:space="preserve"> e </w:t>
+      </w:r>
+      <w:r>
+        <w:rPr>
+          <w:rFonts w:ascii="Consolas" w:hAnsi="Consolas"/>
+          <w:sz w:val="16"/>
+        </w:rPr>
+        <w:t>external/ModelXRay</w:t>
+      </w:r>
+      <w:r>
+        <w:t xml:space="preserve"> (submodule); dipendenze in </w:t>
+      </w:r>
+      <w:r>
+        <w:rPr>
+          <w:rFonts w:ascii="Consolas" w:hAnsi="Consolas"/>
+          <w:sz w:val="16"/>
+        </w:rPr>
+        <w:t>configs/modelxray-ubuntu24-py311.lock.txt</w:t>
+      </w:r>
+      <w:r>
+        <w:t>.</w:t>
+      </w:r>
+    </w:p>
+    <w:p>
+      <w:r>
+        <w:rPr>
+          <w:b/>
+        </w:rPr>
+        <w:t>Letture:</w:t>
+      </w:r>
+      <w:r>
+        <w:t xml:space="preserve"> </w:t>
+      </w:r>
+      <w:r>
+        <w:rPr>
+          <w:color w:val="0E569B"/>
+        </w:rPr>
+        <w:t>Model X-Ray, codice</w:t>
+      </w:r>
+      <w:r>
+        <w:t xml:space="preserve">; </w:t>
+      </w:r>
+      <w:r>
+        <w:rPr>
+          <w:color w:val="0E569B"/>
+        </w:rPr>
+        <w:t>MaleficNet</w:t>
+      </w:r>
+      <w:r>
+        <w:t xml:space="preserve">; </w:t>
+      </w:r>
+      <w:r>
+        <w:rPr>
+          <w:color w:val="0E569B"/>
+        </w:rPr>
+        <w:t>Do You Trust Your Model?</w:t>
+      </w:r>
+      <w:r>
+        <w:t xml:space="preserve">; </w:t>
+      </w:r>
+      <w:r>
+        <w:rPr>
+          <w:color w:val="0E569B"/>
+        </w:rPr>
+        <w:t>GHRP STL10, Zenodo</w:t>
+      </w:r>
+      <w:r>
+        <w:t>. Le fonti citate in questa bozza richiedono completamento delle voci bibliografiche formali quando si redigerà la relazione d'esame definitiva.</w:t>
+      </w:r>
+    </w:p>
+    <w:p>
+      <w:r>
+        <w:rPr>
+          <w:b/>
+        </w:rPr>
+        <w:t>Attenzione:</w:t>
+      </w:r>
+      <w:r>
+        <w:t xml:space="preserve"> i risultati quantitativi di questo documento derivano dalle tabelle </w:t>
+      </w:r>
+      <w:r>
+        <w:rPr>
+          <w:rFonts w:ascii="Consolas" w:hAnsi="Consolas"/>
+          <w:sz w:val="16"/>
+        </w:rPr>
+        <w:t>summary.csv</w:t>
+      </w:r>
+      <w:r>
+        <w:t xml:space="preserve"> fornite durante l'esecuzione; per aggiungere barre di errore AUROC, IC e curve ROC per checkpoint occorre rileggerne le metriche per-run e predizioni, senza inventare dati.</w:t>
+      </w:r>
+    </w:p>
+    <w:p>
+      <w:r>
+        <w:br w:type="page"/>
+      </w:r>
+    </w:p>
+    <w:p>
+      <w:pPr>
+        <w:pStyle w:val="Heading1"/>
+      </w:pPr>
+      <w:r>
+        <w:t>Allegato grafico — confronto Ubuntu / Mac M4</w:t>
       </w:r>
     </w:p>
     <w:p>
@@ -5505,329 +7089,17 @@
         <w:pStyle w:val="Heading2"/>
       </w:pPr>
       <w:r>
-        <w:t>9. Conclusione E1 e collegamento a E2/E3</w:t>
-      </w:r>
-    </w:p>
-    <w:p>
-      <w:r>
-        <w:t xml:space="preserve">E1 conclude un </w:t>
-      </w:r>
-      <w:r>
-        <w:rPr>
-          <w:b/>
-        </w:rPr>
-        <w:t>baseline sperimentale</w:t>
-      </w:r>
-      <w:r>
-        <w:t xml:space="preserve"> su 1.000 checkpoint autentici con split identità-disgiunti, esempi paired, payload sintetici tracciati, 40 fit di validation e 40 fit sul test riservato. In questo regime, </w:t>
-      </w:r>
-      <w:r>
-        <w:rPr>
-          <w:b/>
-        </w:rPr>
-        <w:t>X23 è rilevabile con AUROC media 0,901863</w:t>
-      </w:r>
-      <w:r>
-        <w:t xml:space="preserve"> dal centroid few-shot, mentre </w:t>
-      </w:r>
-      <w:r>
-        <w:rPr>
-          <w:b/>
-        </w:rPr>
-        <w:t>X≤16 resta vicino a 0,5</w:t>
-      </w:r>
-      <w:r>
-        <w:t xml:space="preserve">. La calibrazione su validation produce </w:t>
-      </w:r>
-      <w:r>
-        <w:rPr>
-          <w:b/>
-        </w:rPr>
-        <w:t>accuracy media test 0,82125</w:t>
-      </w:r>
-      <w:r>
-        <w:t xml:space="preserve"> e </w:t>
-      </w:r>
-      <w:r>
-        <w:rPr>
-          <w:b/>
-        </w:rPr>
-        <w:t>FPR 0,1550</w:t>
-      </w:r>
-      <w:r>
-        <w:t xml:space="preserve"> a X23.</w:t>
-      </w:r>
-    </w:p>
-    <w:p>
-      <w:r>
-        <w:t xml:space="preserve">Il risultato non è una nuova difesa, né dimostra OOD generalization. </w:t>
-      </w:r>
-      <w:r>
-        <w:rPr>
-          <w:b/>
-        </w:rPr>
-        <w:t>E2</w:t>
-      </w:r>
-      <w:r>
-        <w:t xml:space="preserve"> confronterà il detector con un embedding di famiglia diversa non visto nell'addestramento; </w:t>
-      </w:r>
-      <w:r>
-        <w:rPr>
-          <w:b/>
-        </w:rPr>
-        <w:t>E3</w:t>
-      </w:r>
-      <w:r>
-        <w:t xml:space="preserve"> verificherà se i risultati resistono a controlli più forti su origine e trasformazioni. Il quadro di ricerca seguirà criteri di comparabilità e pre-registrazione delle scelte, senza sfruttare il test E1 per decidere retroattivamente i parametri.</w:t>
+        <w:t>Figura A · AUROC centroid su Ubuntu e Mac M4</w:t>
       </w:r>
     </w:p>
     <w:p>
       <w:pPr>
-        <w:pStyle w:val="Heading2"/>
-      </w:pPr>
-      <w:r>
-        <w:t>10. Materiali, riferimenti e provenienza delle affermazioni</w:t>
-      </w:r>
-    </w:p>
-    <w:p>
-      <w:r/>
-      <w:r>
-        <w:rPr>
-          <w:b/>
-        </w:rPr>
-        <w:t>Dati primari</w:t>
-      </w:r>
-      <w:r>
-        <w:t xml:space="preserve"> (da usare per qualunque citazione numerica):</w:t>
-      </w:r>
-    </w:p>
-    <w:p>
-      <w:pPr>
-        <w:pStyle w:val="ListBullet"/>
-      </w:pPr>
-      <w:r/>
-      <w:r>
-        <w:rPr>
-          <w:rFonts w:ascii="Liberation Mono" w:hAnsi="Liberation Mono"/>
-          <w:sz w:val="16"/>
-        </w:rPr>
-        <w:t>results/validation/e1_uniform_v2/{summary.csv,metrics_per_run.csv,run_config.json}</w:t>
-      </w:r>
-      <w:r>
-        <w:t>.</w:t>
-      </w:r>
-    </w:p>
-    <w:p>
-      <w:pPr>
-        <w:pStyle w:val="ListBullet"/>
-      </w:pPr>
-      <w:r/>
-      <w:r>
-        <w:rPr>
-          <w:rFonts w:ascii="Liberation Mono" w:hAnsi="Liberation Mono"/>
-          <w:sz w:val="16"/>
-        </w:rPr>
-        <w:t>results/test/e1_uniform_v2/{summary.csv,metrics_per_run.csv,run_config.json}</w:t>
-      </w:r>
-      <w:r>
-        <w:t>.</w:t>
-      </w:r>
-    </w:p>
-    <w:p>
-      <w:pPr>
-        <w:pStyle w:val="ListBullet"/>
-      </w:pPr>
-      <w:r/>
-      <w:r>
-        <w:rPr>
-          <w:rFonts w:ascii="Liberation Mono" w:hAnsi="Liberation Mono"/>
-          <w:sz w:val="16"/>
-        </w:rPr>
-        <w:t>manifests/e1_uniform_v1/{protocol.json,splits.csv}</w:t>
-      </w:r>
-      <w:r>
-        <w:t>.</w:t>
-      </w:r>
-    </w:p>
-    <w:p>
-      <w:pPr>
-        <w:pStyle w:val="ListBullet"/>
-      </w:pPr>
-      <w:r>
-        <w:t xml:space="preserve">I file per-run </w:t>
-      </w:r>
-      <w:r>
-        <w:rPr>
-          <w:rFonts w:ascii="Liberation Mono" w:hAnsi="Liberation Mono"/>
-          <w:sz w:val="16"/>
-        </w:rPr>
-        <w:t>metrics.json</w:t>
-      </w:r>
-      <w:r>
-        <w:t xml:space="preserve"> e </w:t>
-      </w:r>
-      <w:r>
-        <w:rPr>
-          <w:rFonts w:ascii="Liberation Mono" w:hAnsi="Liberation Mono"/>
-          <w:sz w:val="16"/>
-        </w:rPr>
-        <w:t>predictions_{validation,test}.csv</w:t>
-      </w:r>
-      <w:r>
-        <w:t xml:space="preserve"> sono conservati nell'area locale </w:t>
-      </w:r>
-      <w:r>
-        <w:rPr>
-          <w:rFonts w:ascii="Liberation Mono" w:hAnsi="Liberation Mono"/>
-          <w:sz w:val="16"/>
-        </w:rPr>
-        <w:t>~/mlsec-local/runs/</w:t>
-      </w:r>
-      <w:r>
-        <w:t>.</w:t>
-      </w:r>
-    </w:p>
-    <w:p>
-      <w:r/>
-      <w:r>
-        <w:rPr>
-          <w:b/>
-        </w:rPr>
-        <w:t>Codice:</w:t>
-      </w:r>
-      <w:r>
-        <w:t xml:space="preserve"> </w:t>
-      </w:r>
-      <w:r>
-        <w:rPr>
-          <w:rFonts w:ascii="Liberation Mono" w:hAnsi="Liberation Mono"/>
-          <w:sz w:val="16"/>
-        </w:rPr>
-        <w:t>scripts/run_e1_final_v2.py</w:t>
-      </w:r>
-      <w:r>
-        <w:t xml:space="preserve">, </w:t>
-      </w:r>
-      <w:r>
-        <w:rPr>
-          <w:rFonts w:ascii="Liberation Mono" w:hAnsi="Liberation Mono"/>
-          <w:sz w:val="16"/>
-        </w:rPr>
-        <w:t>scripts/run_e1_v2_matrix.sh</w:t>
-      </w:r>
-      <w:r>
-        <w:t xml:space="preserve">, </w:t>
-      </w:r>
-      <w:r>
-        <w:rPr>
-          <w:rFonts w:ascii="Liberation Mono" w:hAnsi="Liberation Mono"/>
-          <w:sz w:val="16"/>
-        </w:rPr>
-        <w:t>scripts/run_e1_v2_test_matrix.sh</w:t>
-      </w:r>
-      <w:r>
-        <w:t xml:space="preserve">, </w:t>
-      </w:r>
-      <w:r>
-        <w:rPr>
-          <w:rFonts w:ascii="Liberation Mono" w:hAnsi="Liberation Mono"/>
-          <w:sz w:val="16"/>
-        </w:rPr>
-        <w:t>scripts/diagnose_e1_v2_centroid.py</w:t>
-      </w:r>
-      <w:r>
-        <w:t xml:space="preserve"> e </w:t>
-      </w:r>
-      <w:r>
-        <w:rPr>
-          <w:rFonts w:ascii="Liberation Mono" w:hAnsi="Liberation Mono"/>
-          <w:sz w:val="16"/>
-        </w:rPr>
-        <w:t>external/ModelXRay</w:t>
-      </w:r>
-      <w:r>
-        <w:t xml:space="preserve"> (submodule); dipendenze in </w:t>
-      </w:r>
-      <w:r>
-        <w:rPr>
-          <w:rFonts w:ascii="Liberation Mono" w:hAnsi="Liberation Mono"/>
-          <w:sz w:val="16"/>
-        </w:rPr>
-        <w:t>configs/modelxray-ubuntu24-py311.lock.txt</w:t>
-      </w:r>
-      <w:r>
-        <w:t>.</w:t>
-      </w:r>
-    </w:p>
-    <w:p>
-      <w:r/>
-      <w:r>
-        <w:rPr>
-          <w:b/>
-        </w:rPr>
-        <w:t>Letture:</w:t>
-      </w:r>
-      <w:r>
-        <w:t xml:space="preserve"> Model X-Ray, codice (https://github.com/danigil/ModelXRay); MaleficNet (https://doi.org/10.1007/978-3-031-17143-7_21); Do You Trust Your Model? (https://doi.org/10.1109/TDSC.2025.3586703); GHRP STL10, Zenodo (https://zenodo.org/records/6631784). Le fonti citate in questa bozza richiedono completamento delle voci bibliografiche formali quando si redigerà la relazione d'esame definitiva.</w:t>
-      </w:r>
-    </w:p>
-    <w:p>
-      <w:r/>
-      <w:r>
-        <w:rPr>
-          <w:b/>
-        </w:rPr>
-        <w:t>Attenzione:</w:t>
-      </w:r>
-      <w:r>
-        <w:t xml:space="preserve"> i risultati quantitativi di questo documento derivano dalle tabelle </w:t>
-      </w:r>
-      <w:r>
-        <w:rPr>
-          <w:rFonts w:ascii="Liberation Mono" w:hAnsi="Liberation Mono"/>
-          <w:sz w:val="16"/>
-        </w:rPr>
-        <w:t>summary.csv</w:t>
-      </w:r>
-      <w:r>
-        <w:t xml:space="preserve"> fornite durante l'esecuzione; per aggiungere barre di errore AUROC, IC e curve ROC per checkpoint occorre rileggerne le metriche per-run e predizioni, senza inventare dati.</w:t>
-      </w:r>
-    </w:p>
-    <w:p>
-      <w:r>
-        <w:br w:type="page"/>
-      </w:r>
-    </w:p>
-    <w:p>
-      <w:pPr>
-        <w:pStyle w:val="Heading1"/>
-      </w:pPr>
-      <w:r>
-        <w:t>Appendice — grafici E1</w:t>
-      </w:r>
-    </w:p>
-    <w:p>
-      <w:r>
-        <w:t>Grafici derivati dai CSV di validation e test; lo script scripts/plot_e1_results.py li ricostruisce senza training.</w:t>
-      </w:r>
-    </w:p>
-    <w:p>
-      <w:pPr>
-        <w:pStyle w:val="Caption"/>
         <w:jc w:val="center"/>
       </w:pPr>
       <w:r>
-        <w:rPr>
-          <w:b/>
-        </w:rPr>
-        <w:t>Figura A1 — AUROC centroid: validation e test</w:t>
-      </w:r>
-    </w:p>
-    <w:p>
-      <w:r>
         <w:drawing>
           <wp:inline xmlns:a="http://schemas.openxmlformats.org/drawingml/2006/main" xmlns:pic="http://schemas.openxmlformats.org/drawingml/2006/picture">
-            <wp:extent cx="5303520" cy="3366639"/>
+            <wp:extent cx="5760720" cy="3526048"/>
             <wp:docPr id="1" name="Picture 1"/>
             <wp:cNvGraphicFramePr>
               <a:graphicFrameLocks noChangeAspect="1"/>
@@ -5836,7 +7108,7 @@
               <a:graphicData uri="http://schemas.openxmlformats.org/drawingml/2006/picture">
                 <pic:pic>
                   <pic:nvPicPr>
-                    <pic:cNvPr id="0" name="e1_auroc_val_test.png"/>
+                    <pic:cNvPr id="0" name="e1_platform_auroc.png"/>
                     <pic:cNvPicPr/>
                   </pic:nvPicPr>
                   <pic:blipFill>
@@ -5848,7 +7120,7 @@
                   <pic:spPr>
                     <a:xfrm>
                       <a:off x="0" y="0"/>
-                      <a:ext cx="5303520" cy="3366639"/>
+                      <a:ext cx="5760720" cy="3526048"/>
                     </a:xfrm>
                     <a:prstGeom prst="rect"/>
                   </pic:spPr>
@@ -5862,20 +7134,28 @@
     <w:p>
       <w:pPr>
         <w:pStyle w:val="Caption"/>
+        <w:spacing w:after="200"/>
+      </w:pPr>
+      <w:r>
+        <w:t>Fonte: riepiloghi CSV versionati per Ubuntu e replica Mac M4. I grafici sono rigenerabili da scripts/plot_e1_comparison.py.</w:t>
+      </w:r>
+    </w:p>
+    <w:p>
+      <w:pPr>
+        <w:pStyle w:val="Heading2"/>
+      </w:pPr>
+      <w:r>
+        <w:t>Figura B · Accuracy test con soglia Youden</w:t>
+      </w:r>
+    </w:p>
+    <w:p>
+      <w:pPr>
         <w:jc w:val="center"/>
       </w:pPr>
       <w:r>
-        <w:rPr>
-          <w:b/>
-        </w:rPr>
-        <w:t>Figura A2 — Accuracy centroid test con le due soglie</w:t>
-      </w:r>
-    </w:p>
-    <w:p>
-      <w:r>
         <w:drawing>
           <wp:inline xmlns:a="http://schemas.openxmlformats.org/drawingml/2006/main" xmlns:pic="http://schemas.openxmlformats.org/drawingml/2006/picture">
-            <wp:extent cx="5303520" cy="3366639"/>
+            <wp:extent cx="5760720" cy="3526048"/>
             <wp:docPr id="2" name="Picture 2"/>
             <wp:cNvGraphicFramePr>
               <a:graphicFrameLocks noChangeAspect="1"/>
@@ -5884,7 +7164,7 @@
               <a:graphicData uri="http://schemas.openxmlformats.org/drawingml/2006/picture">
                 <pic:pic>
                   <pic:nvPicPr>
-                    <pic:cNvPr id="0" name="e1_accuracy_thresholds.png"/>
+                    <pic:cNvPr id="0" name="e1_platform_accuracy_youden.png"/>
                     <pic:cNvPicPr/>
                   </pic:nvPicPr>
                   <pic:blipFill>
@@ -5896,7 +7176,7 @@
                   <pic:spPr>
                     <a:xfrm>
                       <a:off x="0" y="0"/>
-                      <a:ext cx="5303520" cy="3366639"/>
+                      <a:ext cx="5760720" cy="3526048"/>
                     </a:xfrm>
                     <a:prstGeom prst="rect"/>
                   </pic:spPr>
@@ -5910,20 +7190,33 @@
     <w:p>
       <w:pPr>
         <w:pStyle w:val="Caption"/>
+        <w:spacing w:after="200"/>
+      </w:pPr>
+      <w:r>
+        <w:t>Fonte: riepiloghi CSV versionati per Ubuntu e replica Mac M4. I grafici sono rigenerabili da scripts/plot_e1_comparison.py.</w:t>
+      </w:r>
+    </w:p>
+    <w:p>
+      <w:r>
+        <w:br w:type="page"/>
+      </w:r>
+    </w:p>
+    <w:p>
+      <w:pPr>
+        <w:pStyle w:val="Heading2"/>
+      </w:pPr>
+      <w:r>
+        <w:t>Figura C · Falsi positivi test (FPR)</w:t>
+      </w:r>
+    </w:p>
+    <w:p>
+      <w:pPr>
         <w:jc w:val="center"/>
       </w:pPr>
       <w:r>
-        <w:rPr>
-          <w:b/>
-        </w:rPr>
-        <w:t>Figura A3 — FPR centroid test con le due soglie</w:t>
-      </w:r>
-    </w:p>
-    <w:p>
-      <w:r>
         <w:drawing>
           <wp:inline xmlns:a="http://schemas.openxmlformats.org/drawingml/2006/main" xmlns:pic="http://schemas.openxmlformats.org/drawingml/2006/picture">
-            <wp:extent cx="5303520" cy="3366639"/>
+            <wp:extent cx="5760720" cy="3526048"/>
             <wp:docPr id="3" name="Picture 3"/>
             <wp:cNvGraphicFramePr>
               <a:graphicFrameLocks noChangeAspect="1"/>
@@ -5932,7 +7225,7 @@
               <a:graphicData uri="http://schemas.openxmlformats.org/drawingml/2006/picture">
                 <pic:pic>
                   <pic:nvPicPr>
-                    <pic:cNvPr id="0" name="e1_fpr_thresholds.png"/>
+                    <pic:cNvPr id="0" name="e1_platform_fpr_youden.png"/>
                     <pic:cNvPicPr/>
                   </pic:nvPicPr>
                   <pic:blipFill>
@@ -5944,7 +7237,7 @@
                   <pic:spPr>
                     <a:xfrm>
                       <a:off x="0" y="0"/>
-                      <a:ext cx="5303520" cy="3366639"/>
+                      <a:ext cx="5760720" cy="3526048"/>
                     </a:xfrm>
                     <a:prstGeom prst="rect"/>
                   </pic:spPr>
@@ -5958,20 +7251,28 @@
     <w:p>
       <w:pPr>
         <w:pStyle w:val="Caption"/>
+        <w:spacing w:after="200"/>
+      </w:pPr>
+      <w:r>
+        <w:t>Fonte: riepiloghi CSV versionati per Ubuntu e replica Mac M4. I grafici sono rigenerabili da scripts/plot_e1_comparison.py.</w:t>
+      </w:r>
+    </w:p>
+    <w:p>
+      <w:pPr>
+        <w:pStyle w:val="Heading2"/>
+      </w:pPr>
+      <w:r>
+        <w:t>Figura D · Metodo centroid vs 1-NN</w:t>
+      </w:r>
+    </w:p>
+    <w:p>
+      <w:pPr>
         <w:jc w:val="center"/>
       </w:pPr>
       <w:r>
-        <w:rPr>
-          <w:b/>
-        </w:rPr>
-        <w:t>Figura A4 — AUROC centroid e 1-NN sul test</w:t>
-      </w:r>
-    </w:p>
-    <w:p>
-      <w:r>
         <w:drawing>
           <wp:inline xmlns:a="http://schemas.openxmlformats.org/drawingml/2006/main" xmlns:pic="http://schemas.openxmlformats.org/drawingml/2006/picture">
-            <wp:extent cx="5303520" cy="3366639"/>
+            <wp:extent cx="5760720" cy="3526048"/>
             <wp:docPr id="4" name="Picture 4"/>
             <wp:cNvGraphicFramePr>
               <a:graphicFrameLocks noChangeAspect="1"/>
@@ -5980,7 +7281,7 @@
               <a:graphicData uri="http://schemas.openxmlformats.org/drawingml/2006/picture">
                 <pic:pic>
                   <pic:nvPicPr>
-                    <pic:cNvPr id="0" name="e1_auroc_centroid_nn.png"/>
+                    <pic:cNvPr id="0" name="e1_platform_methods.png"/>
                     <pic:cNvPicPr/>
                   </pic:nvPicPr>
                   <pic:blipFill>
@@ -5992,7 +7293,7 @@
                   <pic:spPr>
                     <a:xfrm>
                       <a:off x="0" y="0"/>
-                      <a:ext cx="5303520" cy="3366639"/>
+                      <a:ext cx="5760720" cy="3526048"/>
                     </a:xfrm>
                     <a:prstGeom prst="rect"/>
                   </pic:spPr>
@@ -6003,11 +7304,81 @@
         </w:drawing>
       </w:r>
     </w:p>
+    <w:p>
+      <w:pPr>
+        <w:pStyle w:val="Caption"/>
+        <w:spacing w:after="200"/>
+      </w:pPr>
+      <w:r>
+        <w:t>Fonte: riepiloghi CSV versionati per Ubuntu e replica Mac M4. I grafici sono rigenerabili da scripts/plot_e1_comparison.py.</w:t>
+      </w:r>
+    </w:p>
+    <w:p>
+      <w:r>
+        <w:br w:type="page"/>
+      </w:r>
+    </w:p>
+    <w:p>
+      <w:pPr>
+        <w:pStyle w:val="Heading2"/>
+      </w:pPr>
+      <w:r>
+        <w:t>Figura E · Validation all’interno dei fit test e test</w:t>
+      </w:r>
+    </w:p>
+    <w:p>
+      <w:pPr>
+        <w:jc w:val="center"/>
+      </w:pPr>
+      <w:r>
+        <w:drawing>
+          <wp:inline xmlns:a="http://schemas.openxmlformats.org/drawingml/2006/main" xmlns:pic="http://schemas.openxmlformats.org/drawingml/2006/picture">
+            <wp:extent cx="5760720" cy="3526048"/>
+            <wp:docPr id="5" name="Picture 5"/>
+            <wp:cNvGraphicFramePr>
+              <a:graphicFrameLocks noChangeAspect="1"/>
+            </wp:cNvGraphicFramePr>
+            <a:graphic>
+              <a:graphicData uri="http://schemas.openxmlformats.org/drawingml/2006/picture">
+                <pic:pic>
+                  <pic:nvPicPr>
+                    <pic:cNvPr id="0" name="e1_platform_validation_test.png"/>
+                    <pic:cNvPicPr/>
+                  </pic:nvPicPr>
+                  <pic:blipFill>
+                    <a:blip r:embed="rId15"/>
+                    <a:stretch>
+                      <a:fillRect/>
+                    </a:stretch>
+                  </pic:blipFill>
+                  <pic:spPr>
+                    <a:xfrm>
+                      <a:off x="0" y="0"/>
+                      <a:ext cx="5760720" cy="3526048"/>
+                    </a:xfrm>
+                    <a:prstGeom prst="rect"/>
+                  </pic:spPr>
+                </pic:pic>
+              </a:graphicData>
+            </a:graphic>
+          </wp:inline>
+        </w:drawing>
+      </w:r>
+    </w:p>
+    <w:p>
+      <w:pPr>
+        <w:pStyle w:val="Caption"/>
+        <w:spacing w:after="200"/>
+      </w:pPr>
+      <w:r>
+        <w:t>Fonte: riepiloghi CSV versionati per Ubuntu e replica Mac M4. I grafici sono rigenerabili da scripts/plot_e1_comparison.py.</w:t>
+      </w:r>
+    </w:p>
     <w:sectPr>
       <w:headerReference w:type="default" r:id="rId9"/>
       <w:footerReference w:type="default" r:id="rId10"/>
       <w:pgSz w:w="11909" w:h="16834"/>
-      <w:pgMar w:top="1152" w:right="1051" w:bottom="1037" w:left="1051" w:header="490" w:footer="518" w:gutter="0"/>
+      <w:pgMar w:top="1066" w:right="1123" w:bottom="936" w:left="1123" w:header="720" w:footer="720" w:gutter="0"/>
       <w:cols w:space="720"/>
       <w:docGrid w:linePitch="360"/>
     </w:sectPr>
@@ -6020,14 +7391,14 @@
   <w:p>
     <w:pPr>
       <w:pStyle w:val="Footer"/>
-      <w:jc w:val="center"/>
+      <w:jc w:val="right"/>
     </w:pPr>
     <w:r>
       <w:rPr>
-        <w:color w:val="556C7A"/>
-        <w:sz w:val="14"/>
-      </w:rPr>
-      <w:t>Progetto d’esame • 19 ottobre 2026 • test E1 commit d35f8f2</w:t>
+        <w:color w:val="6E7882"/>
+        <w:sz w:val="16"/>
+      </w:rPr>
+      <w:t>Machine Learning Security  ·  Ottobre 2026  ·  E1 v2</w:t>
     </w:r>
   </w:p>
 </w:ftr>
@@ -6042,10 +7413,10 @@
     </w:pPr>
     <w:r>
       <w:rPr>
-        <w:color w:val="556C7A"/>
-        <w:sz w:val="14"/>
-      </w:rPr>
-      <w:t>BEYOND THE X-RAY  |  MACHINE LEARNING SECURITY  |  E1</w:t>
+        <w:color w:val="647387"/>
+        <w:sz w:val="16"/>
+      </w:rPr>
+      <w:t>BEYOND THE X-RAY  /  E1 · REPLICA CROSS-PLATFORM</w:t>
     </w:r>
   </w:p>
 </w:hdr>
@@ -6415,11 +7786,12 @@
     <w:qFormat/>
     <w:rsid w:val="00FC693F"/>
     <w:pPr>
-      <w:spacing w:line="274" w:lineRule="auto" w:after="100"/>
+      <w:spacing w:after="100"/>
     </w:pPr>
     <w:rPr>
-      <w:rFonts w:ascii="Liberation Sans" w:hAnsi="Liberation Sans"/>
-      <w:sz w:val="18"/>
+      <w:rFonts w:ascii="Aptos" w:hAnsi="Aptos"/>
+      <w:color w:val="233243"/>
+      <w:sz w:val="19"/>
     </w:rPr>
   </w:style>
   <w:style w:type="paragraph" w:styleId="Header">
@@ -6481,10 +7853,10 @@
       <w:outlineLvl w:val="0"/>
     </w:pPr>
     <w:rPr>
-      <w:rFonts w:asciiTheme="majorHAnsi" w:eastAsiaTheme="majorEastAsia" w:hAnsiTheme="majorHAnsi" w:cstheme="majorBidi" w:ascii="Liberation Sans" w:hAnsi="Liberation Sans"/>
+      <w:rFonts w:asciiTheme="majorHAnsi" w:eastAsiaTheme="majorEastAsia" w:hAnsiTheme="majorHAnsi" w:cstheme="majorBidi" w:ascii="Aptos Display" w:hAnsi="Aptos Display"/>
       <w:b/>
       <w:bCs/>
-      <w:color w:val="14364C"/>
+      <w:color w:val="123052"/>
       <w:sz w:val="30"/>
       <w:szCs w:val="28"/>
     </w:rPr>
@@ -6501,14 +7873,14 @@
     <w:pPr>
       <w:keepNext/>
       <w:keepLines/>
-      <w:spacing w:before="260" w:after="120"/>
+      <w:spacing w:before="200" w:after="100"/>
       <w:outlineLvl w:val="1"/>
     </w:pPr>
     <w:rPr>
-      <w:rFonts w:asciiTheme="majorHAnsi" w:eastAsiaTheme="majorEastAsia" w:hAnsiTheme="majorHAnsi" w:cstheme="majorBidi" w:ascii="Liberation Sans" w:hAnsi="Liberation Sans"/>
+      <w:rFonts w:asciiTheme="majorHAnsi" w:eastAsiaTheme="majorEastAsia" w:hAnsiTheme="majorHAnsi" w:cstheme="majorBidi" w:ascii="Aptos Display" w:hAnsi="Aptos Display"/>
       <w:b/>
       <w:bCs/>
-      <w:color w:val="14364C"/>
+      <w:color w:val="123052"/>
       <w:sz w:val="24"/>
       <w:szCs w:val="26"/>
     </w:rPr>
@@ -6525,14 +7897,14 @@
     <w:pPr>
       <w:keepNext/>
       <w:keepLines/>
-      <w:spacing w:before="260" w:after="120"/>
+      <w:spacing w:before="140" w:after="80"/>
       <w:outlineLvl w:val="2"/>
     </w:pPr>
     <w:rPr>
-      <w:rFonts w:asciiTheme="majorHAnsi" w:eastAsiaTheme="majorEastAsia" w:hAnsiTheme="majorHAnsi" w:cstheme="majorBidi" w:ascii="Liberation Sans" w:hAnsi="Liberation Sans"/>
+      <w:rFonts w:asciiTheme="majorHAnsi" w:eastAsiaTheme="majorEastAsia" w:hAnsiTheme="majorHAnsi" w:cstheme="majorBidi" w:ascii="Aptos Display" w:hAnsi="Aptos Display"/>
       <w:b/>
       <w:bCs/>
-      <w:color w:val="14364C"/>
+      <w:color w:val="123052"/>
       <w:sz w:val="20"/>
     </w:rPr>
   </w:style>
@@ -6767,16 +8139,16 @@
       <w:pBdr>
         <w:bottom w:val="single" w:sz="8" w:space="4" w:color="4F81BD" w:themeColor="accent1"/>
       </w:pBdr>
-      <w:spacing w:after="120" w:line="240" w:lineRule="auto" w:before="60"/>
+      <w:spacing w:after="240" w:line="240" w:lineRule="auto" w:before="0"/>
       <w:contextualSpacing/>
     </w:pPr>
     <w:rPr>
-      <w:rFonts w:asciiTheme="majorHAnsi" w:eastAsiaTheme="majorEastAsia" w:hAnsiTheme="majorHAnsi" w:cstheme="majorBidi" w:ascii="Liberation Sans" w:hAnsi="Liberation Sans"/>
+      <w:rFonts w:asciiTheme="majorHAnsi" w:eastAsiaTheme="majorEastAsia" w:hAnsiTheme="majorHAnsi" w:cstheme="majorBidi" w:ascii="Aptos Display" w:hAnsi="Aptos Display"/>
       <w:b/>
-      <w:color w:val="14364C"/>
+      <w:color w:val="123052"/>
       <w:spacing w:val="5"/>
       <w:kern w:val="28"/>
-      <w:sz w:val="34"/>
+      <w:sz w:val="42"/>
       <w:szCs w:val="52"/>
     </w:rPr>
   </w:style>

--- a/exam/E1_REPORT.docx
+++ b/exam/E1_REPORT.docx
@@ -5066,59 +5066,10 @@
         <w:rPr>
           <w:b/>
         </w:rPr>
-        <w:t>Avvertenza di versioning:</w:t>
-      </w:r>
-      <w:r>
-        <w:t xml:space="preserve"> il </w:t>
-      </w:r>
-      <w:r>
-        <w:rPr>
-          <w:rFonts w:ascii="Consolas" w:hAnsi="Consolas"/>
-          <w:sz w:val="16"/>
-        </w:rPr>
-        <w:t>project_commit</w:t>
-      </w:r>
-      <w:r>
-        <w:t xml:space="preserve"> della campagna test Ubuntu è </w:t>
-      </w:r>
-      <w:r>
-        <w:rPr>
-          <w:rFonts w:ascii="Consolas" w:hAnsi="Consolas"/>
-          <w:sz w:val="16"/>
-        </w:rPr>
-        <w:t>f5bf86b237ca61f1d845732be41aa24203855921</w:t>
-      </w:r>
-      <w:r>
-        <w:t xml:space="preserve">, mentre il report Mac indica HEAD </w:t>
-      </w:r>
-      <w:r>
-        <w:rPr>
-          <w:rFonts w:ascii="Consolas" w:hAnsi="Consolas"/>
-          <w:sz w:val="16"/>
-        </w:rPr>
-        <w:t>59f556c</w:t>
-      </w:r>
-      <w:r>
-        <w:t xml:space="preserve">. L'identità dei byte di codice tra questi due commit </w:t>
-      </w:r>
-      <w:r>
-        <w:rPr>
-          <w:b/>
-        </w:rPr>
-        <w:t>non è stata ancora dimostrata</w:t>
-      </w:r>
-      <w:r>
-        <w:t xml:space="preserve">: prima di attribuire gli scostamenti al solo hardware è necessario verificare </w:t>
-      </w:r>
-      <w:r>
-        <w:rPr>
-          <w:rFonts w:ascii="Consolas" w:hAnsi="Consolas"/>
-          <w:sz w:val="16"/>
-        </w:rPr>
-        <w:t>git diff</w:t>
-      </w:r>
-      <w:r>
-        <w:t xml:space="preserve"> sulle sorgenti sperimentali. L'hash del runner Mac non è incluso nel materiale fornito. Le piccole differenze possono dipendere anche dalla variabilità di training non bitwise.</w:t>
+        <w:t xml:space="preserve">Aggiornamento audit 20/10/2026: </w:t>
+      </w:r>
+      <w:r>
+        <w:t>Fabrizio comunica diff nullo sui file sperimentali dei commit f5bf86b e 59f556c; l’output del diff non è allegato. Lo SHA-256 del runner E1 v2 è stato verificato nella copia di lavoro ed è a75aa3d844bb695a6d6155fe808394025b04c480d74d1e1b856eec5ca6f9c037. L’upstream, i pesi e gli split coincidono nei run_config originali; ciò non garantisce identità bitwise dei training.</w:t>
       </w:r>
     </w:p>
     <w:p>
@@ -6312,57 +6263,10 @@
         <w:rPr>
           <w:b/>
         </w:rPr>
-        <w:t>Non sono stati allegati</w:t>
-      </w:r>
-      <w:r>
-        <w:t xml:space="preserve"> il CSV riepilogativo della campagna di </w:t>
-      </w:r>
-      <w:r>
-        <w:rPr>
-          <w:b/>
-        </w:rPr>
-        <w:t>validation stand-alone Mac</w:t>
-      </w:r>
-      <w:r>
-        <w:t xml:space="preserve">, il relativo log completo, i manifest payload per singolo checkpoint e il </w:t>
-      </w:r>
-      <w:r>
-        <w:rPr>
-          <w:rFonts w:ascii="Consolas" w:hAnsi="Consolas"/>
-          <w:sz w:val="16"/>
-        </w:rPr>
-        <w:t>run_config.json</w:t>
-      </w:r>
-      <w:r>
-        <w:t xml:space="preserve"> della replica. Sono quindi attestati dal resoconto di Fabrizio, ma non verificabili direttamente tramite i tre file consegnati. La validation </w:t>
-      </w:r>
-      <w:r>
-        <w:rPr>
-          <w:b/>
-        </w:rPr>
-        <w:t>dentro</w:t>
-      </w:r>
-      <w:r>
-        <w:t xml:space="preserve"> la campagna test è invece documentata e verificata nei CSV. È opportuna una verifica di </w:t>
-      </w:r>
-      <w:r>
-        <w:rPr>
-          <w:rFonts w:ascii="Consolas" w:hAnsi="Consolas"/>
-          <w:sz w:val="16"/>
-        </w:rPr>
-        <w:t>git diff f5bf86b..59f556c -- scripts/ manifests/</w:t>
-      </w:r>
-      <w:r>
-        <w:t xml:space="preserve"> prima di definire la replica </w:t>
-      </w:r>
-      <w:r>
-        <w:rPr>
-          <w:i/>
-        </w:rPr>
-        <w:t>code-identical</w:t>
-      </w:r>
-      <w:r>
-        <w:t>.</w:t>
+        <w:t xml:space="preserve">Materiale successivamente ricevuto e verificato: </w:t>
+      </w:r>
+      <w:r>
+        <w:t>run_config.json per test e validation stand-alone, validation_standalone_summary.csv, payload_manifest_r00_x23.csv e mac_environment.txt. Sono stati rigenerati correttamente 403/403 SHA-256 di payload (3 train, 200 validation, 200 test). I per-run della validation separata e il manifest Ubuntu corrispondente non sono nel pacchetto ricevuto.</w:t>
       </w:r>
     </w:p>
     <w:p>
@@ -7372,6 +7276,753 @@
       </w:pPr>
       <w:r>
         <w:t>Fonte: riepiloghi CSV versionati per Ubuntu e replica Mac M4. I grafici sono rigenerabili da scripts/plot_e1_comparison.py.</w:t>
+      </w:r>
+    </w:p>
+    <w:p>
+      <w:r>
+        <w:br w:type="page"/>
+      </w:r>
+    </w:p>
+    <w:p>
+      <w:pPr>
+        <w:pStyle w:val="Heading1"/>
+      </w:pPr>
+      <w:r>
+        <w:t>Appendice A — Audit hardware e integrità dei risultati E1</w:t>
+      </w:r>
+    </w:p>
+    <w:p>
+      <w:pPr/>
+      <w:r>
+        <w:t>Aggiornamento 20 ottobre 2026. Questa appendice completa il report E1 pubblicato dopo la replica su Mac M4. Non introduce un nuovo test, non modifica gli split e non riaddestra alcun detector.</w:t>
+      </w:r>
+    </w:p>
+    <w:p>
+      <w:pPr>
+        <w:pStyle w:val="Heading2"/>
+      </w:pPr>
+      <w:r>
+        <w:t>A.1 Integrità delle sorgenti e del codice</w:t>
+      </w:r>
+    </w:p>
+    <w:tbl>
+      <w:tblPr>
+        <w:tblStyle w:val="LightShading-Accent1"/>
+        <w:tblW w:type="auto" w:w="0"/>
+        <w:tblLook w:firstColumn="1" w:firstRow="1" w:lastColumn="0" w:lastRow="0" w:noHBand="0" w:noVBand="1" w:val="04A0"/>
+      </w:tblPr>
+      <w:tblGrid>
+        <w:gridCol w:w="4831"/>
+        <w:gridCol w:w="4831"/>
+      </w:tblGrid>
+      <w:tr>
+        <w:tc>
+          <w:tcPr>
+            <w:tcW w:type="dxa" w:w="4831"/>
+            <w:vAlign w:val="center"/>
+          </w:tcPr>
+          <w:p>
+            <w:r>
+              <w:t>Verifica</w:t>
+            </w:r>
+          </w:p>
+        </w:tc>
+        <w:tc>
+          <w:tcPr>
+            <w:tcW w:type="dxa" w:w="4831"/>
+            <w:vAlign w:val="center"/>
+          </w:tcPr>
+          <w:p>
+            <w:r>
+              <w:t>Riscontro</w:t>
+            </w:r>
+          </w:p>
+        </w:tc>
+      </w:tr>
+      <w:tr>
+        <w:tc>
+          <w:tcPr>
+            <w:tcW w:type="dxa" w:w="4831"/>
+            <w:vAlign w:val="center"/>
+          </w:tcPr>
+          <w:p>
+            <w:r>
+              <w:t>Codice runner</w:t>
+            </w:r>
+          </w:p>
+        </w:tc>
+        <w:tc>
+          <w:tcPr>
+            <w:tcW w:type="dxa" w:w="4831"/>
+            <w:vAlign w:val="center"/>
+          </w:tcPr>
+          <w:p>
+            <w:r>
+              <w:t>SHA-256 verificato: a75aa3d844bb695a6d6155fe808394025b04c480d74d1e1b856eec5ca6f9c037. Diff dei file esecutivi riferito nullo da Fabrizio; output non allegato.</w:t>
+            </w:r>
+          </w:p>
+        </w:tc>
+      </w:tr>
+      <w:tr>
+        <w:tc>
+          <w:tcPr>
+            <w:tcW w:type="dxa" w:w="4831"/>
+            <w:vAlign w:val="center"/>
+          </w:tcPr>
+          <w:p>
+            <w:r>
+              <w:t>Configurazioni</w:t>
+            </w:r>
+          </w:p>
+        </w:tc>
+        <w:tc>
+          <w:tcPr>
+            <w:tcW w:type="dxa" w:w="4831"/>
+            <w:vAlign w:val="center"/>
+          </w:tcPr>
+          <w:p>
+            <w:r>
+              <w:t>Mac test e validation: stessi seed, X, split SHA, pesi SHA, submodule e schema payload dell’esperimento Ubuntu.</w:t>
+            </w:r>
+          </w:p>
+        </w:tc>
+      </w:tr>
+      <w:tr>
+        <w:tc>
+          <w:tcPr>
+            <w:tcW w:type="dxa" w:w="4831"/>
+            <w:vAlign w:val="center"/>
+          </w:tcPr>
+          <w:p>
+            <w:r>
+              <w:t>Payload manifest</w:t>
+            </w:r>
+          </w:p>
+        </w:tc>
+        <w:tc>
+          <w:tcPr>
+            <w:tcW w:type="dxa" w:w="4831"/>
+            <w:vAlign w:val="center"/>
+          </w:tcPr>
+          <w:p>
+            <w:r>
+              <w:t>403/403 hash ricreati: repeat 0, X23, 3 train + 200 validation + 200 test.</w:t>
+            </w:r>
+          </w:p>
+        </w:tc>
+      </w:tr>
+      <w:tr>
+        <w:tc>
+          <w:tcPr>
+            <w:tcW w:type="dxa" w:w="4831"/>
+            <w:vAlign w:val="center"/>
+          </w:tcPr>
+          <w:p>
+            <w:r>
+              <w:t>Validation Mac autonoma</w:t>
+            </w:r>
+          </w:p>
+        </w:tc>
+        <w:tc>
+          <w:tcPr>
+            <w:tcW w:type="dxa" w:w="4831"/>
+            <w:vAlign w:val="center"/>
+          </w:tcPr>
+          <w:p>
+            <w:r>
+              <w:t>16 righe summary, n=10 dichiarati per combinazione; AUROC centroid X23 = 0,882700.</w:t>
+            </w:r>
+          </w:p>
+        </w:tc>
+      </w:tr>
+      <w:tr>
+        <w:tc>
+          <w:tcPr>
+            <w:tcW w:type="dxa" w:w="4831"/>
+            <w:vAlign w:val="center"/>
+          </w:tcPr>
+          <w:p>
+            <w:r>
+              <w:t>Ambiente Mac</w:t>
+            </w:r>
+          </w:p>
+        </w:tc>
+        <w:tc>
+          <w:tcPr>
+            <w:tcW w:type="dxa" w:w="4831"/>
+            <w:vAlign w:val="center"/>
+          </w:tcPr>
+          <w:p>
+            <w:r>
+              <w:t>Apple M4 ARM64, 10 core (4P+6E), 16 GB RAM, macOS 27.0.1; raccolta delle versioni software incompleta per errori shell.</w:t>
+            </w:r>
+          </w:p>
+        </w:tc>
+      </w:tr>
+    </w:tbl>
+    <w:p>
+      <w:pPr>
+        <w:pStyle w:val="Heading2"/>
+      </w:pPr>
+      <w:r>
+        <w:t>A.2 Prestazioni del detector: due piattaforme</w:t>
+      </w:r>
+    </w:p>
+    <w:tbl>
+      <w:tblPr>
+        <w:tblStyle w:val="LightShading-Accent1"/>
+        <w:tblW w:type="auto" w:w="0"/>
+        <w:tblLook w:firstColumn="1" w:firstRow="1" w:lastColumn="0" w:lastRow="0" w:noHBand="0" w:noVBand="1" w:val="04A0"/>
+      </w:tblPr>
+      <w:tblGrid>
+        <w:gridCol w:w="2416"/>
+        <w:gridCol w:w="2416"/>
+        <w:gridCol w:w="2416"/>
+        <w:gridCol w:w="2416"/>
+      </w:tblGrid>
+      <w:tr>
+        <w:tc>
+          <w:tcPr>
+            <w:tcW w:type="dxa" w:w="2416"/>
+          </w:tcPr>
+          <w:p>
+            <w:r>
+              <w:t>X-LSB</w:t>
+            </w:r>
+          </w:p>
+        </w:tc>
+        <w:tc>
+          <w:tcPr>
+            <w:tcW w:type="dxa" w:w="2416"/>
+          </w:tcPr>
+          <w:p>
+            <w:r>
+              <w:t>AUROC Ubuntu</w:t>
+            </w:r>
+          </w:p>
+        </w:tc>
+        <w:tc>
+          <w:tcPr>
+            <w:tcW w:type="dxa" w:w="2416"/>
+          </w:tcPr>
+          <w:p>
+            <w:r>
+              <w:t>AUROC Mac</w:t>
+            </w:r>
+          </w:p>
+        </w:tc>
+        <w:tc>
+          <w:tcPr>
+            <w:tcW w:type="dxa" w:w="2416"/>
+          </w:tcPr>
+          <w:p>
+            <w:r>
+              <w:t>Mac - Ubuntu</w:t>
+            </w:r>
+          </w:p>
+        </w:tc>
+      </w:tr>
+      <w:tr>
+        <w:tc>
+          <w:tcPr>
+            <w:tcW w:type="dxa" w:w="2416"/>
+          </w:tcPr>
+          <w:p>
+            <w:r>
+              <w:t>1</w:t>
+            </w:r>
+          </w:p>
+        </w:tc>
+        <w:tc>
+          <w:tcPr>
+            <w:tcW w:type="dxa" w:w="2416"/>
+          </w:tcPr>
+          <w:p>
+            <w:r>
+              <w:t>0.500150</w:t>
+            </w:r>
+          </w:p>
+        </w:tc>
+        <w:tc>
+          <w:tcPr>
+            <w:tcW w:type="dxa" w:w="2416"/>
+          </w:tcPr>
+          <w:p>
+            <w:r>
+              <w:t>0.500209</w:t>
+            </w:r>
+          </w:p>
+        </w:tc>
+        <w:tc>
+          <w:tcPr>
+            <w:tcW w:type="dxa" w:w="2416"/>
+          </w:tcPr>
+          <w:p>
+            <w:r>
+              <w:t>+0.000059</w:t>
+            </w:r>
+          </w:p>
+        </w:tc>
+      </w:tr>
+      <w:tr>
+        <w:tc>
+          <w:tcPr>
+            <w:tcW w:type="dxa" w:w="2416"/>
+          </w:tcPr>
+          <w:p>
+            <w:r>
+              <w:t>8</w:t>
+            </w:r>
+          </w:p>
+        </w:tc>
+        <w:tc>
+          <w:tcPr>
+            <w:tcW w:type="dxa" w:w="2416"/>
+          </w:tcPr>
+          <w:p>
+            <w:r>
+              <w:t>0.508232</w:t>
+            </w:r>
+          </w:p>
+        </w:tc>
+        <w:tc>
+          <w:tcPr>
+            <w:tcW w:type="dxa" w:w="2416"/>
+          </w:tcPr>
+          <w:p>
+            <w:r>
+              <w:t>0.509388</w:t>
+            </w:r>
+          </w:p>
+        </w:tc>
+        <w:tc>
+          <w:tcPr>
+            <w:tcW w:type="dxa" w:w="2416"/>
+          </w:tcPr>
+          <w:p>
+            <w:r>
+              <w:t>+0.001156</w:t>
+            </w:r>
+          </w:p>
+        </w:tc>
+      </w:tr>
+      <w:tr>
+        <w:tc>
+          <w:tcPr>
+            <w:tcW w:type="dxa" w:w="2416"/>
+          </w:tcPr>
+          <w:p>
+            <w:r>
+              <w:t>16</w:t>
+            </w:r>
+          </w:p>
+        </w:tc>
+        <w:tc>
+          <w:tcPr>
+            <w:tcW w:type="dxa" w:w="2416"/>
+          </w:tcPr>
+          <w:p>
+            <w:r>
+              <w:t>0.501293</w:t>
+            </w:r>
+          </w:p>
+        </w:tc>
+        <w:tc>
+          <w:tcPr>
+            <w:tcW w:type="dxa" w:w="2416"/>
+          </w:tcPr>
+          <w:p>
+            <w:r>
+              <w:t>0.501425</w:t>
+            </w:r>
+          </w:p>
+        </w:tc>
+        <w:tc>
+          <w:tcPr>
+            <w:tcW w:type="dxa" w:w="2416"/>
+          </w:tcPr>
+          <w:p>
+            <w:r>
+              <w:t>+0.000132</w:t>
+            </w:r>
+          </w:p>
+        </w:tc>
+      </w:tr>
+      <w:tr>
+        <w:tc>
+          <w:tcPr>
+            <w:tcW w:type="dxa" w:w="2416"/>
+          </w:tcPr>
+          <w:p>
+            <w:r>
+              <w:t>23</w:t>
+            </w:r>
+          </w:p>
+        </w:tc>
+        <w:tc>
+          <w:tcPr>
+            <w:tcW w:type="dxa" w:w="2416"/>
+          </w:tcPr>
+          <w:p>
+            <w:r>
+              <w:t>0.901863</w:t>
+            </w:r>
+          </w:p>
+        </w:tc>
+        <w:tc>
+          <w:tcPr>
+            <w:tcW w:type="dxa" w:w="2416"/>
+          </w:tcPr>
+          <w:p>
+            <w:r>
+              <w:t>0.904378</w:t>
+            </w:r>
+          </w:p>
+        </w:tc>
+        <w:tc>
+          <w:tcPr>
+            <w:tcW w:type="dxa" w:w="2416"/>
+          </w:tcPr>
+          <w:p>
+            <w:r>
+              <w:t>+0.002515</w:t>
+            </w:r>
+          </w:p>
+        </w:tc>
+      </w:tr>
+    </w:tbl>
+    <w:p>
+      <w:r>
+        <w:t>A X23, la differenza delle medie AUROC è +0,0025145 (Mac−Ubuntu). Sono medie su 10 fit per X; non rappresentano una prova di equivalenza statistica, né un test su nuove architetture CNN.</w:t>
+      </w:r>
+    </w:p>
+    <w:p>
+      <w:pPr>
+        <w:jc w:val="center"/>
+      </w:pPr>
+      <w:r>
+        <w:drawing>
+          <wp:inline xmlns:a="http://schemas.openxmlformats.org/drawingml/2006/main" xmlns:pic="http://schemas.openxmlformats.org/drawingml/2006/picture">
+            <wp:extent cx="5472000" cy="3136391"/>
+            <wp:docPr id="6" name="Picture 6"/>
+            <wp:cNvGraphicFramePr>
+              <a:graphicFrameLocks noChangeAspect="1"/>
+            </wp:cNvGraphicFramePr>
+            <a:graphic>
+              <a:graphicData uri="http://schemas.openxmlformats.org/drawingml/2006/picture">
+                <pic:pic>
+                  <pic:nvPicPr>
+                    <pic:cNvPr id="0" name="e1_hw_auroc_comparison.png"/>
+                    <pic:cNvPicPr/>
+                  </pic:nvPicPr>
+                  <pic:blipFill>
+                    <a:blip r:embed="rId16"/>
+                    <a:stretch>
+                      <a:fillRect/>
+                    </a:stretch>
+                  </pic:blipFill>
+                  <pic:spPr>
+                    <a:xfrm>
+                      <a:off x="0" y="0"/>
+                      <a:ext cx="5472000" cy="3136391"/>
+                    </a:xfrm>
+                    <a:prstGeom prst="rect"/>
+                  </pic:spPr>
+                </pic:pic>
+              </a:graphicData>
+            </a:graphic>
+          </wp:inline>
+        </w:drawing>
+      </w:r>
+    </w:p>
+    <w:p>
+      <w:pPr>
+        <w:pStyle w:val="Caption"/>
+      </w:pPr>
+      <w:r>
+        <w:t>Figura A1. AUROC del classificatore centroid in funzione dell’intensità LSB: Ubuntu virtualizzato e Mac M4 CPU.</w:t>
+      </w:r>
+    </w:p>
+    <w:p>
+      <w:pPr>
+        <w:pStyle w:val="Heading2"/>
+      </w:pPr>
+      <w:r>
+        <w:t>A.3 Analisi dei tempi storici</w:t>
+      </w:r>
+    </w:p>
+    <w:tbl>
+      <w:tblPr>
+        <w:tblStyle w:val="LightShading-Accent1"/>
+        <w:tblW w:type="auto" w:w="0"/>
+        <w:tblLook w:firstColumn="1" w:firstRow="1" w:lastColumn="0" w:lastRow="0" w:noHBand="0" w:noVBand="1" w:val="04A0"/>
+      </w:tblPr>
+      <w:tblGrid>
+        <w:gridCol w:w="3221"/>
+        <w:gridCol w:w="3221"/>
+        <w:gridCol w:w="3221"/>
+      </w:tblGrid>
+      <w:tr>
+        <w:tc>
+          <w:tcPr>
+            <w:tcW w:type="dxa" w:w="3221"/>
+          </w:tcPr>
+          <w:p>
+            <w:r>
+              <w:t>Indicatore</w:t>
+            </w:r>
+          </w:p>
+        </w:tc>
+        <w:tc>
+          <w:tcPr>
+            <w:tcW w:type="dxa" w:w="3221"/>
+          </w:tcPr>
+          <w:p>
+            <w:r>
+              <w:t>Ubuntu VirtualBox</w:t>
+            </w:r>
+          </w:p>
+        </w:tc>
+        <w:tc>
+          <w:tcPr>
+            <w:tcW w:type="dxa" w:w="3221"/>
+          </w:tcPr>
+          <w:p>
+            <w:r>
+              <w:t>Mac M4 CPU</w:t>
+            </w:r>
+          </w:p>
+        </w:tc>
+      </w:tr>
+      <w:tr>
+        <w:tc>
+          <w:tcPr>
+            <w:tcW w:type="dxa" w:w="3221"/>
+          </w:tcPr>
+          <w:p>
+            <w:r>
+              <w:t>Fit distinti</w:t>
+            </w:r>
+          </w:p>
+        </w:tc>
+        <w:tc>
+          <w:tcPr>
+            <w:tcW w:type="dxa" w:w="3221"/>
+          </w:tcPr>
+          <w:p>
+            <w:r>
+              <w:t>40</w:t>
+            </w:r>
+          </w:p>
+        </w:tc>
+        <w:tc>
+          <w:tcPr>
+            <w:tcW w:type="dxa" w:w="3221"/>
+          </w:tcPr>
+          <w:p>
+            <w:r>
+              <w:t>40</w:t>
+            </w:r>
+          </w:p>
+        </w:tc>
+      </w:tr>
+      <w:tr>
+        <w:tc>
+          <w:tcPr>
+            <w:tcW w:type="dxa" w:w="3221"/>
+          </w:tcPr>
+          <w:p>
+            <w:r>
+              <w:t>elapsed_sec medio/fit</w:t>
+            </w:r>
+          </w:p>
+        </w:tc>
+        <w:tc>
+          <w:tcPr>
+            <w:tcW w:type="dxa" w:w="3221"/>
+          </w:tcPr>
+          <w:p>
+            <w:r>
+              <w:t>217,124 s</w:t>
+            </w:r>
+          </w:p>
+        </w:tc>
+        <w:tc>
+          <w:tcPr>
+            <w:tcW w:type="dxa" w:w="3221"/>
+          </w:tcPr>
+          <w:p>
+            <w:r>
+              <w:t>104,412 s</w:t>
+            </w:r>
+          </w:p>
+        </w:tc>
+      </w:tr>
+      <w:tr>
+        <w:tc>
+          <w:tcPr>
+            <w:tcW w:type="dxa" w:w="3221"/>
+          </w:tcPr>
+          <w:p>
+            <w:r>
+              <w:t>Totale intervalli misurati</w:t>
+            </w:r>
+          </w:p>
+        </w:tc>
+        <w:tc>
+          <w:tcPr>
+            <w:tcW w:type="dxa" w:w="3221"/>
+          </w:tcPr>
+          <w:p>
+            <w:r>
+              <w:t>~144,75 min</w:t>
+            </w:r>
+          </w:p>
+        </w:tc>
+        <w:tc>
+          <w:tcPr>
+            <w:tcW w:type="dxa" w:w="3221"/>
+          </w:tcPr>
+          <w:p>
+            <w:r>
+              <w:t>~69,61 min</w:t>
+            </w:r>
+          </w:p>
+        </w:tc>
+      </w:tr>
+      <w:tr>
+        <w:tc>
+          <w:tcPr>
+            <w:tcW w:type="dxa" w:w="3221"/>
+          </w:tcPr>
+          <w:p>
+            <w:r>
+              <w:t>Wall-clock completo</w:t>
+            </w:r>
+          </w:p>
+        </w:tc>
+        <w:tc>
+          <w:tcPr>
+            <w:tcW w:type="dxa" w:w="3221"/>
+          </w:tcPr>
+          <w:p>
+            <w:r>
+              <w:t>Non disponibile</w:t>
+            </w:r>
+          </w:p>
+        </w:tc>
+        <w:tc>
+          <w:tcPr>
+            <w:tcW w:type="dxa" w:w="3221"/>
+          </w:tcPr>
+          <w:p>
+            <w:r>
+              <w:t>Non disponibile</w:t>
+            </w:r>
+          </w:p>
+        </w:tc>
+      </w:tr>
+      <w:tr>
+        <w:tc>
+          <w:tcPr>
+            <w:tcW w:type="dxa" w:w="3221"/>
+          </w:tcPr>
+          <w:p>
+            <w:r>
+              <w:t>Picco RAM comparabile</w:t>
+            </w:r>
+          </w:p>
+        </w:tc>
+        <w:tc>
+          <w:tcPr>
+            <w:tcW w:type="dxa" w:w="3221"/>
+          </w:tcPr>
+          <w:p>
+            <w:r>
+              <w:t>Non disponibile</w:t>
+            </w:r>
+          </w:p>
+        </w:tc>
+        <w:tc>
+          <w:tcPr>
+            <w:tcW w:type="dxa" w:w="3221"/>
+          </w:tcPr>
+          <w:p>
+            <w:r>
+              <w:t>Non disponibile</w:t>
+            </w:r>
+          </w:p>
+        </w:tc>
+      </w:tr>
+    </w:tbl>
+    <w:p>
+      <w:r>
+        <w:t>Rapporto delle medie del tratto cronometrato Ubuntu/Mac: 2,079. L’informazione proviene dall’audit locale Ubuntu già eseguito e dal CSV Mac. Il tempo include una parte del fitting/valutazione, ma esclude avvio Python e preparazioni. La VM e il Mac differiscono anche per virtualizzazione, OS, RAM, build TensorFlow e threading: non è corretto attribuire questa differenza esclusivamente alla CPU M4.</w:t>
+      </w:r>
+    </w:p>
+    <w:p>
+      <w:pPr>
+        <w:jc w:val="center"/>
+      </w:pPr>
+      <w:r>
+        <w:drawing>
+          <wp:inline xmlns:a="http://schemas.openxmlformats.org/drawingml/2006/main" xmlns:pic="http://schemas.openxmlformats.org/drawingml/2006/picture">
+            <wp:extent cx="5292000" cy="2904147"/>
+            <wp:docPr id="7" name="Picture 7"/>
+            <wp:cNvGraphicFramePr>
+              <a:graphicFrameLocks noChangeAspect="1"/>
+            </wp:cNvGraphicFramePr>
+            <a:graphic>
+              <a:graphicData uri="http://schemas.openxmlformats.org/drawingml/2006/picture">
+                <pic:pic>
+                  <pic:nvPicPr>
+                    <pic:cNvPr id="0" name="e1_hw_mac_elapsed_by_x.png"/>
+                    <pic:cNvPicPr/>
+                  </pic:nvPicPr>
+                  <pic:blipFill>
+                    <a:blip r:embed="rId17"/>
+                    <a:stretch>
+                      <a:fillRect/>
+                    </a:stretch>
+                  </pic:blipFill>
+                  <pic:spPr>
+                    <a:xfrm>
+                      <a:off x="0" y="0"/>
+                      <a:ext cx="5292000" cy="2904147"/>
+                    </a:xfrm>
+                    <a:prstGeom prst="rect"/>
+                  </pic:spPr>
+                </pic:pic>
+              </a:graphicData>
+            </a:graphic>
+          </wp:inline>
+        </w:drawing>
+      </w:r>
+    </w:p>
+    <w:p>
+      <w:pPr>
+        <w:pStyle w:val="Caption"/>
+      </w:pPr>
+      <w:r>
+        <w:t>Figura A2. Tempi medi Mac per X con deviazione standard sui 10 fit distinti.</w:t>
+      </w:r>
+    </w:p>
+    <w:p>
+      <w:pPr>
+        <w:pStyle w:val="Heading2"/>
+      </w:pPr>
+      <w:r>
+        <w:t>A.4 Materiali e decisione operativa</w:t>
+      </w:r>
+    </w:p>
+    <w:p>
+      <w:r>
+        <w:t>Le fonti originali della replica Mac sono conservate in results/replicas/e1_mac_m4/, con l’audit integrativo nella sottocartella audit/. Il workbook E1_grafici.xlsx include ora Audit_hardware e Mac_val_standalone. Lo script audit_e1_platforms.py è già stato eseguito su Ubuntu: la tabella per-run paired resta recuperabile localmente, senza training, per eventuali grafici di dispersione aggiuntivi.</w:t>
+      </w:r>
+    </w:p>
+    <w:p>
+      <w:r>
+        <w:t>CONCLUSIONE. E1 resta chiuso nel perimetro di misurazione in-distribution. L’audit mostra riproducibilità qualitativa e integrità dei payload, ma non equivalenza bitwise, validità OOD o benchmark hardware causale. La progettazione di E2 può cominciare senza ripetere la campagna E1.</w:t>
       </w:r>
     </w:p>
     <w:sectPr>
@@ -7856,7 +8507,7 @@
       <w:rFonts w:asciiTheme="majorHAnsi" w:eastAsiaTheme="majorEastAsia" w:hAnsiTheme="majorHAnsi" w:cstheme="majorBidi" w:ascii="Aptos Display" w:hAnsi="Aptos Display"/>
       <w:b/>
       <w:bCs/>
-      <w:color w:val="123052"/>
+      <w:color w:val="153952"/>
       <w:sz w:val="30"/>
       <w:szCs w:val="28"/>
     </w:rPr>
@@ -7880,7 +8531,7 @@
       <w:rFonts w:asciiTheme="majorHAnsi" w:eastAsiaTheme="majorEastAsia" w:hAnsiTheme="majorHAnsi" w:cstheme="majorBidi" w:ascii="Aptos Display" w:hAnsi="Aptos Display"/>
       <w:b/>
       <w:bCs/>
-      <w:color w:val="123052"/>
+      <w:color w:val="106569"/>
       <w:sz w:val="24"/>
       <w:szCs w:val="26"/>
     </w:rPr>
